--- a/docs/Design dokument.docx
+++ b/docs/Design dokument.docx
@@ -1,32 +1,31 @@
 
 <file path=word/document.xml><?xml version="1.0" encoding="utf-8"?>
-<w:document xmlns:mc="http://schemas.openxmlformats.org/markup-compatibility/2006" xmlns:o="urn:schemas-microsoft-com:office:office" xmlns:r="http://schemas.openxmlformats.org/officeDocument/2006/relationships" xmlns:m="http://schemas.openxmlformats.org/officeDocument/2006/math" xmlns:v="urn:schemas-microsoft-com:vml" xmlns:wp="http://schemas.openxmlformats.org/drawingml/2006/wordprocessingDrawing" xmlns:w10="urn:schemas-microsoft-com:office:word" xmlns:w="http://schemas.openxmlformats.org/wordprocessingml/2006/main" xmlns:wne="http://schemas.microsoft.com/office/word/2006/wordml" xmlns:sl="http://schemas.openxmlformats.org/schemaLibrary/2006/main" xmlns:a="http://schemas.openxmlformats.org/drawingml/2006/main" xmlns:pic="http://schemas.openxmlformats.org/drawingml/2006/picture" xmlns:c="http://schemas.openxmlformats.org/drawingml/2006/chart" xmlns:lc="http://schemas.openxmlformats.org/drawingml/2006/lockedCanvas" xmlns:dgm="http://schemas.openxmlformats.org/drawingml/2006/diagram" xmlns:wps="http://schemas.microsoft.com/office/word/2010/wordprocessingShape" xmlns:wpg="http://schemas.microsoft.com/office/word/2010/wordprocessingGroup" xmlns:w14="http://schemas.microsoft.com/office/word/2010/wordml" xmlns:w15="http://schemas.microsoft.com/office/word/2012/wordml" xmlns:w16="http://schemas.microsoft.com/office/word/2018/wordml" xmlns:w16cex="http://schemas.microsoft.com/office/word/2018/wordml/cex" xmlns:w16cid="http://schemas.microsoft.com/office/word/2016/wordml/cid" xmlns="http://schemas.microsoft.com/office/tasks/2019/documenttasks" xmlns:cr="http://schemas.microsoft.com/office/comments/2020/reactions">
+<w:document xmlns:wpc="http://schemas.microsoft.com/office/word/2010/wordprocessingCanvas" xmlns:cx="http://schemas.microsoft.com/office/drawing/2014/chartex" xmlns:cx1="http://schemas.microsoft.com/office/drawing/2015/9/8/chartex" xmlns:cx2="http://schemas.microsoft.com/office/drawing/2015/10/21/chartex" xmlns:cx3="http://schemas.microsoft.com/office/drawing/2016/5/9/chartex" xmlns:cx4="http://schemas.microsoft.com/office/drawing/2016/5/10/chartex" xmlns:cx5="http://schemas.microsoft.com/office/drawing/2016/5/11/chartex" xmlns:cx6="http://schemas.microsoft.com/office/drawing/2016/5/12/chartex" xmlns:cx7="http://schemas.microsoft.com/office/drawing/2016/5/13/chartex" xmlns:cx8="http://schemas.microsoft.com/office/drawing/2016/5/14/chartex" xmlns:mc="http://schemas.openxmlformats.org/markup-compatibility/2006" xmlns:aink="http://schemas.microsoft.com/office/drawing/2016/ink" xmlns:am3d="http://schemas.microsoft.com/office/drawing/2017/model3d" xmlns:o="urn:schemas-microsoft-com:office:office" xmlns:oel="http://schemas.microsoft.com/office/2019/extlst" xmlns:r="http://schemas.openxmlformats.org/officeDocument/2006/relationships" xmlns:m="http://schemas.openxmlformats.org/officeDocument/2006/math" xmlns:v="urn:schemas-microsoft-com:vml" xmlns:wp14="http://schemas.microsoft.com/office/word/2010/wordprocessingDrawing" xmlns:wp="http://schemas.openxmlformats.org/drawingml/2006/wordprocessingDrawing" xmlns:w10="urn:schemas-microsoft-com:office:word" xmlns:w="http://schemas.openxmlformats.org/wordprocessingml/2006/main" xmlns:w14="http://schemas.microsoft.com/office/word/2010/wordml" xmlns:w15="http://schemas.microsoft.com/office/word/2012/wordml" xmlns:w16cex="http://schemas.microsoft.com/office/word/2018/wordml/cex" xmlns:w16cid="http://schemas.microsoft.com/office/word/2016/wordml/cid" xmlns:w16="http://schemas.microsoft.com/office/word/2018/wordml" xmlns:w16du="http://schemas.microsoft.com/office/word/2023/wordml/word16du" xmlns:w16sdtdh="http://schemas.microsoft.com/office/word/2020/wordml/sdtdatahash" xmlns:w16sdtfl="http://schemas.microsoft.com/office/word/2024/wordml/sdtformatlock" xmlns:w16se="http://schemas.microsoft.com/office/word/2015/wordml/symex" xmlns:wpg="http://schemas.microsoft.com/office/word/2010/wordprocessingGroup" xmlns:wpi="http://schemas.microsoft.com/office/word/2010/wordprocessingInk" xmlns:wne="http://schemas.microsoft.com/office/word/2006/wordml" xmlns:wps="http://schemas.microsoft.com/office/word/2010/wordprocessingShape" mc:Ignorable="w14 w15 w16se w16cid w16 w16cex w16sdtdh w16sdtfl w16du wp14">
   <w:body>
     <w:p>
       <w:pPr>
         <w:pStyle w:val="Heading1"/>
         <w:keepNext w:val="0"/>
         <w:keepLines w:val="0"/>
-        <w:spacing w:before="480" w:lineRule="auto"/>
+        <w:spacing w:before="480"/>
         <w:jc w:val="center"/>
         <w:rPr>
-          <w:rFonts w:ascii="Times New Roman" w:cs="Times New Roman" w:eastAsia="Times New Roman" w:hAnsi="Times New Roman"/>
-          <w:b w:val="1"/>
-          <w:bCs w:val="1"/>
+          <w:rFonts w:ascii="Times New Roman" w:eastAsia="Times New Roman" w:hAnsi="Times New Roman" w:cs="Times New Roman"/>
+          <w:b/>
+          <w:bCs/>
           <w:sz w:val="46"/>
           <w:szCs w:val="46"/>
         </w:rPr>
       </w:pPr>
-      <w:bookmarkStart w:colFirst="0" w:colLast="0" w:name="_ftist6iv5fz8" w:id="0"/>
+      <w:bookmarkStart w:id="0" w:name="_ftist6iv5fz8" w:colFirst="0" w:colLast="0"/>
       <w:bookmarkEnd w:id="0"/>
       <w:r>
         <w:rPr>
-          <w:rFonts w:ascii="Times New Roman" w:cs="Times New Roman" w:eastAsia="Times New Roman" w:hAnsi="Times New Roman"/>
-          <w:b w:val="1"/>
-          <w:bCs w:val="1"/>
+          <w:rFonts w:ascii="Times New Roman" w:eastAsia="Times New Roman" w:hAnsi="Times New Roman" w:cs="Times New Roman"/>
+          <w:b/>
+          <w:bCs/>
           <w:sz w:val="46"/>
           <w:szCs w:val="46"/>
-          <w:rtl w:val="0"/>
         </w:rPr>
         <w:t xml:space="preserve">Designdokument – Slice-Management </w:t>
       </w:r>
@@ -36,41 +35,42 @@
         <w:pStyle w:val="Heading2"/>
         <w:keepNext w:val="0"/>
         <w:keepLines w:val="0"/>
-        <w:spacing w:after="80" w:lineRule="auto"/>
+        <w:spacing w:after="80"/>
         <w:jc w:val="center"/>
         <w:rPr>
-          <w:rFonts w:ascii="Times New Roman" w:cs="Times New Roman" w:eastAsia="Times New Roman" w:hAnsi="Times New Roman"/>
-          <w:b w:val="1"/>
-          <w:bCs w:val="1"/>
-          <w:sz w:val="24"/>
-          <w:szCs w:val="24"/>
-        </w:rPr>
-      </w:pPr>
-      <w:bookmarkStart w:colFirst="0" w:colLast="0" w:name="_s8eqkv3n67gm" w:id="1"/>
+          <w:rFonts w:ascii="Times New Roman" w:eastAsia="Times New Roman" w:hAnsi="Times New Roman" w:cs="Times New Roman"/>
+          <w:b/>
+          <w:bCs/>
+          <w:sz w:val="24"/>
+          <w:szCs w:val="24"/>
+        </w:rPr>
+      </w:pPr>
+      <w:bookmarkStart w:id="1" w:name="_s8eqkv3n67gm" w:colFirst="0" w:colLast="0"/>
       <w:bookmarkEnd w:id="1"/>
       <w:r>
         <w:rPr>
-          <w:rFonts w:ascii="Times New Roman" w:cs="Times New Roman" w:eastAsia="Times New Roman" w:hAnsi="Times New Roman"/>
-          <w:b w:val="1"/>
-          <w:bCs w:val="1"/>
+          <w:rFonts w:ascii="Times New Roman" w:eastAsia="Times New Roman" w:hAnsi="Times New Roman" w:cs="Times New Roman"/>
+          <w:b/>
+          <w:bCs/>
           <w:sz w:val="24"/>
           <w:szCs w:val="24"/>
         </w:rPr>
         <w:drawing>
-          <wp:inline distB="114300" distT="114300" distL="114300" distR="114300">
+          <wp:inline distT="114300" distB="114300" distL="114300" distR="114300" wp14:anchorId="24530E1E" wp14:editId="21515530">
             <wp:extent cx="3660037" cy="7615238"/>
-            <wp:effectExtent b="0" l="0" r="0" t="0"/>
+            <wp:effectExtent l="0" t="0" r="0" b="0"/>
             <wp:docPr id="1" name="image2.png"/>
-            <a:graphic>
+            <wp:cNvGraphicFramePr/>
+            <a:graphic xmlns:a="http://schemas.openxmlformats.org/drawingml/2006/main">
               <a:graphicData uri="http://schemas.openxmlformats.org/drawingml/2006/picture">
-                <pic:pic>
+                <pic:pic xmlns:pic="http://schemas.openxmlformats.org/drawingml/2006/picture">
                   <pic:nvPicPr>
                     <pic:cNvPr id="0" name="image2.png"/>
                     <pic:cNvPicPr preferRelativeResize="0"/>
                   </pic:nvPicPr>
                   <pic:blipFill>
-                    <a:blip r:embed="rId6"/>
-                    <a:srcRect b="0" l="0" r="0" t="0"/>
+                    <a:blip r:embed="rId5"/>
+                    <a:srcRect/>
                     <a:stretch>
                       <a:fillRect/>
                     </a:stretch>
@@ -80,7 +80,9 @@
                       <a:off x="0" y="0"/>
                       <a:ext cx="3660037" cy="7615238"/>
                     </a:xfrm>
-                    <a:prstGeom prst="rect"/>
+                    <a:prstGeom prst="rect">
+                      <a:avLst/>
+                    </a:prstGeom>
                     <a:ln/>
                   </pic:spPr>
                 </pic:pic>
@@ -89,209 +91,176 @@
           </wp:inline>
         </w:drawing>
       </w:r>
-      <w:r>
-        <w:rPr>
-          <w:rtl w:val="0"/>
-        </w:rPr>
-      </w:r>
-    </w:p>
-    <w:p>
-      <w:pPr>
-        <w:spacing w:after="220" w:before="220" w:line="342.85714285714283" w:lineRule="auto"/>
-        <w:rPr>
-          <w:rFonts w:ascii="Times New Roman" w:cs="Times New Roman" w:eastAsia="Times New Roman" w:hAnsi="Times New Roman"/>
-          <w:sz w:val="24"/>
-          <w:szCs w:val="24"/>
-        </w:rPr>
-      </w:pPr>
-      <w:r>
-        <w:rPr>
-          <w:rFonts w:ascii="Times New Roman" w:cs="Times New Roman" w:eastAsia="Times New Roman" w:hAnsi="Times New Roman"/>
-          <w:sz w:val="24"/>
-          <w:szCs w:val="24"/>
-          <w:rtl w:val="0"/>
-        </w:rPr>
+    </w:p>
+    <w:p>
+      <w:pPr>
+        <w:spacing w:before="220" w:after="220" w:line="342" w:lineRule="auto"/>
+        <w:rPr>
+          <w:rFonts w:ascii="Times New Roman" w:eastAsia="Times New Roman" w:hAnsi="Times New Roman" w:cs="Times New Roman"/>
+          <w:sz w:val="24"/>
+          <w:szCs w:val="24"/>
+        </w:rPr>
+      </w:pPr>
+      <w:r>
+        <w:rPr>
+          <w:rFonts w:ascii="Times New Roman" w:eastAsia="Times New Roman" w:hAnsi="Times New Roman" w:cs="Times New Roman"/>
+          <w:sz w:val="24"/>
+          <w:szCs w:val="24"/>
+        </w:rPr>
+        <w:lastRenderedPageBreak/>
         <w:t xml:space="preserve">Webdesignet for Slice-Management tager udgangspunkt i en enkel og overskuelig struktur med fokus på brugervenlighed og visuel klarhed. Layoutet er opbygget i tydelige sektioner, som guider brugeren fra introduktion til produktvalg og videre til supplerende information. Øverst på siden findes en topbar med praktisk information om fragt og kundeservice. Under denne er navigationsbaren placeret med logo til venstre og menupunkter centralt (shop, opskrifter, om os og kontakt), mens søgefunktion og kurv-ikon er placeret til højre. Denne struktur gør det nemt for brugeren hurtigt at orientere sig og tilgå centrale funktioner. Forsiden domineres af en stor hero-sektion med et visuelt fokuspunkt i form af produktbilleder. </w:t>
       </w:r>
     </w:p>
     <w:p>
       <w:pPr>
-        <w:spacing w:after="220" w:before="220" w:line="342.85714285714283" w:lineRule="auto"/>
-        <w:rPr>
-          <w:rFonts w:ascii="Times New Roman" w:cs="Times New Roman" w:eastAsia="Times New Roman" w:hAnsi="Times New Roman"/>
-          <w:sz w:val="24"/>
-          <w:szCs w:val="24"/>
-        </w:rPr>
-      </w:pPr>
-      <w:r>
-        <w:rPr>
-          <w:rFonts w:ascii="Times New Roman" w:cs="Times New Roman" w:eastAsia="Times New Roman" w:hAnsi="Times New Roman"/>
-          <w:sz w:val="24"/>
-          <w:szCs w:val="24"/>
-          <w:rtl w:val="0"/>
+        <w:spacing w:before="220" w:after="220" w:line="342" w:lineRule="auto"/>
+        <w:rPr>
+          <w:rFonts w:ascii="Times New Roman" w:eastAsia="Times New Roman" w:hAnsi="Times New Roman" w:cs="Times New Roman"/>
+          <w:sz w:val="24"/>
+          <w:szCs w:val="24"/>
+        </w:rPr>
+      </w:pPr>
+      <w:r>
+        <w:rPr>
+          <w:rFonts w:ascii="Times New Roman" w:eastAsia="Times New Roman" w:hAnsi="Times New Roman" w:cs="Times New Roman"/>
+          <w:sz w:val="24"/>
+          <w:szCs w:val="24"/>
         </w:rPr>
         <w:t xml:space="preserve">Billedet fungerer som et blikfang og bidrager til at skabe en identitet omkring produktet. Umiddelbart under hero-sektionen fremhæves tre centrale værdiforslag (fri fragt, kundeservice og stort udvalg), som understøtter troværdighed og overblik. Herefter præsenteres en sektion med populære produkter, hvor hvert produkt vises ensartet med billede, navn og pris. Layoutet er grid-baseret, hvilket sikrer en struktureret og letlæselig præsentation. Derudover indeholder siden en sektion med pizzaopskrifter, som er opstillet simpelt som tekstlinks og fungerer som inspiration til brugeren. Farvepaletten er afdæmpet og domineret af neutrale og grønne nuancer, hvilket skaber et roligt og sammenhængende visuelt udtryk. </w:t>
       </w:r>
     </w:p>
     <w:p>
       <w:pPr>
-        <w:spacing w:after="220" w:before="220" w:line="342.85714285714283" w:lineRule="auto"/>
-        <w:rPr>
-          <w:rFonts w:ascii="Times New Roman" w:cs="Times New Roman" w:eastAsia="Times New Roman" w:hAnsi="Times New Roman"/>
-          <w:sz w:val="24"/>
-          <w:szCs w:val="24"/>
-        </w:rPr>
-      </w:pPr>
-      <w:r>
-        <w:rPr>
-          <w:rFonts w:ascii="Times New Roman" w:cs="Times New Roman" w:eastAsia="Times New Roman" w:hAnsi="Times New Roman"/>
-          <w:sz w:val="24"/>
-          <w:szCs w:val="24"/>
-          <w:rtl w:val="0"/>
-        </w:rPr>
-        <w:t xml:space="preserve">Der anvendes konsistente marginer og spacing for at sikre visuel balance mellem sektionerne. Nederst afsluttes siden med en footer, som er opdelt i flere kolonner med information om virksomheden, kundeservice og yderligere links. Dette giver brugeren adgang til relevant information uden at forstyrre hovedindholdet. Samlet set er designet kendetegnet ved en klar hierarkisk opbygning, hvor brugeren ledes fra introduktion til handling gennem en logisk og intuitiv struktur.</w:t>
-      </w:r>
-    </w:p>
-    <w:p>
-      <w:pPr>
-        <w:rPr>
-          <w:rFonts w:ascii="Times New Roman" w:cs="Times New Roman" w:eastAsia="Times New Roman" w:hAnsi="Times New Roman"/>
-        </w:rPr>
-      </w:pPr>
-      <w:r>
-        <w:rPr>
-          <w:rtl w:val="0"/>
-        </w:rPr>
-      </w:r>
+        <w:spacing w:before="220" w:after="220" w:line="342" w:lineRule="auto"/>
+        <w:rPr>
+          <w:rFonts w:ascii="Times New Roman" w:eastAsia="Times New Roman" w:hAnsi="Times New Roman" w:cs="Times New Roman"/>
+          <w:sz w:val="24"/>
+          <w:szCs w:val="24"/>
+        </w:rPr>
+      </w:pPr>
+      <w:r>
+        <w:rPr>
+          <w:rFonts w:ascii="Times New Roman" w:eastAsia="Times New Roman" w:hAnsi="Times New Roman" w:cs="Times New Roman"/>
+          <w:sz w:val="24"/>
+          <w:szCs w:val="24"/>
+        </w:rPr>
+        <w:t>Der anvendes konsistente marginer og spacing for at sikre visuel balance mellem sektionerne. Nederst afsluttes siden med en footer, som er opdelt i flere kolonner med information om virksomheden, kundeservice og yderligere links. Dette giver brugeren adgang til relevant information uden at forstyrre hovedindholdet. Samlet set er designet kendetegnet ved en klar hierarkisk opbygning, hvor brugeren ledes fra introduktion til handling gennem en logisk og intuitiv struktur.</w:t>
+      </w:r>
+    </w:p>
+    <w:p>
+      <w:pPr>
+        <w:rPr>
+          <w:rFonts w:ascii="Times New Roman" w:eastAsia="Times New Roman" w:hAnsi="Times New Roman" w:cs="Times New Roman"/>
+        </w:rPr>
+      </w:pPr>
     </w:p>
     <w:p>
       <w:pPr>
         <w:pStyle w:val="Heading2"/>
         <w:keepNext w:val="0"/>
         <w:keepLines w:val="0"/>
-        <w:spacing w:after="80" w:lineRule="auto"/>
-        <w:rPr>
-          <w:rFonts w:ascii="Times New Roman" w:cs="Times New Roman" w:eastAsia="Times New Roman" w:hAnsi="Times New Roman"/>
-          <w:b w:val="1"/>
-          <w:bCs w:val="1"/>
+        <w:spacing w:after="80"/>
+        <w:rPr>
+          <w:rFonts w:ascii="Times New Roman" w:eastAsia="Times New Roman" w:hAnsi="Times New Roman" w:cs="Times New Roman"/>
+          <w:b/>
+          <w:bCs/>
           <w:sz w:val="34"/>
           <w:szCs w:val="34"/>
         </w:rPr>
       </w:pPr>
-      <w:bookmarkStart w:colFirst="0" w:colLast="0" w:name="_9hvdgdlq55m8" w:id="2"/>
+      <w:bookmarkStart w:id="2" w:name="_9hvdgdlq55m8" w:colFirst="0" w:colLast="0"/>
       <w:bookmarkEnd w:id="2"/>
-      <w:r>
-        <w:rPr>
-          <w:rtl w:val="0"/>
-        </w:rPr>
-      </w:r>
     </w:p>
     <w:p>
       <w:pPr>
         <w:pStyle w:val="Heading2"/>
         <w:keepNext w:val="0"/>
         <w:keepLines w:val="0"/>
-        <w:spacing w:after="80" w:lineRule="auto"/>
-        <w:rPr>
-          <w:rFonts w:ascii="Times New Roman" w:cs="Times New Roman" w:eastAsia="Times New Roman" w:hAnsi="Times New Roman"/>
-          <w:b w:val="1"/>
-          <w:bCs w:val="1"/>
+        <w:spacing w:after="80"/>
+        <w:rPr>
+          <w:rFonts w:ascii="Times New Roman" w:eastAsia="Times New Roman" w:hAnsi="Times New Roman" w:cs="Times New Roman"/>
+          <w:b/>
+          <w:bCs/>
           <w:sz w:val="34"/>
           <w:szCs w:val="34"/>
         </w:rPr>
       </w:pPr>
-      <w:bookmarkStart w:colFirst="0" w:colLast="0" w:name="_aj4zhepopqxn" w:id="3"/>
+      <w:bookmarkStart w:id="3" w:name="_aj4zhepopqxn" w:colFirst="0" w:colLast="0"/>
       <w:bookmarkEnd w:id="3"/>
-      <w:r>
-        <w:rPr>
-          <w:rtl w:val="0"/>
-        </w:rPr>
-      </w:r>
     </w:p>
     <w:p>
       <w:pPr>
         <w:pStyle w:val="Heading2"/>
         <w:keepNext w:val="0"/>
         <w:keepLines w:val="0"/>
-        <w:spacing w:after="80" w:lineRule="auto"/>
-        <w:rPr>
-          <w:rFonts w:ascii="Times New Roman" w:cs="Times New Roman" w:eastAsia="Times New Roman" w:hAnsi="Times New Roman"/>
-          <w:b w:val="1"/>
-          <w:bCs w:val="1"/>
+        <w:spacing w:after="80"/>
+        <w:rPr>
+          <w:rFonts w:ascii="Times New Roman" w:eastAsia="Times New Roman" w:hAnsi="Times New Roman" w:cs="Times New Roman"/>
+          <w:b/>
+          <w:bCs/>
           <w:sz w:val="34"/>
           <w:szCs w:val="34"/>
         </w:rPr>
       </w:pPr>
-      <w:bookmarkStart w:colFirst="0" w:colLast="0" w:name="_5eywb7xpv2rz" w:id="4"/>
+      <w:bookmarkStart w:id="4" w:name="_5eywb7xpv2rz" w:colFirst="0" w:colLast="0"/>
       <w:bookmarkEnd w:id="4"/>
-      <w:r>
-        <w:rPr>
-          <w:rtl w:val="0"/>
-        </w:rPr>
-      </w:r>
     </w:p>
     <w:p>
       <w:pPr>
         <w:pStyle w:val="Heading2"/>
         <w:keepNext w:val="0"/>
         <w:keepLines w:val="0"/>
-        <w:spacing w:after="80" w:lineRule="auto"/>
-        <w:rPr>
-          <w:rFonts w:ascii="Times New Roman" w:cs="Times New Roman" w:eastAsia="Times New Roman" w:hAnsi="Times New Roman"/>
-          <w:b w:val="1"/>
-          <w:bCs w:val="1"/>
+        <w:spacing w:after="80"/>
+        <w:rPr>
+          <w:rFonts w:ascii="Times New Roman" w:eastAsia="Times New Roman" w:hAnsi="Times New Roman" w:cs="Times New Roman"/>
+          <w:b/>
+          <w:bCs/>
           <w:sz w:val="34"/>
           <w:szCs w:val="34"/>
         </w:rPr>
       </w:pPr>
-      <w:bookmarkStart w:colFirst="0" w:colLast="0" w:name="_p2lum9b7ptpa" w:id="5"/>
+      <w:bookmarkStart w:id="5" w:name="_p2lum9b7ptpa" w:colFirst="0" w:colLast="0"/>
       <w:bookmarkEnd w:id="5"/>
-      <w:r>
-        <w:rPr>
-          <w:rtl w:val="0"/>
-        </w:rPr>
-      </w:r>
     </w:p>
     <w:p>
       <w:pPr>
         <w:pStyle w:val="Heading2"/>
         <w:keepNext w:val="0"/>
         <w:keepLines w:val="0"/>
-        <w:spacing w:after="80" w:lineRule="auto"/>
-        <w:rPr>
-          <w:rFonts w:ascii="Times New Roman" w:cs="Times New Roman" w:eastAsia="Times New Roman" w:hAnsi="Times New Roman"/>
-          <w:b w:val="1"/>
-          <w:bCs w:val="1"/>
+        <w:spacing w:after="80"/>
+        <w:rPr>
+          <w:rFonts w:ascii="Times New Roman" w:eastAsia="Times New Roman" w:hAnsi="Times New Roman" w:cs="Times New Roman"/>
+          <w:b/>
+          <w:bCs/>
           <w:sz w:val="34"/>
           <w:szCs w:val="34"/>
         </w:rPr>
       </w:pPr>
-      <w:bookmarkStart w:colFirst="0" w:colLast="0" w:name="_86x2rkwm1zqc" w:id="6"/>
+      <w:bookmarkStart w:id="6" w:name="_86x2rkwm1zqc" w:colFirst="0" w:colLast="0"/>
       <w:bookmarkEnd w:id="6"/>
       <w:r>
         <w:rPr>
-          <w:rFonts w:ascii="Times New Roman" w:cs="Times New Roman" w:eastAsia="Times New Roman" w:hAnsi="Times New Roman"/>
-          <w:b w:val="1"/>
-          <w:bCs w:val="1"/>
+          <w:rFonts w:ascii="Times New Roman" w:eastAsia="Times New Roman" w:hAnsi="Times New Roman" w:cs="Times New Roman"/>
+          <w:b/>
+          <w:bCs/>
           <w:sz w:val="34"/>
           <w:szCs w:val="34"/>
-          <w:rtl w:val="0"/>
-        </w:rPr>
-        <w:t xml:space="preserve">1. Introduktion</w:t>
-      </w:r>
-    </w:p>
-    <w:p>
-      <w:pPr>
-        <w:rPr>
-          <w:rFonts w:ascii="Times New Roman" w:cs="Times New Roman" w:eastAsia="Times New Roman" w:hAnsi="Times New Roman"/>
-        </w:rPr>
-      </w:pPr>
-      <w:r>
-        <w:rPr>
-          <w:rFonts w:ascii="Times New Roman" w:cs="Times New Roman" w:eastAsia="Times New Roman" w:hAnsi="Times New Roman"/>
-          <w:rtl w:val="0"/>
-        </w:rPr>
-        <w:t xml:space="preserve">Dette dokument beskriver det fulde systemdesign for webshoppen Slice-Management og indeholder:</w:t>
+        </w:rPr>
+        <w:lastRenderedPageBreak/>
+        <w:t>1. Introduktion</w:t>
+      </w:r>
+    </w:p>
+    <w:p>
+      <w:pPr>
+        <w:rPr>
+          <w:rFonts w:ascii="Times New Roman" w:eastAsia="Times New Roman" w:hAnsi="Times New Roman" w:cs="Times New Roman"/>
+        </w:rPr>
+      </w:pPr>
+      <w:r>
+        <w:rPr>
+          <w:rFonts w:ascii="Times New Roman" w:eastAsia="Times New Roman" w:hAnsi="Times New Roman" w:cs="Times New Roman"/>
+        </w:rPr>
+        <w:t>Dette dokument beskriver det fulde systemdesign for webshoppen Slice-Management og indeholder:</w:t>
       </w:r>
     </w:p>
     <w:p>
@@ -300,17 +269,15 @@
           <w:ilvl w:val="0"/>
           <w:numId w:val="10"/>
         </w:numPr>
-        <w:ind w:left="720" w:hanging="360"/>
-        <w:rPr>
-          <w:rFonts w:ascii="Times New Roman" w:cs="Times New Roman" w:eastAsia="Times New Roman" w:hAnsi="Times New Roman"/>
-        </w:rPr>
-      </w:pPr>
-      <w:r>
-        <w:rPr>
-          <w:rFonts w:ascii="Times New Roman" w:cs="Times New Roman" w:eastAsia="Times New Roman" w:hAnsi="Times New Roman"/>
-          <w:rtl w:val="0"/>
-        </w:rPr>
-        <w:t xml:space="preserve">Systemarkitektur</w:t>
+        <w:rPr>
+          <w:rFonts w:ascii="Times New Roman" w:eastAsia="Times New Roman" w:hAnsi="Times New Roman" w:cs="Times New Roman"/>
+        </w:rPr>
+      </w:pPr>
+      <w:r>
+        <w:rPr>
+          <w:rFonts w:ascii="Times New Roman" w:eastAsia="Times New Roman" w:hAnsi="Times New Roman" w:cs="Times New Roman"/>
+        </w:rPr>
+        <w:t>Systemarkitektur</w:t>
       </w:r>
     </w:p>
     <w:p>
@@ -319,17 +286,15 @@
           <w:ilvl w:val="0"/>
           <w:numId w:val="10"/>
         </w:numPr>
-        <w:ind w:left="720" w:hanging="360"/>
-        <w:rPr>
-          <w:rFonts w:ascii="Times New Roman" w:cs="Times New Roman" w:eastAsia="Times New Roman" w:hAnsi="Times New Roman"/>
-        </w:rPr>
-      </w:pPr>
-      <w:r>
-        <w:rPr>
-          <w:rFonts w:ascii="Times New Roman" w:cs="Times New Roman" w:eastAsia="Times New Roman" w:hAnsi="Times New Roman"/>
-          <w:rtl w:val="0"/>
-        </w:rPr>
-        <w:t xml:space="preserve">Datadesign</w:t>
+        <w:rPr>
+          <w:rFonts w:ascii="Times New Roman" w:eastAsia="Times New Roman" w:hAnsi="Times New Roman" w:cs="Times New Roman"/>
+        </w:rPr>
+      </w:pPr>
+      <w:r>
+        <w:rPr>
+          <w:rFonts w:ascii="Times New Roman" w:eastAsia="Times New Roman" w:hAnsi="Times New Roman" w:cs="Times New Roman"/>
+        </w:rPr>
+        <w:t>Datadesign</w:t>
       </w:r>
     </w:p>
     <w:p>
@@ -338,17 +303,15 @@
           <w:ilvl w:val="0"/>
           <w:numId w:val="10"/>
         </w:numPr>
-        <w:ind w:left="720" w:hanging="360"/>
-        <w:rPr>
-          <w:rFonts w:ascii="Times New Roman" w:cs="Times New Roman" w:eastAsia="Times New Roman" w:hAnsi="Times New Roman"/>
-        </w:rPr>
-      </w:pPr>
-      <w:r>
-        <w:rPr>
-          <w:rFonts w:ascii="Times New Roman" w:cs="Times New Roman" w:eastAsia="Times New Roman" w:hAnsi="Times New Roman"/>
-          <w:rtl w:val="0"/>
-        </w:rPr>
-        <w:t xml:space="preserve">Interfacedesign</w:t>
+        <w:rPr>
+          <w:rFonts w:ascii="Times New Roman" w:eastAsia="Times New Roman" w:hAnsi="Times New Roman" w:cs="Times New Roman"/>
+        </w:rPr>
+      </w:pPr>
+      <w:r>
+        <w:rPr>
+          <w:rFonts w:ascii="Times New Roman" w:eastAsia="Times New Roman" w:hAnsi="Times New Roman" w:cs="Times New Roman"/>
+        </w:rPr>
+        <w:t>Interfacedesign</w:t>
       </w:r>
     </w:p>
     <w:p>
@@ -357,17 +320,15 @@
           <w:ilvl w:val="0"/>
           <w:numId w:val="10"/>
         </w:numPr>
-        <w:ind w:left="720" w:hanging="360"/>
-        <w:rPr>
-          <w:rFonts w:ascii="Times New Roman" w:cs="Times New Roman" w:eastAsia="Times New Roman" w:hAnsi="Times New Roman"/>
-        </w:rPr>
-      </w:pPr>
-      <w:r>
-        <w:rPr>
-          <w:rFonts w:ascii="Times New Roman" w:cs="Times New Roman" w:eastAsia="Times New Roman" w:hAnsi="Times New Roman"/>
-          <w:rtl w:val="0"/>
-        </w:rPr>
-        <w:t xml:space="preserve">Komponentbeskrivelser</w:t>
+        <w:rPr>
+          <w:rFonts w:ascii="Times New Roman" w:eastAsia="Times New Roman" w:hAnsi="Times New Roman" w:cs="Times New Roman"/>
+        </w:rPr>
+      </w:pPr>
+      <w:r>
+        <w:rPr>
+          <w:rFonts w:ascii="Times New Roman" w:eastAsia="Times New Roman" w:hAnsi="Times New Roman" w:cs="Times New Roman"/>
+        </w:rPr>
+        <w:t>Komponentbeskrivelser</w:t>
       </w:r>
     </w:p>
     <w:p>
@@ -376,733 +337,408 @@
           <w:ilvl w:val="0"/>
           <w:numId w:val="10"/>
         </w:numPr>
-        <w:ind w:left="720" w:hanging="360"/>
-        <w:rPr>
-          <w:rFonts w:ascii="Times New Roman" w:cs="Times New Roman" w:eastAsia="Times New Roman" w:hAnsi="Times New Roman"/>
-        </w:rPr>
-      </w:pPr>
-      <w:r>
-        <w:rPr>
-          <w:rFonts w:ascii="Times New Roman" w:cs="Times New Roman" w:eastAsia="Times New Roman" w:hAnsi="Times New Roman"/>
-          <w:rtl w:val="0"/>
-        </w:rPr>
-        <w:t xml:space="preserve">Designmodeller (UML)</w:t>
-      </w:r>
-    </w:p>
-    <w:p>
-      <w:pPr>
-        <w:rPr>
-          <w:rFonts w:ascii="Times New Roman" w:cs="Times New Roman" w:eastAsia="Times New Roman" w:hAnsi="Times New Roman"/>
-        </w:rPr>
-      </w:pPr>
-      <w:r>
-        <w:rPr>
-          <w:rtl w:val="0"/>
-        </w:rPr>
-      </w:r>
+        <w:rPr>
+          <w:rFonts w:ascii="Times New Roman" w:eastAsia="Times New Roman" w:hAnsi="Times New Roman" w:cs="Times New Roman"/>
+        </w:rPr>
+      </w:pPr>
+      <w:r>
+        <w:rPr>
+          <w:rFonts w:ascii="Times New Roman" w:eastAsia="Times New Roman" w:hAnsi="Times New Roman" w:cs="Times New Roman"/>
+        </w:rPr>
+        <w:t>Designmodeller (UML)</w:t>
+      </w:r>
+    </w:p>
+    <w:p>
+      <w:pPr>
+        <w:rPr>
+          <w:rFonts w:ascii="Times New Roman" w:eastAsia="Times New Roman" w:hAnsi="Times New Roman" w:cs="Times New Roman"/>
+        </w:rPr>
+      </w:pPr>
     </w:p>
     <w:p>
       <w:pPr>
         <w:pStyle w:val="Heading2"/>
         <w:keepNext w:val="0"/>
         <w:keepLines w:val="0"/>
-        <w:spacing w:after="80" w:lineRule="auto"/>
-        <w:rPr>
-          <w:rFonts w:ascii="Times New Roman" w:cs="Times New Roman" w:eastAsia="Times New Roman" w:hAnsi="Times New Roman"/>
-          <w:b w:val="1"/>
-          <w:bCs w:val="1"/>
+        <w:spacing w:after="80"/>
+        <w:rPr>
+          <w:rFonts w:ascii="Times New Roman" w:eastAsia="Times New Roman" w:hAnsi="Times New Roman" w:cs="Times New Roman"/>
+          <w:b/>
+          <w:bCs/>
           <w:sz w:val="34"/>
           <w:szCs w:val="34"/>
         </w:rPr>
       </w:pPr>
-      <w:bookmarkStart w:colFirst="0" w:colLast="0" w:name="_q1c69iw5lpcd" w:id="7"/>
+      <w:bookmarkStart w:id="7" w:name="_q1c69iw5lpcd" w:colFirst="0" w:colLast="0"/>
       <w:bookmarkEnd w:id="7"/>
       <w:r>
         <w:rPr>
-          <w:rFonts w:ascii="Times New Roman" w:cs="Times New Roman" w:eastAsia="Times New Roman" w:hAnsi="Times New Roman"/>
-          <w:b w:val="1"/>
-          <w:bCs w:val="1"/>
+          <w:rFonts w:ascii="Times New Roman" w:eastAsia="Times New Roman" w:hAnsi="Times New Roman" w:cs="Times New Roman"/>
+          <w:b/>
+          <w:bCs/>
           <w:sz w:val="34"/>
           <w:szCs w:val="34"/>
-          <w:rtl w:val="0"/>
-        </w:rPr>
-        <w:t xml:space="preserve">2. Systemarkitektur</w:t>
-      </w:r>
-    </w:p>
-    <w:p>
-      <w:pPr>
-        <w:rPr>
-          <w:rFonts w:ascii="Times New Roman" w:cs="Times New Roman" w:eastAsia="Times New Roman" w:hAnsi="Times New Roman"/>
-        </w:rPr>
-      </w:pPr>
-      <w:r>
-        <w:rPr>
-          <w:rFonts w:ascii="Times New Roman" w:cs="Times New Roman" w:eastAsia="Times New Roman" w:hAnsi="Times New Roman"/>
-          <w:rtl w:val="0"/>
-        </w:rPr>
-        <w:t xml:space="preserve">Systemet er opbygget som en 3-lags arkitektur:</w:t>
-      </w:r>
-    </w:p>
-    <w:p>
-      <w:pPr>
-        <w:pStyle w:val="Heading3"/>
-        <w:keepNext w:val="0"/>
-        <w:keepLines w:val="0"/>
-        <w:spacing w:before="280" w:lineRule="auto"/>
-        <w:rPr>
-          <w:rFonts w:ascii="Times New Roman" w:cs="Times New Roman" w:eastAsia="Times New Roman" w:hAnsi="Times New Roman"/>
-          <w:b w:val="1"/>
-          <w:bCs w:val="1"/>
-          <w:color w:val="000000"/>
-          <w:sz w:val="26"/>
-          <w:szCs w:val="26"/>
-        </w:rPr>
-      </w:pPr>
-      <w:bookmarkStart w:colFirst="0" w:colLast="0" w:name="_ig710yrv4p3b" w:id="8"/>
-      <w:bookmarkEnd w:id="8"/>
-      <w:r>
-        <w:rPr>
-          <w:rFonts w:ascii="Times New Roman" w:cs="Times New Roman" w:eastAsia="Times New Roman" w:hAnsi="Times New Roman"/>
-          <w:b w:val="1"/>
-          <w:bCs w:val="1"/>
-          <w:color w:val="000000"/>
-          <w:sz w:val="26"/>
-          <w:szCs w:val="26"/>
-          <w:rtl w:val="0"/>
-        </w:rPr>
-        <w:t xml:space="preserve">2.1 Oversigt</w:t>
-      </w:r>
-    </w:p>
-    <w:p>
-      <w:pPr>
-        <w:rPr>
-          <w:rFonts w:ascii="Times New Roman" w:cs="Times New Roman" w:eastAsia="Times New Roman" w:hAnsi="Times New Roman"/>
-          <w:sz w:val="21"/>
-          <w:szCs w:val="21"/>
-        </w:rPr>
-      </w:pPr>
-      <w:r>
-        <w:rPr>
-          <w:rFonts w:ascii="Times New Roman" w:cs="Times New Roman" w:eastAsia="Times New Roman" w:hAnsi="Times New Roman"/>
-        </w:rPr>
-        <w:drawing>
-          <wp:inline distB="114300" distT="114300" distL="114300" distR="114300">
-            <wp:extent cx="5731200" cy="698500"/>
-            <wp:effectExtent b="0" l="0" r="0" t="0"/>
-            <wp:docPr id="2" name="image1.png"/>
-            <a:graphic>
-              <a:graphicData uri="http://schemas.openxmlformats.org/drawingml/2006/picture">
-                <pic:pic>
-                  <pic:nvPicPr>
-                    <pic:cNvPr id="0" name="image1.png"/>
-                    <pic:cNvPicPr preferRelativeResize="0"/>
-                  </pic:nvPicPr>
-                  <pic:blipFill>
-                    <a:blip r:embed="rId7"/>
-                    <a:srcRect b="0" l="0" r="0" t="0"/>
-                    <a:stretch>
-                      <a:fillRect/>
-                    </a:stretch>
-                  </pic:blipFill>
-                  <pic:spPr>
-                    <a:xfrm>
-                      <a:off x="0" y="0"/>
-                      <a:ext cx="5731200" cy="698500"/>
-                    </a:xfrm>
-                    <a:prstGeom prst="rect"/>
-                    <a:ln/>
-                  </pic:spPr>
-                </pic:pic>
-              </a:graphicData>
-            </a:graphic>
-          </wp:inline>
-        </w:drawing>
-      </w:r>
-      <w:r>
-        <w:rPr>
-          <w:rFonts w:ascii="Times New Roman" w:cs="Times New Roman" w:eastAsia="Times New Roman" w:hAnsi="Times New Roman"/>
-          <w:rtl w:val="0"/>
-        </w:rPr>
-        <w:br w:type="textWrapping"/>
-      </w:r>
-      <w:r>
-        <w:rPr>
-          <w:rFonts w:ascii="Times New Roman" w:cs="Times New Roman" w:eastAsia="Times New Roman" w:hAnsi="Times New Roman"/>
-          <w:b w:val="1"/>
-          <w:bCs w:val="1"/>
-          <w:sz w:val="21"/>
-          <w:szCs w:val="21"/>
-          <w:rtl w:val="0"/>
-        </w:rPr>
-        <w:t xml:space="preserve">Figur 1</w:t>
-      </w:r>
-      <w:r>
-        <w:rPr>
-          <w:rFonts w:ascii="Times New Roman" w:cs="Times New Roman" w:eastAsia="Times New Roman" w:hAnsi="Times New Roman"/>
-          <w:sz w:val="21"/>
-          <w:szCs w:val="21"/>
-          <w:rtl w:val="0"/>
-        </w:rPr>
-        <w:t xml:space="preserve">: 3-lags systemarkitektur for Slice-Management</w:t>
-      </w:r>
-    </w:p>
-    <w:p>
-      <w:pPr>
-        <w:rPr>
-          <w:rFonts w:ascii="Times New Roman" w:cs="Times New Roman" w:eastAsia="Times New Roman" w:hAnsi="Times New Roman"/>
-        </w:rPr>
-      </w:pPr>
-      <w:r>
-        <w:rPr>
-          <w:rtl w:val="0"/>
-        </w:rPr>
-      </w:r>
-    </w:p>
-    <w:p>
-      <w:pPr>
-        <w:pStyle w:val="Heading3"/>
-        <w:keepNext w:val="0"/>
-        <w:keepLines w:val="0"/>
-        <w:spacing w:before="280" w:lineRule="auto"/>
-        <w:rPr>
-          <w:rFonts w:ascii="Times New Roman" w:cs="Times New Roman" w:eastAsia="Times New Roman" w:hAnsi="Times New Roman"/>
-          <w:b w:val="1"/>
-          <w:bCs w:val="1"/>
-          <w:color w:val="000000"/>
-          <w:sz w:val="26"/>
-          <w:szCs w:val="26"/>
-        </w:rPr>
-      </w:pPr>
-      <w:bookmarkStart w:colFirst="0" w:colLast="0" w:name="_2owarmtwayw2" w:id="9"/>
-      <w:bookmarkEnd w:id="9"/>
-      <w:r>
-        <w:rPr>
-          <w:rFonts w:ascii="Times New Roman" w:cs="Times New Roman" w:eastAsia="Times New Roman" w:hAnsi="Times New Roman"/>
-          <w:b w:val="1"/>
-          <w:bCs w:val="1"/>
-          <w:color w:val="000000"/>
-          <w:sz w:val="26"/>
-          <w:szCs w:val="26"/>
-          <w:rtl w:val="0"/>
-        </w:rPr>
-        <w:t xml:space="preserve">2.2 Lagbeskrivelse</w:t>
-      </w:r>
-    </w:p>
-    <w:p>
-      <w:pPr>
-        <w:rPr>
-          <w:rFonts w:ascii="Times New Roman" w:cs="Times New Roman" w:eastAsia="Times New Roman" w:hAnsi="Times New Roman"/>
-        </w:rPr>
-      </w:pPr>
-      <w:r>
-        <w:rPr>
-          <w:rFonts w:ascii="Times New Roman" w:cs="Times New Roman" w:eastAsia="Times New Roman" w:hAnsi="Times New Roman"/>
-          <w:rtl w:val="0"/>
-        </w:rPr>
-        <w:t xml:space="preserve">Frontend</w:t>
-      </w:r>
-    </w:p>
-    <w:p>
-      <w:pPr>
-        <w:numPr>
-          <w:ilvl w:val="0"/>
-          <w:numId w:val="11"/>
-        </w:numPr>
-        <w:ind w:left="720" w:hanging="360"/>
-        <w:rPr>
-          <w:rFonts w:ascii="Times New Roman" w:cs="Times New Roman" w:eastAsia="Times New Roman" w:hAnsi="Times New Roman"/>
-        </w:rPr>
-      </w:pPr>
-      <w:r>
-        <w:rPr>
-          <w:rFonts w:ascii="Times New Roman" w:cs="Times New Roman" w:eastAsia="Times New Roman" w:hAnsi="Times New Roman"/>
-          <w:rtl w:val="0"/>
-        </w:rPr>
-        <w:t xml:space="preserve">React / HTML / CSS</w:t>
-      </w:r>
-    </w:p>
-    <w:p>
-      <w:pPr>
-        <w:numPr>
-          <w:ilvl w:val="0"/>
-          <w:numId w:val="11"/>
-        </w:numPr>
-        <w:ind w:left="720" w:hanging="360"/>
-        <w:rPr>
-          <w:rFonts w:ascii="Times New Roman" w:cs="Times New Roman" w:eastAsia="Times New Roman" w:hAnsi="Times New Roman"/>
-        </w:rPr>
-      </w:pPr>
-      <w:r>
-        <w:rPr>
-          <w:rFonts w:ascii="Times New Roman" w:cs="Times New Roman" w:eastAsia="Times New Roman" w:hAnsi="Times New Roman"/>
-          <w:rtl w:val="0"/>
-        </w:rPr>
-        <w:t xml:space="preserve">Viser produkter og håndterer brugerinput</w:t>
-      </w:r>
-    </w:p>
-    <w:p>
-      <w:pPr>
-        <w:rPr>
-          <w:rFonts w:ascii="Times New Roman" w:cs="Times New Roman" w:eastAsia="Times New Roman" w:hAnsi="Times New Roman"/>
-        </w:rPr>
-      </w:pPr>
-      <w:r>
-        <w:rPr>
-          <w:rFonts w:ascii="Times New Roman" w:cs="Times New Roman" w:eastAsia="Times New Roman" w:hAnsi="Times New Roman"/>
-          <w:rtl w:val="0"/>
-        </w:rPr>
-        <w:t xml:space="preserve">Backend</w:t>
-      </w:r>
-    </w:p>
-    <w:p>
-      <w:pPr>
-        <w:numPr>
-          <w:ilvl w:val="0"/>
-          <w:numId w:val="9"/>
-        </w:numPr>
-        <w:ind w:left="720" w:hanging="360"/>
-        <w:rPr>
-          <w:rFonts w:ascii="Times New Roman" w:cs="Times New Roman" w:eastAsia="Times New Roman" w:hAnsi="Times New Roman"/>
-        </w:rPr>
-      </w:pPr>
-      <w:r>
-        <w:rPr>
-          <w:rFonts w:ascii="Times New Roman" w:cs="Times New Roman" w:eastAsia="Times New Roman" w:hAnsi="Times New Roman"/>
-          <w:rtl w:val="0"/>
-        </w:rPr>
-        <w:t xml:space="preserve">API + forretningslogik</w:t>
-      </w:r>
-    </w:p>
-    <w:p>
-      <w:pPr>
-        <w:numPr>
-          <w:ilvl w:val="0"/>
-          <w:numId w:val="9"/>
-        </w:numPr>
-        <w:ind w:left="720" w:hanging="360"/>
-        <w:rPr>
-          <w:rFonts w:ascii="Times New Roman" w:cs="Times New Roman" w:eastAsia="Times New Roman" w:hAnsi="Times New Roman"/>
-        </w:rPr>
-      </w:pPr>
-      <w:r>
-        <w:rPr>
-          <w:rFonts w:ascii="Times New Roman" w:cs="Times New Roman" w:eastAsia="Times New Roman" w:hAnsi="Times New Roman"/>
-          <w:rtl w:val="0"/>
-        </w:rPr>
-        <w:t xml:space="preserve">Håndterer produkter, kurv og ordrer</w:t>
-      </w:r>
-    </w:p>
-    <w:p>
-      <w:pPr>
-        <w:rPr>
-          <w:rFonts w:ascii="Times New Roman" w:cs="Times New Roman" w:eastAsia="Times New Roman" w:hAnsi="Times New Roman"/>
-        </w:rPr>
-      </w:pPr>
-      <w:r>
-        <w:rPr>
-          <w:rFonts w:ascii="Times New Roman" w:cs="Times New Roman" w:eastAsia="Times New Roman" w:hAnsi="Times New Roman"/>
-          <w:rtl w:val="0"/>
-        </w:rPr>
-        <w:t xml:space="preserve">Database</w:t>
-      </w:r>
-    </w:p>
-    <w:p>
-      <w:pPr>
-        <w:numPr>
-          <w:ilvl w:val="0"/>
-          <w:numId w:val="1"/>
-        </w:numPr>
-        <w:ind w:left="720" w:hanging="360"/>
-        <w:rPr>
-          <w:rFonts w:ascii="Times New Roman" w:cs="Times New Roman" w:eastAsia="Times New Roman" w:hAnsi="Times New Roman"/>
-        </w:rPr>
-      </w:pPr>
-      <w:r>
-        <w:rPr>
-          <w:rFonts w:ascii="Times New Roman" w:cs="Times New Roman" w:eastAsia="Times New Roman" w:hAnsi="Times New Roman"/>
-          <w:rtl w:val="0"/>
-        </w:rPr>
-        <w:t xml:space="preserve">Lagrer alle data</w:t>
-      </w:r>
-    </w:p>
-    <w:p>
-      <w:pPr>
-        <w:rPr>
-          <w:rFonts w:ascii="Times New Roman" w:cs="Times New Roman" w:eastAsia="Times New Roman" w:hAnsi="Times New Roman"/>
-        </w:rPr>
-      </w:pPr>
-      <w:r>
-        <w:rPr>
-          <w:rtl w:val="0"/>
-        </w:rPr>
-      </w:r>
+        </w:rPr>
+        <w:t>2. Systemarkitektur</w:t>
+      </w:r>
+    </w:p>
+    <w:p>
+      <w:pPr>
+        <w:rPr>
+          <w:rFonts w:ascii="Times New Roman" w:eastAsia="Times New Roman" w:hAnsi="Times New Roman" w:cs="Times New Roman"/>
+        </w:rPr>
+      </w:pPr>
+      <w:r>
+        <w:rPr>
+          <w:rFonts w:ascii="Times New Roman" w:eastAsia="Times New Roman" w:hAnsi="Times New Roman" w:cs="Times New Roman"/>
+          <w:b/>
+          <w:bCs/>
+        </w:rPr>
+        <w:t>2.1 Lagbeskrivelse</w:t>
+      </w:r>
+    </w:p>
+    <w:p>
+      <w:pPr>
+        <w:rPr>
+          <w:rFonts w:ascii="Times New Roman" w:eastAsia="Times New Roman" w:hAnsi="Times New Roman" w:cs="Times New Roman"/>
+        </w:rPr>
+      </w:pPr>
+      <w:r>
+        <w:rPr>
+          <w:rFonts w:ascii="Times New Roman" w:eastAsia="Times New Roman" w:hAnsi="Times New Roman" w:cs="Times New Roman"/>
+        </w:rPr>
+        <w:t>Projektet er bygget op i to primære lag: et frontend-lag og et datalag via Firebase.</w:t>
+      </w:r>
+    </w:p>
+    <w:p>
+      <w:pPr>
+        <w:rPr>
+          <w:rFonts w:ascii="Times New Roman" w:eastAsia="Times New Roman" w:hAnsi="Times New Roman" w:cs="Times New Roman"/>
+        </w:rPr>
+      </w:pPr>
+      <w:r>
+        <w:rPr>
+          <w:rFonts w:ascii="Times New Roman" w:eastAsia="Times New Roman" w:hAnsi="Times New Roman" w:cs="Times New Roman"/>
+          <w:b/>
+          <w:bCs/>
+        </w:rPr>
+        <w:t>Frontend</w:t>
+      </w:r>
+      <w:r>
+        <w:rPr>
+          <w:rFonts w:ascii="Times New Roman" w:eastAsia="Times New Roman" w:hAnsi="Times New Roman" w:cs="Times New Roman"/>
+        </w:rPr>
+        <w:t xml:space="preserve"> Frontend er udviklet i React med TypeScript og Vite. Dette lag håndterer al visning af produkter, opskrifter og kurv, samt brugerinput som f.eks. bestillinger. Forretningslogikken herunder hentning af data og håndtering af kurven er implementeret direkte i frontend-laget via services og hooks.</w:t>
+      </w:r>
+    </w:p>
+    <w:p>
+      <w:pPr>
+        <w:rPr>
+          <w:rFonts w:ascii="Times New Roman" w:eastAsia="Times New Roman" w:hAnsi="Times New Roman" w:cs="Times New Roman"/>
+        </w:rPr>
+      </w:pPr>
+      <w:r>
+        <w:rPr>
+          <w:rFonts w:ascii="Times New Roman" w:eastAsia="Times New Roman" w:hAnsi="Times New Roman" w:cs="Times New Roman"/>
+          <w:b/>
+          <w:bCs/>
+        </w:rPr>
+        <w:t>Database og backend via Firebase</w:t>
+      </w:r>
+      <w:r>
+        <w:rPr>
+          <w:rFonts w:ascii="Times New Roman" w:eastAsia="Times New Roman" w:hAnsi="Times New Roman" w:cs="Times New Roman"/>
+        </w:rPr>
+        <w:t xml:space="preserve"> I stedet for en traditionel separat backend-server anvender projektet Firebase som en Backend-as-a-Service (BaaS)-løsning. Firebase Firestore bruges som database til at lagre produkter, opskrifter og ordrer. Al kommunikation med databasen sker via Firebase SDK direkte fra frontend-koden, uden en mellemliggende API-server. Firebase udgør dermed både datalagets lagring og den funktionalitet, der i en traditionel 3-lagsarkitektur ville ligge i et separat backend-lag.</w:t>
+      </w:r>
+    </w:p>
+    <w:p>
+      <w:pPr>
+        <w:rPr>
+          <w:rFonts w:ascii="Times New Roman" w:eastAsia="Times New Roman" w:hAnsi="Times New Roman" w:cs="Times New Roman"/>
+        </w:rPr>
+      </w:pPr>
     </w:p>
     <w:p>
       <w:pPr>
         <w:pStyle w:val="Heading2"/>
         <w:keepNext w:val="0"/>
         <w:keepLines w:val="0"/>
-        <w:spacing w:after="80" w:lineRule="auto"/>
-        <w:rPr>
-          <w:rFonts w:ascii="Times New Roman" w:cs="Times New Roman" w:eastAsia="Times New Roman" w:hAnsi="Times New Roman"/>
-          <w:b w:val="1"/>
-          <w:bCs w:val="1"/>
+        <w:spacing w:after="80"/>
+        <w:rPr>
+          <w:rFonts w:ascii="Times New Roman" w:eastAsia="Times New Roman" w:hAnsi="Times New Roman" w:cs="Times New Roman"/>
+          <w:b/>
+          <w:bCs/>
           <w:sz w:val="34"/>
           <w:szCs w:val="34"/>
         </w:rPr>
       </w:pPr>
-      <w:bookmarkStart w:colFirst="0" w:colLast="0" w:name="_b30aqztyrb8j" w:id="10"/>
-      <w:bookmarkEnd w:id="10"/>
-      <w:r>
-        <w:rPr>
-          <w:rFonts w:ascii="Times New Roman" w:cs="Times New Roman" w:eastAsia="Times New Roman" w:hAnsi="Times New Roman"/>
-          <w:b w:val="1"/>
-          <w:bCs w:val="1"/>
+      <w:bookmarkStart w:id="8" w:name="_b30aqztyrb8j" w:colFirst="0" w:colLast="0"/>
+      <w:bookmarkEnd w:id="8"/>
+      <w:r>
+        <w:rPr>
+          <w:rFonts w:ascii="Times New Roman" w:eastAsia="Times New Roman" w:hAnsi="Times New Roman" w:cs="Times New Roman"/>
+          <w:b/>
+          <w:bCs/>
           <w:sz w:val="34"/>
           <w:szCs w:val="34"/>
-          <w:rtl w:val="0"/>
-        </w:rPr>
-        <w:t xml:space="preserve">3. Datadesign</w:t>
-      </w:r>
-    </w:p>
-    <w:p>
-      <w:pPr>
-        <w:pStyle w:val="Heading3"/>
-        <w:keepNext w:val="0"/>
-        <w:keepLines w:val="0"/>
-        <w:spacing w:before="280" w:lineRule="auto"/>
-        <w:rPr>
-          <w:rFonts w:ascii="Times New Roman" w:cs="Times New Roman" w:eastAsia="Times New Roman" w:hAnsi="Times New Roman"/>
-          <w:b w:val="1"/>
-          <w:bCs w:val="1"/>
-          <w:color w:val="000000"/>
-          <w:sz w:val="26"/>
-          <w:szCs w:val="26"/>
-        </w:rPr>
-      </w:pPr>
-      <w:bookmarkStart w:colFirst="0" w:colLast="0" w:name="_g2xuewecoyuw" w:id="11"/>
-      <w:bookmarkEnd w:id="11"/>
-      <w:r>
-        <w:rPr>
-          <w:rFonts w:ascii="Times New Roman" w:cs="Times New Roman" w:eastAsia="Times New Roman" w:hAnsi="Times New Roman"/>
-          <w:b w:val="1"/>
-          <w:bCs w:val="1"/>
-          <w:color w:val="000000"/>
-          <w:sz w:val="26"/>
-          <w:szCs w:val="26"/>
-          <w:rtl w:val="0"/>
-        </w:rPr>
-        <w:t xml:space="preserve">3.1 Entiteter</w:t>
-      </w:r>
-    </w:p>
-    <w:p>
-      <w:pPr>
-        <w:rPr>
-          <w:rFonts w:ascii="Times New Roman" w:cs="Times New Roman" w:eastAsia="Times New Roman" w:hAnsi="Times New Roman"/>
-        </w:rPr>
-      </w:pPr>
-      <w:r>
-        <w:rPr>
-          <w:rFonts w:ascii="Times New Roman" w:cs="Times New Roman" w:eastAsia="Times New Roman" w:hAnsi="Times New Roman"/>
-          <w:rtl w:val="0"/>
-        </w:rPr>
-        <w:t xml:space="preserve">Produkt: id, navn, pris, kategori</w:t>
-      </w:r>
-    </w:p>
-    <w:p>
-      <w:pPr>
-        <w:rPr>
-          <w:rFonts w:ascii="Times New Roman" w:cs="Times New Roman" w:eastAsia="Times New Roman" w:hAnsi="Times New Roman"/>
-        </w:rPr>
-      </w:pPr>
-      <w:r>
-        <w:rPr>
-          <w:rFonts w:ascii="Times New Roman" w:cs="Times New Roman" w:eastAsia="Times New Roman" w:hAnsi="Times New Roman"/>
-          <w:rtl w:val="0"/>
-        </w:rPr>
-        <w:t xml:space="preserve">Ordre: id, dato, totalpris, kundeinfo</w:t>
-      </w:r>
-    </w:p>
-    <w:p>
-      <w:pPr>
-        <w:rPr>
-          <w:rFonts w:ascii="Times New Roman" w:cs="Times New Roman" w:eastAsia="Times New Roman" w:hAnsi="Times New Roman"/>
-        </w:rPr>
-      </w:pPr>
-      <w:r>
-        <w:rPr>
-          <w:rFonts w:ascii="Times New Roman" w:cs="Times New Roman" w:eastAsia="Times New Roman" w:hAnsi="Times New Roman"/>
-          <w:rtl w:val="0"/>
-        </w:rPr>
-        <w:t xml:space="preserve">Ordrelinje: ordre_id, produkt_id, antal, pris</w:t>
-      </w:r>
-    </w:p>
-    <w:p>
-      <w:pPr>
-        <w:pStyle w:val="Heading3"/>
-        <w:keepNext w:val="0"/>
-        <w:keepLines w:val="0"/>
-        <w:spacing w:before="280" w:lineRule="auto"/>
-        <w:rPr>
-          <w:rFonts w:ascii="Times New Roman" w:cs="Times New Roman" w:eastAsia="Times New Roman" w:hAnsi="Times New Roman"/>
-          <w:b w:val="1"/>
-          <w:bCs w:val="1"/>
-          <w:color w:val="000000"/>
-          <w:sz w:val="26"/>
-          <w:szCs w:val="26"/>
-        </w:rPr>
-      </w:pPr>
-      <w:bookmarkStart w:colFirst="0" w:colLast="0" w:name="_cyhypltg8ueo" w:id="12"/>
-      <w:bookmarkEnd w:id="12"/>
-      <w:r>
-        <w:rPr>
-          <w:rFonts w:ascii="Times New Roman" w:cs="Times New Roman" w:eastAsia="Times New Roman" w:hAnsi="Times New Roman"/>
-          <w:b w:val="1"/>
-          <w:bCs w:val="1"/>
-          <w:color w:val="000000"/>
-          <w:sz w:val="26"/>
-          <w:szCs w:val="26"/>
-          <w:rtl w:val="0"/>
-        </w:rPr>
-        <w:t xml:space="preserve">3.2 Relationer</w:t>
-      </w:r>
-    </w:p>
-    <w:p>
-      <w:pPr>
+        </w:rPr>
+        <w:t>3. Datadesign</w:t>
+      </w:r>
+    </w:p>
+    <w:p>
+      <w:r>
+        <w:rPr>
+          <w:b/>
+          <w:bCs/>
+        </w:rPr>
+        <w:t>3.1 Entiteter</w:t>
+      </w:r>
+    </w:p>
+    <w:p>
+      <w:pPr>
+        <w:pStyle w:val="ListParagraph"/>
         <w:numPr>
           <w:ilvl w:val="0"/>
-          <w:numId w:val="3"/>
+          <w:numId w:val="12"/>
         </w:numPr>
-        <w:ind w:left="720" w:hanging="360"/>
-        <w:rPr>
-          <w:rFonts w:ascii="Times New Roman" w:cs="Times New Roman" w:eastAsia="Times New Roman" w:hAnsi="Times New Roman"/>
-        </w:rPr>
-      </w:pPr>
-      <w:r>
-        <w:rPr>
-          <w:rFonts w:ascii="Cardo" w:cs="Cardo" w:eastAsia="Cardo" w:hAnsi="Cardo"/>
-          <w:rtl w:val="0"/>
-        </w:rPr>
-        <w:t xml:space="preserve">Ordre 1 → * Ordrelinje</w:t>
-      </w:r>
-    </w:p>
-    <w:p>
-      <w:pPr>
+      </w:pPr>
+      <w:r>
+        <w:t>Produkt: id, name, slug, price, description, shortDescription, image, imageUrl, category, subcategory, brand, unit, inStock, stockQuantity, featured</w:t>
+      </w:r>
+    </w:p>
+    <w:p>
+      <w:pPr>
+        <w:pStyle w:val="ListParagraph"/>
         <w:numPr>
           <w:ilvl w:val="0"/>
-          <w:numId w:val="3"/>
+          <w:numId w:val="12"/>
         </w:numPr>
-        <w:ind w:left="720" w:hanging="360"/>
-        <w:rPr>
-          <w:rFonts w:ascii="Times New Roman" w:cs="Times New Roman" w:eastAsia="Times New Roman" w:hAnsi="Times New Roman"/>
-        </w:rPr>
-      </w:pPr>
-      <w:r>
-        <w:rPr>
-          <w:rFonts w:ascii="Cardo" w:cs="Cardo" w:eastAsia="Cardo" w:hAnsi="Cardo"/>
-          <w:rtl w:val="0"/>
-        </w:rPr>
-        <w:t xml:space="preserve">Produkt 1 → * Ordrelinje</w:t>
-      </w:r>
-    </w:p>
+      </w:pPr>
+      <w:r>
+        <w:t>Kunde (Customer): firstName, lastName, email, phone, address, city, postalCode</w:t>
+      </w:r>
+    </w:p>
+    <w:p>
+      <w:pPr>
+        <w:pStyle w:val="ListParagraph"/>
+        <w:numPr>
+          <w:ilvl w:val="0"/>
+          <w:numId w:val="12"/>
+        </w:numPr>
+      </w:pPr>
+      <w:r>
+        <w:t>Ordre (Order): id, customer (indlejret Customer), items (liste af OrderItem), total, createdAt</w:t>
+      </w:r>
+    </w:p>
+    <w:p>
+      <w:pPr>
+        <w:pStyle w:val="ListParagraph"/>
+        <w:numPr>
+          <w:ilvl w:val="0"/>
+          <w:numId w:val="12"/>
+        </w:numPr>
+      </w:pPr>
+      <w:r>
+        <w:t>Ordrelinje (OrderItem): product (indlejret Product), quantity</w:t>
+      </w:r>
+    </w:p>
+    <w:p>
+      <w:pPr>
+        <w:pStyle w:val="ListParagraph"/>
+        <w:numPr>
+          <w:ilvl w:val="0"/>
+          <w:numId w:val="12"/>
+        </w:numPr>
+      </w:pPr>
+      <w:r>
+        <w:t>Opskrift (Recipe): id, title, slug, description, ingredients, instructions, prepTimeMinutes, bakeTimeMinutes, servings</w:t>
+      </w:r>
+    </w:p>
+    <w:p>
+      <w:r>
+        <w:rPr>
+          <w:b/>
+          <w:bCs/>
+        </w:rPr>
+        <w:t>3.2 Relationer</w:t>
+      </w:r>
+    </w:p>
+    <w:p>
+      <w:r>
+        <w:t>Projektet bruger Firebase Firestore, som er en dokumentdatabase og ikke en relationel database. I stedet for fremmednøgler bruges indlejrede objekter direkte i dokumenterne. En ordre indeholder kundeoplysninger og ordrelinjer som indlejrede felter. Produktdata indlejres ligeledes direkte i hver ordrelinje på bestillingstidspunktet.</w:t>
+      </w:r>
+    </w:p>
+    <w:p>
+      <w:r>
+        <w:t>En ordre indeholder én eller flere ordrelinjer (1 → *), og hver ordrelinje indeholder ét produkt. Opskrifter er en selvstændig entitet uden relation til ordre eller produkt.</w:t>
+      </w:r>
+    </w:p>
+    <w:p/>
     <w:p>
       <w:pPr>
         <w:pStyle w:val="Heading2"/>
         <w:keepNext w:val="0"/>
         <w:keepLines w:val="0"/>
-        <w:spacing w:after="80" w:line="342.85714285714283" w:lineRule="auto"/>
-        <w:ind w:left="0" w:firstLine="0"/>
-        <w:rPr>
-          <w:rFonts w:ascii="Times New Roman" w:cs="Times New Roman" w:eastAsia="Times New Roman" w:hAnsi="Times New Roman"/>
+        <w:spacing w:after="80" w:line="342" w:lineRule="auto"/>
+        <w:rPr>
+          <w:rFonts w:ascii="Times New Roman" w:eastAsia="Times New Roman" w:hAnsi="Times New Roman" w:cs="Times New Roman"/>
           <w:sz w:val="21"/>
           <w:szCs w:val="21"/>
         </w:rPr>
       </w:pPr>
-      <w:bookmarkStart w:colFirst="0" w:colLast="0" w:name="_h88daqynz5sj" w:id="13"/>
-      <w:bookmarkEnd w:id="13"/>
-      <w:r>
-        <w:rPr>
-          <w:rFonts w:ascii="Times New Roman" w:cs="Times New Roman" w:eastAsia="Times New Roman" w:hAnsi="Times New Roman"/>
-          <w:b w:val="1"/>
-          <w:bCs w:val="1"/>
+      <w:r>
+        <w:rPr>
+          <w:rFonts w:ascii="Times New Roman" w:eastAsia="Times New Roman" w:hAnsi="Times New Roman" w:cs="Times New Roman"/>
+          <w:b/>
+          <w:bCs/>
           <w:sz w:val="33"/>
           <w:szCs w:val="33"/>
-          <w:rtl w:val="0"/>
-        </w:rPr>
-        <w:t xml:space="preserve">4. Firebase Data Interfaces</w:t>
-      </w:r>
-      <w:r>
-        <w:rPr>
-          <w:rtl w:val="0"/>
-        </w:rPr>
-      </w:r>
-    </w:p>
-    <w:p>
-      <w:pPr>
-        <w:spacing w:line="342.85714285714283" w:lineRule="auto"/>
-        <w:rPr>
-          <w:rFonts w:ascii="Times New Roman" w:cs="Times New Roman" w:eastAsia="Times New Roman" w:hAnsi="Times New Roman"/>
+        </w:rPr>
+        <w:t>4. Firebase Data Interfaces</w:t>
+      </w:r>
+    </w:p>
+    <w:p>
+      <w:pPr>
+        <w:spacing w:line="342" w:lineRule="auto"/>
+        <w:rPr>
+          <w:rFonts w:ascii="Times New Roman" w:eastAsia="Times New Roman" w:hAnsi="Times New Roman" w:cs="Times New Roman"/>
           <w:sz w:val="21"/>
           <w:szCs w:val="21"/>
         </w:rPr>
       </w:pPr>
       <w:r>
         <w:rPr>
-          <w:rFonts w:ascii="Times New Roman" w:cs="Times New Roman" w:eastAsia="Times New Roman" w:hAnsi="Times New Roman"/>
+          <w:rFonts w:ascii="Times New Roman" w:eastAsia="Times New Roman" w:hAnsi="Times New Roman" w:cs="Times New Roman"/>
           <w:sz w:val="21"/>
           <w:szCs w:val="21"/>
-          <w:rtl w:val="0"/>
-        </w:rPr>
-        <w:t xml:space="preserve">Systemet anvender Firebase Firestore som datalager. Frontend-applikationen kommunikerer direkte med Firestore via Firebase SDK’et, hvor data læses og skrives gennem collections og dokumenter. Det betyder, at systemet ikke anvender en separat REST-backend til produktdata, men arbejder direkte med databasen fra klienten.</w:t>
-      </w:r>
-    </w:p>
-    <w:p>
-      <w:pPr>
-        <w:spacing w:line="342.85714285714283" w:lineRule="auto"/>
-        <w:rPr>
-          <w:rFonts w:ascii="Times New Roman" w:cs="Times New Roman" w:eastAsia="Times New Roman" w:hAnsi="Times New Roman"/>
+        </w:rPr>
+        <w:lastRenderedPageBreak/>
+        <w:t>Systemet anvender Firebase Firestore som datalager. Frontend-applikationen kommunikerer direkte med Firestore via Firebase SDK’et, hvor data læses og skrives gennem collections og dokumenter. Det betyder, at systemet ikke anvender en separat REST-backend til produktdata, men arbejder direkte med databasen fra klienten.</w:t>
+      </w:r>
+    </w:p>
+    <w:p>
+      <w:pPr>
+        <w:spacing w:line="342" w:lineRule="auto"/>
+        <w:rPr>
+          <w:rFonts w:ascii="Times New Roman" w:eastAsia="Times New Roman" w:hAnsi="Times New Roman" w:cs="Times New Roman"/>
           <w:sz w:val="21"/>
           <w:szCs w:val="21"/>
         </w:rPr>
       </w:pPr>
-      <w:r>
-        <w:rPr>
-          <w:rtl w:val="0"/>
-        </w:rPr>
-      </w:r>
-    </w:p>
-    <w:p>
-      <w:pPr>
-        <w:spacing w:line="342.85714285714283" w:lineRule="auto"/>
-        <w:rPr>
-          <w:rFonts w:ascii="Times New Roman" w:cs="Times New Roman" w:eastAsia="Times New Roman" w:hAnsi="Times New Roman"/>
+    </w:p>
+    <w:p>
+      <w:pPr>
+        <w:spacing w:line="342" w:lineRule="auto"/>
+        <w:rPr>
+          <w:rFonts w:ascii="Times New Roman" w:eastAsia="Times New Roman" w:hAnsi="Times New Roman" w:cs="Times New Roman"/>
           <w:sz w:val="21"/>
           <w:szCs w:val="21"/>
         </w:rPr>
       </w:pPr>
       <w:r>
         <w:rPr>
-          <w:rFonts w:ascii="Times New Roman" w:cs="Times New Roman" w:eastAsia="Times New Roman" w:hAnsi="Times New Roman"/>
+          <w:rFonts w:ascii="Times New Roman" w:eastAsia="Times New Roman" w:hAnsi="Times New Roman" w:cs="Times New Roman"/>
           <w:sz w:val="21"/>
           <w:szCs w:val="21"/>
-          <w:rtl w:val="0"/>
-        </w:rPr>
-        <w:t xml:space="preserve">Produktdata gemmes i collectionen products. Alle produkter hentes ved at læse hele collectionen, mens et enkelt produkt hentes ved hjælp af dokument-ID. I service-laget omsættes Firestore-data til den interne Product-type, og billedstier normaliseres, så data kan bruges ensartet i brugerfladen.</w:t>
-      </w:r>
-    </w:p>
-    <w:p>
-      <w:pPr>
-        <w:spacing w:line="342.85714285714283" w:lineRule="auto"/>
-        <w:rPr>
-          <w:rFonts w:ascii="Times New Roman" w:cs="Times New Roman" w:eastAsia="Times New Roman" w:hAnsi="Times New Roman"/>
+        </w:rPr>
+        <w:t>Produktdata gemmes i collectionen products. Alle produkter hentes ved at læse hele collectionen, mens et enkelt produkt hentes ved hjælp af dokument-ID. I service-laget omsættes Firestore-data til den interne Product-type, og billedstier normaliseres, så data kan bruges ensartet i brugerfladen.</w:t>
+      </w:r>
+    </w:p>
+    <w:p>
+      <w:pPr>
+        <w:spacing w:line="342" w:lineRule="auto"/>
+        <w:rPr>
+          <w:rFonts w:ascii="Times New Roman" w:eastAsia="Times New Roman" w:hAnsi="Times New Roman" w:cs="Times New Roman"/>
           <w:sz w:val="21"/>
           <w:szCs w:val="21"/>
         </w:rPr>
       </w:pPr>
-      <w:r>
-        <w:rPr>
-          <w:rtl w:val="0"/>
-        </w:rPr>
-      </w:r>
-    </w:p>
-    <w:p>
-      <w:pPr>
-        <w:spacing w:line="342.85714285714283" w:lineRule="auto"/>
-        <w:rPr>
-          <w:rFonts w:ascii="Times New Roman" w:cs="Times New Roman" w:eastAsia="Times New Roman" w:hAnsi="Times New Roman"/>
+    </w:p>
+    <w:p>
+      <w:pPr>
+        <w:spacing w:line="342" w:lineRule="auto"/>
+        <w:rPr>
+          <w:rFonts w:ascii="Times New Roman" w:eastAsia="Times New Roman" w:hAnsi="Times New Roman" w:cs="Times New Roman"/>
           <w:sz w:val="21"/>
           <w:szCs w:val="21"/>
         </w:rPr>
       </w:pPr>
       <w:r>
         <w:rPr>
-          <w:rFonts w:ascii="Times New Roman" w:cs="Times New Roman" w:eastAsia="Times New Roman" w:hAnsi="Times New Roman"/>
+          <w:rFonts w:ascii="Times New Roman" w:eastAsia="Times New Roman" w:hAnsi="Times New Roman" w:cs="Times New Roman"/>
           <w:sz w:val="21"/>
           <w:szCs w:val="21"/>
-          <w:rtl w:val="0"/>
-        </w:rPr>
-        <w:t xml:space="preserve">Kurven er ikke gemt i Firebase, men håndteres lokalt i React Context. Ved checkout sendes ordren derimod til Firestore og gemmes i collectionen orders sammen med kundeoplysninger, ordrelinjer, totalpris og tidspunkt for oprettelse.</w:t>
-      </w:r>
-    </w:p>
-    <w:p>
-      <w:pPr>
-        <w:spacing w:line="342.85714285714283" w:lineRule="auto"/>
-        <w:rPr>
-          <w:rFonts w:ascii="Times New Roman" w:cs="Times New Roman" w:eastAsia="Times New Roman" w:hAnsi="Times New Roman"/>
-          <w:b w:val="1"/>
-          <w:bCs w:val="1"/>
-        </w:rPr>
-      </w:pPr>
-      <w:r>
-        <w:rPr>
-          <w:rtl w:val="0"/>
-        </w:rPr>
-      </w:r>
-    </w:p>
-    <w:p>
-      <w:pPr>
-        <w:spacing w:line="342.85714285714283" w:lineRule="auto"/>
-        <w:rPr>
-          <w:rFonts w:ascii="Times New Roman" w:cs="Times New Roman" w:eastAsia="Times New Roman" w:hAnsi="Times New Roman"/>
-          <w:b w:val="1"/>
-          <w:bCs w:val="1"/>
-        </w:rPr>
-      </w:pPr>
-      <w:r>
-        <w:rPr>
-          <w:rFonts w:ascii="Times New Roman" w:cs="Times New Roman" w:eastAsia="Times New Roman" w:hAnsi="Times New Roman"/>
-          <w:b w:val="1"/>
-          <w:bCs w:val="1"/>
-          <w:rtl w:val="0"/>
-        </w:rPr>
-        <w:t xml:space="preserve">JSON Format</w:t>
-      </w:r>
-    </w:p>
-    <w:p>
-      <w:pPr>
-        <w:spacing w:line="342.85714285714283" w:lineRule="auto"/>
-        <w:rPr>
-          <w:rFonts w:ascii="Times New Roman" w:cs="Times New Roman" w:eastAsia="Times New Roman" w:hAnsi="Times New Roman"/>
-          <w:sz w:val="24"/>
-          <w:szCs w:val="24"/>
-        </w:rPr>
-      </w:pPr>
-      <w:r>
-        <w:rPr>
-          <w:rFonts w:ascii="Times New Roman" w:cs="Times New Roman" w:eastAsia="Times New Roman" w:hAnsi="Times New Roman"/>
-          <w:sz w:val="24"/>
-          <w:szCs w:val="24"/>
-          <w:rtl w:val="0"/>
-        </w:rPr>
-        <w:t xml:space="preserve">Firestore gemmer dokumenter i et JSON-lignende format. Et produktdokument kan for eksempel indeholde felter som navn, pris, slug, beskrivelse, kategori og billede. Dokumentets ID ligger som Firestore-dokument-ID og er ikke nødvendigvis et felt inde i selve dokumentet.</w:t>
-      </w:r>
-    </w:p>
-    <w:p>
-      <w:pPr>
-        <w:spacing w:line="342.85714285714283" w:lineRule="auto"/>
-        <w:rPr>
-          <w:rFonts w:ascii="Times New Roman" w:cs="Times New Roman" w:eastAsia="Times New Roman" w:hAnsi="Times New Roman"/>
-        </w:rPr>
-      </w:pPr>
-      <w:r>
-        <w:rPr>
-          <w:rtl w:val="0"/>
-        </w:rPr>
-      </w:r>
-    </w:p>
-    <w:p>
-      <w:pPr>
-        <w:spacing w:line="342.85714285714283" w:lineRule="auto"/>
-        <w:rPr>
-          <w:rFonts w:ascii="Times New Roman" w:cs="Times New Roman" w:eastAsia="Times New Roman" w:hAnsi="Times New Roman"/>
-        </w:rPr>
-      </w:pPr>
-      <w:r>
-        <w:rPr>
-          <w:rFonts w:ascii="Times New Roman" w:cs="Times New Roman" w:eastAsia="Times New Roman" w:hAnsi="Times New Roman"/>
-          <w:rtl w:val="0"/>
-        </w:rPr>
-        <w:t xml:space="preserve">Eksempel på produktdata:</w:t>
+        </w:rPr>
+        <w:t>Kurven er ikke gemt i Firebase, men håndteres lokalt i React Context. Ved checkout sendes ordren derimod til Firestore og gemmes i collectionen orders sammen med kundeoplysninger, ordrelinjer, totalpris og tidspunkt for oprettelse.</w:t>
+      </w:r>
+    </w:p>
+    <w:p>
+      <w:pPr>
+        <w:spacing w:line="342" w:lineRule="auto"/>
+        <w:rPr>
+          <w:rFonts w:ascii="Times New Roman" w:eastAsia="Times New Roman" w:hAnsi="Times New Roman" w:cs="Times New Roman"/>
+          <w:b/>
+          <w:bCs/>
+        </w:rPr>
+      </w:pPr>
+    </w:p>
+    <w:p>
+      <w:pPr>
+        <w:spacing w:line="342" w:lineRule="auto"/>
+        <w:rPr>
+          <w:rFonts w:ascii="Times New Roman" w:eastAsia="Times New Roman" w:hAnsi="Times New Roman" w:cs="Times New Roman"/>
+          <w:b/>
+          <w:bCs/>
+        </w:rPr>
+      </w:pPr>
+      <w:r>
+        <w:rPr>
+          <w:rFonts w:ascii="Times New Roman" w:eastAsia="Times New Roman" w:hAnsi="Times New Roman" w:cs="Times New Roman"/>
+          <w:b/>
+          <w:bCs/>
+        </w:rPr>
+        <w:t>JSON Format</w:t>
+      </w:r>
+    </w:p>
+    <w:p>
+      <w:pPr>
+        <w:spacing w:line="342" w:lineRule="auto"/>
+        <w:rPr>
+          <w:rFonts w:ascii="Times New Roman" w:eastAsia="Times New Roman" w:hAnsi="Times New Roman" w:cs="Times New Roman"/>
+          <w:sz w:val="24"/>
+          <w:szCs w:val="24"/>
+        </w:rPr>
+      </w:pPr>
+      <w:r>
+        <w:rPr>
+          <w:rFonts w:ascii="Times New Roman" w:eastAsia="Times New Roman" w:hAnsi="Times New Roman" w:cs="Times New Roman"/>
+          <w:sz w:val="24"/>
+          <w:szCs w:val="24"/>
+        </w:rPr>
+        <w:t>Firestore gemmer dokumenter i et JSON-lignende format. Et produktdokument kan for eksempel indeholde felter som navn, pris, slug, beskrivelse, kategori og billede. Dokumentets ID ligger som Firestore-dokument-ID og er ikke nødvendigvis et felt inde i selve dokumentet.</w:t>
+      </w:r>
+    </w:p>
+    <w:p>
+      <w:pPr>
+        <w:spacing w:line="342" w:lineRule="auto"/>
+        <w:rPr>
+          <w:rFonts w:ascii="Times New Roman" w:eastAsia="Times New Roman" w:hAnsi="Times New Roman" w:cs="Times New Roman"/>
+        </w:rPr>
+      </w:pPr>
+    </w:p>
+    <w:p>
+      <w:pPr>
+        <w:spacing w:line="342" w:lineRule="auto"/>
+        <w:rPr>
+          <w:rFonts w:ascii="Times New Roman" w:eastAsia="Times New Roman" w:hAnsi="Times New Roman" w:cs="Times New Roman"/>
+        </w:rPr>
+      </w:pPr>
+      <w:r>
+        <w:rPr>
+          <w:rFonts w:ascii="Times New Roman" w:eastAsia="Times New Roman" w:hAnsi="Times New Roman" w:cs="Times New Roman"/>
+        </w:rPr>
+        <w:t>Eksempel på produktdata:</w:t>
       </w:r>
     </w:p>
     <w:p>
@@ -1111,22 +747,20 @@
           <w:ilvl w:val="0"/>
           <w:numId w:val="6"/>
         </w:numPr>
-        <w:spacing w:line="342.85714285714283" w:lineRule="auto"/>
-        <w:ind w:left="720" w:hanging="360"/>
-        <w:rPr>
-          <w:rFonts w:ascii="Times New Roman" w:cs="Times New Roman" w:eastAsia="Times New Roman" w:hAnsi="Times New Roman"/>
-          <w:sz w:val="24"/>
-          <w:szCs w:val="24"/>
-        </w:rPr>
-      </w:pPr>
-      <w:r>
-        <w:rPr>
-          <w:rFonts w:ascii="Times New Roman" w:cs="Times New Roman" w:eastAsia="Times New Roman" w:hAnsi="Times New Roman"/>
-          <w:sz w:val="24"/>
-          <w:szCs w:val="24"/>
-          <w:rtl w:val="0"/>
-        </w:rPr>
-        <w:t xml:space="preserve">name: Tipo 00 Mel</w:t>
+        <w:spacing w:line="342" w:lineRule="auto"/>
+        <w:rPr>
+          <w:rFonts w:ascii="Times New Roman" w:eastAsia="Times New Roman" w:hAnsi="Times New Roman" w:cs="Times New Roman"/>
+          <w:sz w:val="24"/>
+          <w:szCs w:val="24"/>
+        </w:rPr>
+      </w:pPr>
+      <w:r>
+        <w:rPr>
+          <w:rFonts w:ascii="Times New Roman" w:eastAsia="Times New Roman" w:hAnsi="Times New Roman" w:cs="Times New Roman"/>
+          <w:sz w:val="24"/>
+          <w:szCs w:val="24"/>
+        </w:rPr>
+        <w:t>name: Tipo 00 Mel</w:t>
       </w:r>
     </w:p>
     <w:p>
@@ -1135,22 +769,20 @@
           <w:ilvl w:val="0"/>
           <w:numId w:val="6"/>
         </w:numPr>
-        <w:spacing w:line="342.85714285714283" w:lineRule="auto"/>
-        <w:ind w:left="720" w:hanging="360"/>
-        <w:rPr>
-          <w:rFonts w:ascii="Times New Roman" w:cs="Times New Roman" w:eastAsia="Times New Roman" w:hAnsi="Times New Roman"/>
-          <w:sz w:val="24"/>
-          <w:szCs w:val="24"/>
-        </w:rPr>
-      </w:pPr>
-      <w:r>
-        <w:rPr>
-          <w:rFonts w:ascii="Times New Roman" w:cs="Times New Roman" w:eastAsia="Times New Roman" w:hAnsi="Times New Roman"/>
-          <w:sz w:val="24"/>
-          <w:szCs w:val="24"/>
-          <w:rtl w:val="0"/>
-        </w:rPr>
-        <w:t xml:space="preserve">price: 49</w:t>
+        <w:spacing w:line="342" w:lineRule="auto"/>
+        <w:rPr>
+          <w:rFonts w:ascii="Times New Roman" w:eastAsia="Times New Roman" w:hAnsi="Times New Roman" w:cs="Times New Roman"/>
+          <w:sz w:val="24"/>
+          <w:szCs w:val="24"/>
+        </w:rPr>
+      </w:pPr>
+      <w:r>
+        <w:rPr>
+          <w:rFonts w:ascii="Times New Roman" w:eastAsia="Times New Roman" w:hAnsi="Times New Roman" w:cs="Times New Roman"/>
+          <w:sz w:val="24"/>
+          <w:szCs w:val="24"/>
+        </w:rPr>
+        <w:t>price: 49</w:t>
       </w:r>
     </w:p>
     <w:p>
@@ -1159,22 +791,20 @@
           <w:ilvl w:val="0"/>
           <w:numId w:val="6"/>
         </w:numPr>
-        <w:spacing w:line="342.85714285714283" w:lineRule="auto"/>
-        <w:ind w:left="720" w:hanging="360"/>
-        <w:rPr>
-          <w:rFonts w:ascii="Times New Roman" w:cs="Times New Roman" w:eastAsia="Times New Roman" w:hAnsi="Times New Roman"/>
-          <w:sz w:val="24"/>
-          <w:szCs w:val="24"/>
-        </w:rPr>
-      </w:pPr>
-      <w:r>
-        <w:rPr>
-          <w:rFonts w:ascii="Times New Roman" w:cs="Times New Roman" w:eastAsia="Times New Roman" w:hAnsi="Times New Roman"/>
-          <w:sz w:val="24"/>
-          <w:szCs w:val="24"/>
-          <w:rtl w:val="0"/>
-        </w:rPr>
-        <w:t xml:space="preserve">slug: tipo-00-mel</w:t>
+        <w:spacing w:line="342" w:lineRule="auto"/>
+        <w:rPr>
+          <w:rFonts w:ascii="Times New Roman" w:eastAsia="Times New Roman" w:hAnsi="Times New Roman" w:cs="Times New Roman"/>
+          <w:sz w:val="24"/>
+          <w:szCs w:val="24"/>
+        </w:rPr>
+      </w:pPr>
+      <w:r>
+        <w:rPr>
+          <w:rFonts w:ascii="Times New Roman" w:eastAsia="Times New Roman" w:hAnsi="Times New Roman" w:cs="Times New Roman"/>
+          <w:sz w:val="24"/>
+          <w:szCs w:val="24"/>
+        </w:rPr>
+        <w:t>slug: tipo-00-mel</w:t>
       </w:r>
     </w:p>
     <w:p>
@@ -1183,22 +813,20 @@
           <w:ilvl w:val="0"/>
           <w:numId w:val="6"/>
         </w:numPr>
-        <w:spacing w:line="342.85714285714283" w:lineRule="auto"/>
-        <w:ind w:left="720" w:hanging="360"/>
-        <w:rPr>
-          <w:rFonts w:ascii="Times New Roman" w:cs="Times New Roman" w:eastAsia="Times New Roman" w:hAnsi="Times New Roman"/>
-          <w:sz w:val="24"/>
-          <w:szCs w:val="24"/>
-        </w:rPr>
-      </w:pPr>
-      <w:r>
-        <w:rPr>
-          <w:rFonts w:ascii="Times New Roman" w:cs="Times New Roman" w:eastAsia="Times New Roman" w:hAnsi="Times New Roman"/>
-          <w:sz w:val="24"/>
-          <w:szCs w:val="24"/>
-          <w:rtl w:val="0"/>
-        </w:rPr>
-        <w:t xml:space="preserve">description: ...</w:t>
+        <w:spacing w:line="342" w:lineRule="auto"/>
+        <w:rPr>
+          <w:rFonts w:ascii="Times New Roman" w:eastAsia="Times New Roman" w:hAnsi="Times New Roman" w:cs="Times New Roman"/>
+          <w:sz w:val="24"/>
+          <w:szCs w:val="24"/>
+        </w:rPr>
+      </w:pPr>
+      <w:r>
+        <w:rPr>
+          <w:rFonts w:ascii="Times New Roman" w:eastAsia="Times New Roman" w:hAnsi="Times New Roman" w:cs="Times New Roman"/>
+          <w:sz w:val="24"/>
+          <w:szCs w:val="24"/>
+        </w:rPr>
+        <w:t>description: ...</w:t>
       </w:r>
     </w:p>
     <w:p>
@@ -1207,22 +835,20 @@
           <w:ilvl w:val="0"/>
           <w:numId w:val="6"/>
         </w:numPr>
-        <w:spacing w:line="342.85714285714283" w:lineRule="auto"/>
-        <w:ind w:left="720" w:hanging="360"/>
-        <w:rPr>
-          <w:rFonts w:ascii="Times New Roman" w:cs="Times New Roman" w:eastAsia="Times New Roman" w:hAnsi="Times New Roman"/>
-          <w:sz w:val="24"/>
-          <w:szCs w:val="24"/>
-        </w:rPr>
-      </w:pPr>
-      <w:r>
-        <w:rPr>
-          <w:rFonts w:ascii="Times New Roman" w:cs="Times New Roman" w:eastAsia="Times New Roman" w:hAnsi="Times New Roman"/>
-          <w:sz w:val="24"/>
-          <w:szCs w:val="24"/>
-          <w:rtl w:val="0"/>
-        </w:rPr>
-        <w:t xml:space="preserve">category: Ingredienser</w:t>
+        <w:spacing w:line="342" w:lineRule="auto"/>
+        <w:rPr>
+          <w:rFonts w:ascii="Times New Roman" w:eastAsia="Times New Roman" w:hAnsi="Times New Roman" w:cs="Times New Roman"/>
+          <w:sz w:val="24"/>
+          <w:szCs w:val="24"/>
+        </w:rPr>
+      </w:pPr>
+      <w:r>
+        <w:rPr>
+          <w:rFonts w:ascii="Times New Roman" w:eastAsia="Times New Roman" w:hAnsi="Times New Roman" w:cs="Times New Roman"/>
+          <w:sz w:val="24"/>
+          <w:szCs w:val="24"/>
+        </w:rPr>
+        <w:t>category: Ingredienser</w:t>
       </w:r>
     </w:p>
     <w:p>
@@ -1231,22 +857,20 @@
           <w:ilvl w:val="0"/>
           <w:numId w:val="6"/>
         </w:numPr>
-        <w:spacing w:line="342.85714285714283" w:lineRule="auto"/>
-        <w:ind w:left="720" w:hanging="360"/>
-        <w:rPr>
-          <w:rFonts w:ascii="Times New Roman" w:cs="Times New Roman" w:eastAsia="Times New Roman" w:hAnsi="Times New Roman"/>
-          <w:sz w:val="24"/>
-          <w:szCs w:val="24"/>
-        </w:rPr>
-      </w:pPr>
-      <w:r>
-        <w:rPr>
-          <w:rFonts w:ascii="Times New Roman" w:cs="Times New Roman" w:eastAsia="Times New Roman" w:hAnsi="Times New Roman"/>
-          <w:sz w:val="24"/>
-          <w:szCs w:val="24"/>
-          <w:rtl w:val="0"/>
-        </w:rPr>
-        <w:t xml:space="preserve">image: /assets/Images/tipo-00-mel.jpg</w:t>
+        <w:spacing w:line="342" w:lineRule="auto"/>
+        <w:rPr>
+          <w:rFonts w:ascii="Times New Roman" w:eastAsia="Times New Roman" w:hAnsi="Times New Roman" w:cs="Times New Roman"/>
+          <w:sz w:val="24"/>
+          <w:szCs w:val="24"/>
+        </w:rPr>
+      </w:pPr>
+      <w:r>
+        <w:rPr>
+          <w:rFonts w:ascii="Times New Roman" w:eastAsia="Times New Roman" w:hAnsi="Times New Roman" w:cs="Times New Roman"/>
+          <w:sz w:val="24"/>
+          <w:szCs w:val="24"/>
+        </w:rPr>
+        <w:t>image: /assets/Images/tipo-00-mel.jpg</w:t>
       </w:r>
     </w:p>
     <w:p>
@@ -1255,129 +879,104 @@
           <w:ilvl w:val="0"/>
           <w:numId w:val="6"/>
         </w:numPr>
-        <w:spacing w:line="342.85714285714283" w:lineRule="auto"/>
-        <w:ind w:left="720" w:hanging="360"/>
-        <w:rPr>
-          <w:rFonts w:ascii="Times New Roman" w:cs="Times New Roman" w:eastAsia="Times New Roman" w:hAnsi="Times New Roman"/>
-          <w:sz w:val="24"/>
-          <w:szCs w:val="24"/>
-        </w:rPr>
-      </w:pPr>
-      <w:r>
-        <w:rPr>
-          <w:rFonts w:ascii="Times New Roman" w:cs="Times New Roman" w:eastAsia="Times New Roman" w:hAnsi="Times New Roman"/>
-          <w:sz w:val="24"/>
-          <w:szCs w:val="24"/>
-          <w:rtl w:val="0"/>
-        </w:rPr>
-        <w:t xml:space="preserve">featured: true</w:t>
-      </w:r>
-    </w:p>
-    <w:p>
-      <w:pPr>
-        <w:spacing w:line="342.85714285714283" w:lineRule="auto"/>
-        <w:rPr>
-          <w:rFonts w:ascii="Times New Roman" w:cs="Times New Roman" w:eastAsia="Times New Roman" w:hAnsi="Times New Roman"/>
+        <w:spacing w:line="342" w:lineRule="auto"/>
+        <w:rPr>
+          <w:rFonts w:ascii="Times New Roman" w:eastAsia="Times New Roman" w:hAnsi="Times New Roman" w:cs="Times New Roman"/>
+          <w:sz w:val="24"/>
+          <w:szCs w:val="24"/>
+        </w:rPr>
+      </w:pPr>
+      <w:r>
+        <w:rPr>
+          <w:rFonts w:ascii="Times New Roman" w:eastAsia="Times New Roman" w:hAnsi="Times New Roman" w:cs="Times New Roman"/>
+          <w:sz w:val="24"/>
+          <w:szCs w:val="24"/>
+        </w:rPr>
+        <w:t>featured: true</w:t>
+      </w:r>
+    </w:p>
+    <w:p>
+      <w:pPr>
+        <w:spacing w:line="342" w:lineRule="auto"/>
+        <w:rPr>
+          <w:rFonts w:ascii="Times New Roman" w:eastAsia="Times New Roman" w:hAnsi="Times New Roman" w:cs="Times New Roman"/>
           <w:sz w:val="21"/>
           <w:szCs w:val="21"/>
         </w:rPr>
       </w:pPr>
-      <w:r>
-        <w:rPr>
-          <w:rtl w:val="0"/>
-        </w:rPr>
-      </w:r>
     </w:p>
     <w:p>
       <w:pPr>
         <w:pStyle w:val="Heading2"/>
         <w:rPr>
-          <w:rFonts w:ascii="Times New Roman" w:cs="Times New Roman" w:eastAsia="Times New Roman" w:hAnsi="Times New Roman"/>
-          <w:b w:val="1"/>
-          <w:bCs w:val="1"/>
-        </w:rPr>
-      </w:pPr>
-      <w:bookmarkStart w:colFirst="0" w:colLast="0" w:name="_xasrhmbqc33f" w:id="14"/>
-      <w:bookmarkEnd w:id="14"/>
-      <w:r>
-        <w:rPr>
-          <w:rFonts w:ascii="Times New Roman" w:cs="Times New Roman" w:eastAsia="Times New Roman" w:hAnsi="Times New Roman"/>
-          <w:b w:val="1"/>
-          <w:bCs w:val="1"/>
-          <w:rtl w:val="0"/>
-        </w:rPr>
-        <w:t xml:space="preserve">5. Komponentdesign</w:t>
-      </w:r>
-    </w:p>
-    <w:p>
-      <w:pPr>
-        <w:rPr>
-          <w:rFonts w:ascii="Times New Roman" w:cs="Times New Roman" w:eastAsia="Times New Roman" w:hAnsi="Times New Roman"/>
-          <w:sz w:val="24"/>
-          <w:szCs w:val="24"/>
-        </w:rPr>
-      </w:pPr>
-      <w:r>
-        <w:rPr>
-          <w:rtl w:val="0"/>
-        </w:rPr>
-      </w:r>
-    </w:p>
-    <w:p>
-      <w:pPr>
-        <w:rPr>
-          <w:rFonts w:ascii="Times New Roman" w:cs="Times New Roman" w:eastAsia="Times New Roman" w:hAnsi="Times New Roman"/>
-          <w:sz w:val="24"/>
-          <w:szCs w:val="24"/>
-        </w:rPr>
-      </w:pPr>
-      <w:r>
-        <w:rPr>
-          <w:rFonts w:ascii="Times New Roman" w:cs="Times New Roman" w:eastAsia="Times New Roman" w:hAnsi="Times New Roman"/>
-          <w:sz w:val="24"/>
-          <w:szCs w:val="24"/>
-          <w:rtl w:val="0"/>
-        </w:rPr>
-        <w:t xml:space="preserve">Systemet følger ikke et klassisk MVC-princip, men er opbygget som en React-baseret frontend med tydelig opdeling mellem komponenter, hooks, services og data-typer.</w:t>
-      </w:r>
-    </w:p>
-    <w:p>
-      <w:pPr>
-        <w:rPr>
-          <w:rFonts w:ascii="Times New Roman" w:cs="Times New Roman" w:eastAsia="Times New Roman" w:hAnsi="Times New Roman"/>
-          <w:sz w:val="24"/>
-          <w:szCs w:val="24"/>
-        </w:rPr>
-      </w:pPr>
-      <w:r>
-        <w:rPr>
-          <w:rtl w:val="0"/>
-        </w:rPr>
-      </w:r>
-    </w:p>
-    <w:p>
-      <w:pPr>
-        <w:rPr>
-          <w:rFonts w:ascii="Times New Roman" w:cs="Times New Roman" w:eastAsia="Times New Roman" w:hAnsi="Times New Roman"/>
-          <w:sz w:val="24"/>
-          <w:szCs w:val="24"/>
-        </w:rPr>
-      </w:pPr>
-      <w:r>
-        <w:rPr>
-          <w:rFonts w:ascii="Times New Roman" w:cs="Times New Roman" w:eastAsia="Times New Roman" w:hAnsi="Times New Roman"/>
-          <w:b w:val="1"/>
-          <w:bCs w:val="1"/>
-          <w:sz w:val="24"/>
-          <w:szCs w:val="24"/>
-          <w:rtl w:val="0"/>
-        </w:rPr>
-        <w:t xml:space="preserve">Model</w:t>
-      </w:r>
-      <w:r>
-        <w:rPr>
-          <w:rtl w:val="0"/>
-        </w:rPr>
+          <w:rFonts w:ascii="Times New Roman" w:eastAsia="Times New Roman" w:hAnsi="Times New Roman" w:cs="Times New Roman"/>
+          <w:b/>
+          <w:bCs/>
+        </w:rPr>
+      </w:pPr>
+      <w:bookmarkStart w:id="9" w:name="_xasrhmbqc33f" w:colFirst="0" w:colLast="0"/>
+      <w:bookmarkEnd w:id="9"/>
+      <w:r>
+        <w:rPr>
+          <w:rFonts w:ascii="Times New Roman" w:eastAsia="Times New Roman" w:hAnsi="Times New Roman" w:cs="Times New Roman"/>
+          <w:b/>
+          <w:bCs/>
+        </w:rPr>
+        <w:t>5. Komponentdesign</w:t>
+      </w:r>
+    </w:p>
+    <w:p>
+      <w:pPr>
+        <w:rPr>
+          <w:rFonts w:ascii="Times New Roman" w:eastAsia="Times New Roman" w:hAnsi="Times New Roman" w:cs="Times New Roman"/>
+          <w:sz w:val="24"/>
+          <w:szCs w:val="24"/>
+        </w:rPr>
+      </w:pPr>
+    </w:p>
+    <w:p>
+      <w:pPr>
+        <w:rPr>
+          <w:rFonts w:ascii="Times New Roman" w:eastAsia="Times New Roman" w:hAnsi="Times New Roman" w:cs="Times New Roman"/>
+          <w:sz w:val="24"/>
+          <w:szCs w:val="24"/>
+        </w:rPr>
+      </w:pPr>
+      <w:r>
+        <w:rPr>
+          <w:rFonts w:ascii="Times New Roman" w:eastAsia="Times New Roman" w:hAnsi="Times New Roman" w:cs="Times New Roman"/>
+          <w:sz w:val="24"/>
+          <w:szCs w:val="24"/>
+        </w:rPr>
+        <w:t>Systemet følger ikke et klassisk MVC-princip, men er opbygget som en React-baseret frontend med tydelig opdeling mellem komponenter, hooks, services og data-typer.</w:t>
+      </w:r>
+    </w:p>
+    <w:p>
+      <w:pPr>
+        <w:rPr>
+          <w:rFonts w:ascii="Times New Roman" w:eastAsia="Times New Roman" w:hAnsi="Times New Roman" w:cs="Times New Roman"/>
+          <w:sz w:val="24"/>
+          <w:szCs w:val="24"/>
+        </w:rPr>
+      </w:pPr>
+    </w:p>
+    <w:p>
+      <w:pPr>
+        <w:rPr>
+          <w:rFonts w:ascii="Times New Roman" w:eastAsia="Times New Roman" w:hAnsi="Times New Roman" w:cs="Times New Roman"/>
+          <w:sz w:val="24"/>
+          <w:szCs w:val="24"/>
+        </w:rPr>
+      </w:pPr>
+      <w:r>
+        <w:rPr>
+          <w:rFonts w:ascii="Times New Roman" w:eastAsia="Times New Roman" w:hAnsi="Times New Roman" w:cs="Times New Roman"/>
+          <w:b/>
+          <w:bCs/>
+          <w:sz w:val="24"/>
+          <w:szCs w:val="24"/>
+        </w:rPr>
+        <w:t>Model</w:t>
       </w:r>
     </w:p>
     <w:p>
@@ -1386,21 +985,19 @@
           <w:ilvl w:val="0"/>
           <w:numId w:val="4"/>
         </w:numPr>
-        <w:ind w:left="720" w:hanging="360"/>
-        <w:rPr>
-          <w:rFonts w:ascii="Times New Roman" w:cs="Times New Roman" w:eastAsia="Times New Roman" w:hAnsi="Times New Roman"/>
-          <w:sz w:val="24"/>
-          <w:szCs w:val="24"/>
-        </w:rPr>
-      </w:pPr>
-      <w:r>
-        <w:rPr>
-          <w:rFonts w:ascii="Times New Roman" w:cs="Times New Roman" w:eastAsia="Times New Roman" w:hAnsi="Times New Roman"/>
-          <w:sz w:val="24"/>
-          <w:szCs w:val="24"/>
-          <w:rtl w:val="0"/>
-        </w:rPr>
-        <w:t xml:space="preserve">Produkt</w:t>
+        <w:rPr>
+          <w:rFonts w:ascii="Times New Roman" w:eastAsia="Times New Roman" w:hAnsi="Times New Roman" w:cs="Times New Roman"/>
+          <w:sz w:val="24"/>
+          <w:szCs w:val="24"/>
+        </w:rPr>
+      </w:pPr>
+      <w:r>
+        <w:rPr>
+          <w:rFonts w:ascii="Times New Roman" w:eastAsia="Times New Roman" w:hAnsi="Times New Roman" w:cs="Times New Roman"/>
+          <w:sz w:val="24"/>
+          <w:szCs w:val="24"/>
+        </w:rPr>
+        <w:t>Produkt</w:t>
       </w:r>
     </w:p>
     <w:p>
@@ -1409,21 +1006,19 @@
           <w:ilvl w:val="0"/>
           <w:numId w:val="4"/>
         </w:numPr>
-        <w:ind w:left="720" w:hanging="360"/>
-        <w:rPr>
-          <w:rFonts w:ascii="Times New Roman" w:cs="Times New Roman" w:eastAsia="Times New Roman" w:hAnsi="Times New Roman"/>
-          <w:sz w:val="24"/>
-          <w:szCs w:val="24"/>
-        </w:rPr>
-      </w:pPr>
-      <w:r>
-        <w:rPr>
-          <w:rFonts w:ascii="Times New Roman" w:cs="Times New Roman" w:eastAsia="Times New Roman" w:hAnsi="Times New Roman"/>
-          <w:sz w:val="24"/>
-          <w:szCs w:val="24"/>
-          <w:rtl w:val="0"/>
-        </w:rPr>
-        <w:t xml:space="preserve">Ordre</w:t>
+        <w:rPr>
+          <w:rFonts w:ascii="Times New Roman" w:eastAsia="Times New Roman" w:hAnsi="Times New Roman" w:cs="Times New Roman"/>
+          <w:sz w:val="24"/>
+          <w:szCs w:val="24"/>
+        </w:rPr>
+      </w:pPr>
+      <w:r>
+        <w:rPr>
+          <w:rFonts w:ascii="Times New Roman" w:eastAsia="Times New Roman" w:hAnsi="Times New Roman" w:cs="Times New Roman"/>
+          <w:sz w:val="24"/>
+          <w:szCs w:val="24"/>
+        </w:rPr>
+        <w:t>Ordre</w:t>
       </w:r>
     </w:p>
     <w:p>
@@ -1432,21 +1027,19 @@
           <w:ilvl w:val="0"/>
           <w:numId w:val="4"/>
         </w:numPr>
-        <w:ind w:left="720" w:hanging="360"/>
-        <w:rPr>
-          <w:rFonts w:ascii="Times New Roman" w:cs="Times New Roman" w:eastAsia="Times New Roman" w:hAnsi="Times New Roman"/>
-          <w:sz w:val="24"/>
-          <w:szCs w:val="24"/>
-        </w:rPr>
-      </w:pPr>
-      <w:r>
-        <w:rPr>
-          <w:rFonts w:ascii="Times New Roman" w:cs="Times New Roman" w:eastAsia="Times New Roman" w:hAnsi="Times New Roman"/>
-          <w:sz w:val="24"/>
-          <w:szCs w:val="24"/>
-          <w:rtl w:val="0"/>
-        </w:rPr>
-        <w:t xml:space="preserve">Ordrelinje</w:t>
+        <w:rPr>
+          <w:rFonts w:ascii="Times New Roman" w:eastAsia="Times New Roman" w:hAnsi="Times New Roman" w:cs="Times New Roman"/>
+          <w:sz w:val="24"/>
+          <w:szCs w:val="24"/>
+        </w:rPr>
+      </w:pPr>
+      <w:r>
+        <w:rPr>
+          <w:rFonts w:ascii="Times New Roman" w:eastAsia="Times New Roman" w:hAnsi="Times New Roman" w:cs="Times New Roman"/>
+          <w:sz w:val="24"/>
+          <w:szCs w:val="24"/>
+        </w:rPr>
+        <w:t>Ordrelinje</w:t>
       </w:r>
     </w:p>
     <w:p>
@@ -1455,21 +1048,19 @@
           <w:ilvl w:val="0"/>
           <w:numId w:val="4"/>
         </w:numPr>
-        <w:ind w:left="720" w:hanging="360"/>
-        <w:rPr>
-          <w:rFonts w:ascii="Times New Roman" w:cs="Times New Roman" w:eastAsia="Times New Roman" w:hAnsi="Times New Roman"/>
-          <w:sz w:val="24"/>
-          <w:szCs w:val="24"/>
-        </w:rPr>
-      </w:pPr>
-      <w:r>
-        <w:rPr>
-          <w:rFonts w:ascii="Times New Roman" w:cs="Times New Roman" w:eastAsia="Times New Roman" w:hAnsi="Times New Roman"/>
-          <w:sz w:val="24"/>
-          <w:szCs w:val="24"/>
-          <w:rtl w:val="0"/>
-        </w:rPr>
-        <w:t xml:space="preserve">Kunde</w:t>
+        <w:rPr>
+          <w:rFonts w:ascii="Times New Roman" w:eastAsia="Times New Roman" w:hAnsi="Times New Roman" w:cs="Times New Roman"/>
+          <w:sz w:val="24"/>
+          <w:szCs w:val="24"/>
+        </w:rPr>
+      </w:pPr>
+      <w:r>
+        <w:rPr>
+          <w:rFonts w:ascii="Times New Roman" w:eastAsia="Times New Roman" w:hAnsi="Times New Roman" w:cs="Times New Roman"/>
+          <w:sz w:val="24"/>
+          <w:szCs w:val="24"/>
+        </w:rPr>
+        <w:t>Kunde</w:t>
       </w:r>
     </w:p>
     <w:p>
@@ -1478,61 +1069,51 @@
           <w:ilvl w:val="0"/>
           <w:numId w:val="4"/>
         </w:numPr>
-        <w:ind w:left="720" w:hanging="360"/>
-        <w:rPr>
-          <w:rFonts w:ascii="Times New Roman" w:cs="Times New Roman" w:eastAsia="Times New Roman" w:hAnsi="Times New Roman"/>
-          <w:sz w:val="24"/>
-          <w:szCs w:val="24"/>
-        </w:rPr>
-      </w:pPr>
-      <w:r>
-        <w:rPr>
-          <w:rFonts w:ascii="Times New Roman" w:cs="Times New Roman" w:eastAsia="Times New Roman" w:hAnsi="Times New Roman"/>
-          <w:sz w:val="24"/>
-          <w:szCs w:val="24"/>
-          <w:rtl w:val="0"/>
-        </w:rPr>
-        <w:t xml:space="preserve">Kurv-item</w:t>
-      </w:r>
-    </w:p>
-    <w:p>
-      <w:pPr>
-        <w:ind w:left="0" w:firstLine="0"/>
-        <w:rPr>
-          <w:rFonts w:ascii="Times New Roman" w:cs="Times New Roman" w:eastAsia="Times New Roman" w:hAnsi="Times New Roman"/>
-          <w:b w:val="1"/>
-          <w:bCs w:val="1"/>
-          <w:sz w:val="24"/>
-          <w:szCs w:val="24"/>
-        </w:rPr>
-      </w:pPr>
-      <w:r>
-        <w:rPr>
-          <w:rtl w:val="0"/>
-        </w:rPr>
-      </w:r>
-    </w:p>
-    <w:p>
-      <w:pPr>
-        <w:ind w:left="0" w:firstLine="0"/>
-        <w:rPr>
-          <w:rFonts w:ascii="Times New Roman" w:cs="Times New Roman" w:eastAsia="Times New Roman" w:hAnsi="Times New Roman"/>
-          <w:b w:val="1"/>
-          <w:bCs w:val="1"/>
-          <w:sz w:val="24"/>
-          <w:szCs w:val="24"/>
-        </w:rPr>
-      </w:pPr>
-      <w:r>
-        <w:rPr>
-          <w:rFonts w:ascii="Times New Roman" w:cs="Times New Roman" w:eastAsia="Times New Roman" w:hAnsi="Times New Roman"/>
-          <w:b w:val="1"/>
-          <w:bCs w:val="1"/>
-          <w:sz w:val="24"/>
-          <w:szCs w:val="24"/>
-          <w:rtl w:val="0"/>
-        </w:rPr>
-        <w:t xml:space="preserve">View</w:t>
+        <w:rPr>
+          <w:rFonts w:ascii="Times New Roman" w:eastAsia="Times New Roman" w:hAnsi="Times New Roman" w:cs="Times New Roman"/>
+          <w:sz w:val="24"/>
+          <w:szCs w:val="24"/>
+        </w:rPr>
+      </w:pPr>
+      <w:r>
+        <w:rPr>
+          <w:rFonts w:ascii="Times New Roman" w:eastAsia="Times New Roman" w:hAnsi="Times New Roman" w:cs="Times New Roman"/>
+          <w:sz w:val="24"/>
+          <w:szCs w:val="24"/>
+        </w:rPr>
+        <w:t>Kurv-item</w:t>
+      </w:r>
+    </w:p>
+    <w:p>
+      <w:pPr>
+        <w:rPr>
+          <w:rFonts w:ascii="Times New Roman" w:eastAsia="Times New Roman" w:hAnsi="Times New Roman" w:cs="Times New Roman"/>
+          <w:b/>
+          <w:bCs/>
+          <w:sz w:val="24"/>
+          <w:szCs w:val="24"/>
+        </w:rPr>
+      </w:pPr>
+    </w:p>
+    <w:p>
+      <w:pPr>
+        <w:rPr>
+          <w:rFonts w:ascii="Times New Roman" w:eastAsia="Times New Roman" w:hAnsi="Times New Roman" w:cs="Times New Roman"/>
+          <w:b/>
+          <w:bCs/>
+          <w:sz w:val="24"/>
+          <w:szCs w:val="24"/>
+        </w:rPr>
+      </w:pPr>
+      <w:r>
+        <w:rPr>
+          <w:rFonts w:ascii="Times New Roman" w:eastAsia="Times New Roman" w:hAnsi="Times New Roman" w:cs="Times New Roman"/>
+          <w:b/>
+          <w:bCs/>
+          <w:sz w:val="24"/>
+          <w:szCs w:val="24"/>
+        </w:rPr>
+        <w:t>View</w:t>
       </w:r>
     </w:p>
     <w:p>
@@ -1541,21 +1122,19 @@
           <w:ilvl w:val="0"/>
           <w:numId w:val="5"/>
         </w:numPr>
-        <w:ind w:left="720" w:hanging="360"/>
-        <w:rPr>
-          <w:rFonts w:ascii="Times New Roman" w:cs="Times New Roman" w:eastAsia="Times New Roman" w:hAnsi="Times New Roman"/>
-          <w:sz w:val="24"/>
-          <w:szCs w:val="24"/>
-        </w:rPr>
-      </w:pPr>
-      <w:r>
-        <w:rPr>
-          <w:rFonts w:ascii="Times New Roman" w:cs="Times New Roman" w:eastAsia="Times New Roman" w:hAnsi="Times New Roman"/>
-          <w:sz w:val="24"/>
-          <w:szCs w:val="24"/>
-          <w:rtl w:val="0"/>
-        </w:rPr>
-        <w:t xml:space="preserve">Web UI bygget i React</w:t>
+        <w:rPr>
+          <w:rFonts w:ascii="Times New Roman" w:eastAsia="Times New Roman" w:hAnsi="Times New Roman" w:cs="Times New Roman"/>
+          <w:sz w:val="24"/>
+          <w:szCs w:val="24"/>
+        </w:rPr>
+      </w:pPr>
+      <w:r>
+        <w:rPr>
+          <w:rFonts w:ascii="Times New Roman" w:eastAsia="Times New Roman" w:hAnsi="Times New Roman" w:cs="Times New Roman"/>
+          <w:sz w:val="24"/>
+          <w:szCs w:val="24"/>
+        </w:rPr>
+        <w:t>Web UI bygget i React</w:t>
       </w:r>
     </w:p>
     <w:p>
@@ -1564,21 +1143,19 @@
           <w:ilvl w:val="0"/>
           <w:numId w:val="5"/>
         </w:numPr>
-        <w:ind w:left="720" w:hanging="360"/>
-        <w:rPr>
-          <w:rFonts w:ascii="Times New Roman" w:cs="Times New Roman" w:eastAsia="Times New Roman" w:hAnsi="Times New Roman"/>
-          <w:sz w:val="24"/>
-          <w:szCs w:val="24"/>
-        </w:rPr>
-      </w:pPr>
-      <w:r>
-        <w:rPr>
-          <w:rFonts w:ascii="Times New Roman" w:cs="Times New Roman" w:eastAsia="Times New Roman" w:hAnsi="Times New Roman"/>
-          <w:sz w:val="24"/>
-          <w:szCs w:val="24"/>
-          <w:rtl w:val="0"/>
-        </w:rPr>
-        <w:t xml:space="preserve">Sider, sektioner og genbrugelige komponenter</w:t>
+        <w:rPr>
+          <w:rFonts w:ascii="Times New Roman" w:eastAsia="Times New Roman" w:hAnsi="Times New Roman" w:cs="Times New Roman"/>
+          <w:sz w:val="24"/>
+          <w:szCs w:val="24"/>
+        </w:rPr>
+      </w:pPr>
+      <w:r>
+        <w:rPr>
+          <w:rFonts w:ascii="Times New Roman" w:eastAsia="Times New Roman" w:hAnsi="Times New Roman" w:cs="Times New Roman"/>
+          <w:sz w:val="24"/>
+          <w:szCs w:val="24"/>
+        </w:rPr>
+        <w:t>Sider, sektioner og genbrugelige komponenter</w:t>
       </w:r>
     </w:p>
     <w:p>
@@ -1587,60 +1164,47 @@
           <w:ilvl w:val="0"/>
           <w:numId w:val="5"/>
         </w:numPr>
-        <w:ind w:left="720" w:hanging="360"/>
-        <w:rPr>
-          <w:rFonts w:ascii="Times New Roman" w:cs="Times New Roman" w:eastAsia="Times New Roman" w:hAnsi="Times New Roman"/>
-          <w:sz w:val="24"/>
-          <w:szCs w:val="24"/>
-        </w:rPr>
-      </w:pPr>
-      <w:r>
-        <w:rPr>
-          <w:rFonts w:ascii="Times New Roman" w:cs="Times New Roman" w:eastAsia="Times New Roman" w:hAnsi="Times New Roman"/>
-          <w:sz w:val="24"/>
-          <w:szCs w:val="24"/>
-          <w:rtl w:val="0"/>
-        </w:rPr>
-        <w:t xml:space="preserve">Visning af produkter, kurv, checkout og ordrebekræftelse</w:t>
-      </w:r>
-    </w:p>
-    <w:p>
-      <w:pPr>
-        <w:rPr>
-          <w:rFonts w:ascii="Times New Roman" w:cs="Times New Roman" w:eastAsia="Times New Roman" w:hAnsi="Times New Roman"/>
-          <w:sz w:val="24"/>
-          <w:szCs w:val="24"/>
-        </w:rPr>
-      </w:pPr>
-      <w:r>
-        <w:rPr>
-          <w:rtl w:val="0"/>
-        </w:rPr>
-      </w:r>
-    </w:p>
-    <w:p>
-      <w:pPr>
-        <w:rPr>
-          <w:rFonts w:ascii="Times New Roman" w:cs="Times New Roman" w:eastAsia="Times New Roman" w:hAnsi="Times New Roman"/>
-          <w:sz w:val="24"/>
-          <w:szCs w:val="24"/>
-        </w:rPr>
-      </w:pPr>
-      <w:r>
-        <w:rPr>
-          <w:rFonts w:ascii="Times New Roman" w:cs="Times New Roman" w:eastAsia="Times New Roman" w:hAnsi="Times New Roman"/>
-          <w:b w:val="1"/>
-          <w:bCs w:val="1"/>
-          <w:sz w:val="24"/>
-          <w:szCs w:val="24"/>
-          <w:rtl w:val="0"/>
-        </w:rPr>
-        <w:t xml:space="preserve">Logik og dataadgang</w:t>
-      </w:r>
-      <w:r>
-        <w:rPr>
-          <w:rtl w:val="0"/>
-        </w:rPr>
+        <w:rPr>
+          <w:rFonts w:ascii="Times New Roman" w:eastAsia="Times New Roman" w:hAnsi="Times New Roman" w:cs="Times New Roman"/>
+          <w:sz w:val="24"/>
+          <w:szCs w:val="24"/>
+        </w:rPr>
+      </w:pPr>
+      <w:r>
+        <w:rPr>
+          <w:rFonts w:ascii="Times New Roman" w:eastAsia="Times New Roman" w:hAnsi="Times New Roman" w:cs="Times New Roman"/>
+          <w:sz w:val="24"/>
+          <w:szCs w:val="24"/>
+        </w:rPr>
+        <w:t>Visning af produkter, kurv, checkout og ordrebekræftelse</w:t>
+      </w:r>
+    </w:p>
+    <w:p>
+      <w:pPr>
+        <w:rPr>
+          <w:rFonts w:ascii="Times New Roman" w:eastAsia="Times New Roman" w:hAnsi="Times New Roman" w:cs="Times New Roman"/>
+          <w:sz w:val="24"/>
+          <w:szCs w:val="24"/>
+        </w:rPr>
+      </w:pPr>
+    </w:p>
+    <w:p>
+      <w:pPr>
+        <w:rPr>
+          <w:rFonts w:ascii="Times New Roman" w:eastAsia="Times New Roman" w:hAnsi="Times New Roman" w:cs="Times New Roman"/>
+          <w:sz w:val="24"/>
+          <w:szCs w:val="24"/>
+        </w:rPr>
+      </w:pPr>
+      <w:r>
+        <w:rPr>
+          <w:rFonts w:ascii="Times New Roman" w:eastAsia="Times New Roman" w:hAnsi="Times New Roman" w:cs="Times New Roman"/>
+          <w:b/>
+          <w:bCs/>
+          <w:sz w:val="24"/>
+          <w:szCs w:val="24"/>
+        </w:rPr>
+        <w:t>Logik og dataadgang</w:t>
       </w:r>
     </w:p>
     <w:p>
@@ -1649,21 +1213,19 @@
           <w:ilvl w:val="0"/>
           <w:numId w:val="8"/>
         </w:numPr>
-        <w:ind w:left="720" w:hanging="360"/>
-        <w:rPr>
-          <w:rFonts w:ascii="Times New Roman" w:cs="Times New Roman" w:eastAsia="Times New Roman" w:hAnsi="Times New Roman"/>
-          <w:sz w:val="24"/>
-          <w:szCs w:val="24"/>
-        </w:rPr>
-      </w:pPr>
-      <w:r>
-        <w:rPr>
-          <w:rFonts w:ascii="Times New Roman" w:cs="Times New Roman" w:eastAsia="Times New Roman" w:hAnsi="Times New Roman"/>
-          <w:sz w:val="24"/>
-          <w:szCs w:val="24"/>
-          <w:rtl w:val="0"/>
-        </w:rPr>
-        <w:t xml:space="preserve">Hooks som håndterer datahentning og tilstand</w:t>
+        <w:rPr>
+          <w:rFonts w:ascii="Times New Roman" w:eastAsia="Times New Roman" w:hAnsi="Times New Roman" w:cs="Times New Roman"/>
+          <w:sz w:val="24"/>
+          <w:szCs w:val="24"/>
+        </w:rPr>
+      </w:pPr>
+      <w:r>
+        <w:rPr>
+          <w:rFonts w:ascii="Times New Roman" w:eastAsia="Times New Roman" w:hAnsi="Times New Roman" w:cs="Times New Roman"/>
+          <w:sz w:val="24"/>
+          <w:szCs w:val="24"/>
+        </w:rPr>
+        <w:t>Hooks som håndterer datahentning og tilstand</w:t>
       </w:r>
     </w:p>
     <w:p>
@@ -1672,21 +1234,19 @@
           <w:ilvl w:val="0"/>
           <w:numId w:val="8"/>
         </w:numPr>
-        <w:ind w:left="720" w:hanging="360"/>
-        <w:rPr>
-          <w:rFonts w:ascii="Times New Roman" w:cs="Times New Roman" w:eastAsia="Times New Roman" w:hAnsi="Times New Roman"/>
-          <w:sz w:val="24"/>
-          <w:szCs w:val="24"/>
-        </w:rPr>
-      </w:pPr>
-      <w:r>
-        <w:rPr>
-          <w:rFonts w:ascii="Times New Roman" w:cs="Times New Roman" w:eastAsia="Times New Roman" w:hAnsi="Times New Roman"/>
-          <w:sz w:val="24"/>
-          <w:szCs w:val="24"/>
-          <w:rtl w:val="0"/>
-        </w:rPr>
-        <w:t xml:space="preserve">Services som kommunikerer med Firestore</w:t>
+        <w:rPr>
+          <w:rFonts w:ascii="Times New Roman" w:eastAsia="Times New Roman" w:hAnsi="Times New Roman" w:cs="Times New Roman"/>
+          <w:sz w:val="24"/>
+          <w:szCs w:val="24"/>
+        </w:rPr>
+      </w:pPr>
+      <w:r>
+        <w:rPr>
+          <w:rFonts w:ascii="Times New Roman" w:eastAsia="Times New Roman" w:hAnsi="Times New Roman" w:cs="Times New Roman"/>
+          <w:sz w:val="24"/>
+          <w:szCs w:val="24"/>
+        </w:rPr>
+        <w:t>Services som kommunikerer med Firestore</w:t>
       </w:r>
     </w:p>
     <w:p>
@@ -1695,21 +1255,19 @@
           <w:ilvl w:val="0"/>
           <w:numId w:val="8"/>
         </w:numPr>
-        <w:ind w:left="720" w:hanging="360"/>
-        <w:rPr>
-          <w:rFonts w:ascii="Times New Roman" w:cs="Times New Roman" w:eastAsia="Times New Roman" w:hAnsi="Times New Roman"/>
-          <w:sz w:val="24"/>
-          <w:szCs w:val="24"/>
-        </w:rPr>
-      </w:pPr>
-      <w:r>
-        <w:rPr>
-          <w:rFonts w:ascii="Times New Roman" w:cs="Times New Roman" w:eastAsia="Times New Roman" w:hAnsi="Times New Roman"/>
-          <w:sz w:val="24"/>
-          <w:szCs w:val="24"/>
-          <w:rtl w:val="0"/>
-        </w:rPr>
-        <w:t xml:space="preserve">productService til produktdata</w:t>
+        <w:rPr>
+          <w:rFonts w:ascii="Times New Roman" w:eastAsia="Times New Roman" w:hAnsi="Times New Roman" w:cs="Times New Roman"/>
+          <w:sz w:val="24"/>
+          <w:szCs w:val="24"/>
+        </w:rPr>
+      </w:pPr>
+      <w:r>
+        <w:rPr>
+          <w:rFonts w:ascii="Times New Roman" w:eastAsia="Times New Roman" w:hAnsi="Times New Roman" w:cs="Times New Roman"/>
+          <w:sz w:val="24"/>
+          <w:szCs w:val="24"/>
+        </w:rPr>
+        <w:t>productService til produktdata</w:t>
       </w:r>
     </w:p>
     <w:p>
@@ -1718,21 +1276,19 @@
           <w:ilvl w:val="0"/>
           <w:numId w:val="8"/>
         </w:numPr>
-        <w:ind w:left="720" w:hanging="360"/>
-        <w:rPr>
-          <w:rFonts w:ascii="Times New Roman" w:cs="Times New Roman" w:eastAsia="Times New Roman" w:hAnsi="Times New Roman"/>
-          <w:sz w:val="24"/>
-          <w:szCs w:val="24"/>
-        </w:rPr>
-      </w:pPr>
-      <w:r>
-        <w:rPr>
-          <w:rFonts w:ascii="Times New Roman" w:cs="Times New Roman" w:eastAsia="Times New Roman" w:hAnsi="Times New Roman"/>
-          <w:sz w:val="24"/>
-          <w:szCs w:val="24"/>
-          <w:rtl w:val="0"/>
-        </w:rPr>
-        <w:t xml:space="preserve">orderService til ordredata</w:t>
+        <w:rPr>
+          <w:rFonts w:ascii="Times New Roman" w:eastAsia="Times New Roman" w:hAnsi="Times New Roman" w:cs="Times New Roman"/>
+          <w:sz w:val="24"/>
+          <w:szCs w:val="24"/>
+        </w:rPr>
+      </w:pPr>
+      <w:r>
+        <w:rPr>
+          <w:rFonts w:ascii="Times New Roman" w:eastAsia="Times New Roman" w:hAnsi="Times New Roman" w:cs="Times New Roman"/>
+          <w:sz w:val="24"/>
+          <w:szCs w:val="24"/>
+        </w:rPr>
+        <w:t>orderService til ordredata</w:t>
       </w:r>
     </w:p>
     <w:p>
@@ -1741,174 +1297,151 @@
           <w:ilvl w:val="0"/>
           <w:numId w:val="8"/>
         </w:numPr>
-        <w:ind w:left="720" w:hanging="360"/>
-        <w:rPr>
-          <w:rFonts w:ascii="Times New Roman" w:cs="Times New Roman" w:eastAsia="Times New Roman" w:hAnsi="Times New Roman"/>
-          <w:sz w:val="24"/>
-          <w:szCs w:val="24"/>
-        </w:rPr>
-      </w:pPr>
-      <w:r>
-        <w:rPr>
-          <w:rFonts w:ascii="Times New Roman" w:cs="Times New Roman" w:eastAsia="Times New Roman" w:hAnsi="Times New Roman"/>
-          <w:sz w:val="24"/>
-          <w:szCs w:val="24"/>
-          <w:rtl w:val="0"/>
-        </w:rPr>
-        <w:t xml:space="preserve">CartProvider til kurvtilstand i frontend</w:t>
-      </w:r>
-    </w:p>
-    <w:p>
-      <w:pPr>
-        <w:rPr>
-          <w:rFonts w:ascii="Times New Roman" w:cs="Times New Roman" w:eastAsia="Times New Roman" w:hAnsi="Times New Roman"/>
-          <w:b w:val="1"/>
-          <w:bCs w:val="1"/>
-          <w:sz w:val="24"/>
-          <w:szCs w:val="24"/>
-        </w:rPr>
-      </w:pPr>
-      <w:r>
-        <w:rPr>
-          <w:rtl w:val="0"/>
-        </w:rPr>
-      </w:r>
-    </w:p>
-    <w:p>
-      <w:pPr>
-        <w:rPr>
-          <w:rFonts w:ascii="Times New Roman" w:cs="Times New Roman" w:eastAsia="Times New Roman" w:hAnsi="Times New Roman"/>
-          <w:b w:val="1"/>
-          <w:bCs w:val="1"/>
-          <w:sz w:val="24"/>
-          <w:szCs w:val="24"/>
-        </w:rPr>
-      </w:pPr>
-      <w:r>
-        <w:rPr>
-          <w:rFonts w:ascii="Times New Roman" w:cs="Times New Roman" w:eastAsia="Times New Roman" w:hAnsi="Times New Roman"/>
-          <w:b w:val="1"/>
-          <w:bCs w:val="1"/>
-          <w:sz w:val="24"/>
-          <w:szCs w:val="24"/>
-          <w:rtl w:val="0"/>
-        </w:rPr>
-        <w:t xml:space="preserve">Controller-lignende ansvar</w:t>
-      </w:r>
-    </w:p>
-    <w:p>
-      <w:pPr>
-        <w:rPr>
-          <w:rFonts w:ascii="Times New Roman" w:cs="Times New Roman" w:eastAsia="Times New Roman" w:hAnsi="Times New Roman"/>
-          <w:sz w:val="24"/>
-          <w:szCs w:val="24"/>
-        </w:rPr>
-      </w:pPr>
-      <w:r>
-        <w:rPr>
-          <w:rFonts w:ascii="Times New Roman" w:cs="Times New Roman" w:eastAsia="Times New Roman" w:hAnsi="Times New Roman"/>
-          <w:sz w:val="24"/>
-          <w:szCs w:val="24"/>
-          <w:rtl w:val="0"/>
-        </w:rPr>
-        <w:t xml:space="preserve">I stedet for egentlige controllere ligger styringen i React-komponenterne og hooks. For eksempel håndterer checkout-siden validering, ordreoprettelse og navigation, mens services står for selve dataadgangen til Firestore.</w:t>
-      </w:r>
-    </w:p>
-    <w:p>
-      <w:pPr>
-        <w:rPr>
-          <w:rFonts w:ascii="Times New Roman" w:cs="Times New Roman" w:eastAsia="Times New Roman" w:hAnsi="Times New Roman"/>
-          <w:sz w:val="24"/>
-          <w:szCs w:val="24"/>
-        </w:rPr>
-      </w:pPr>
-      <w:r>
-        <w:rPr>
-          <w:rtl w:val="0"/>
-        </w:rPr>
-      </w:r>
-    </w:p>
-    <w:p>
-      <w:pPr>
-        <w:rPr>
-          <w:rFonts w:ascii="Times New Roman" w:cs="Times New Roman" w:eastAsia="Times New Roman" w:hAnsi="Times New Roman"/>
-          <w:b w:val="1"/>
-          <w:bCs w:val="1"/>
-          <w:sz w:val="24"/>
-          <w:szCs w:val="24"/>
-        </w:rPr>
-      </w:pPr>
-      <w:r>
-        <w:rPr>
-          <w:rFonts w:ascii="Times New Roman" w:cs="Times New Roman" w:eastAsia="Times New Roman" w:hAnsi="Times New Roman"/>
-          <w:b w:val="1"/>
-          <w:bCs w:val="1"/>
-          <w:sz w:val="24"/>
-          <w:szCs w:val="24"/>
-          <w:rtl w:val="0"/>
-        </w:rPr>
-        <w:t xml:space="preserve">Eksempel på algoritme for totalpris</w:t>
-      </w:r>
-    </w:p>
-    <w:p>
-      <w:pPr>
-        <w:rPr>
-          <w:rFonts w:ascii="Times New Roman" w:cs="Times New Roman" w:eastAsia="Times New Roman" w:hAnsi="Times New Roman"/>
-          <w:sz w:val="24"/>
-          <w:szCs w:val="24"/>
-        </w:rPr>
-      </w:pPr>
-      <w:r>
-        <w:rPr>
-          <w:rFonts w:ascii="Times New Roman" w:cs="Times New Roman" w:eastAsia="Times New Roman" w:hAnsi="Times New Roman"/>
-          <w:sz w:val="24"/>
-          <w:szCs w:val="24"/>
-          <w:rtl w:val="0"/>
-        </w:rPr>
-        <w:t xml:space="preserve">Totalprisen beregnes som summen af hver vares pris gange antal, hvorefter eventuel fragt lægges til:</w:t>
-      </w:r>
-    </w:p>
-    <w:p>
-      <w:pPr>
-        <w:rPr>
-          <w:rFonts w:ascii="Times New Roman" w:cs="Times New Roman" w:eastAsia="Times New Roman" w:hAnsi="Times New Roman"/>
-          <w:sz w:val="24"/>
-          <w:szCs w:val="24"/>
-        </w:rPr>
-      </w:pPr>
-      <w:r>
-        <w:rPr>
-          <w:rFonts w:ascii="Times New Roman" w:cs="Times New Roman" w:eastAsia="Times New Roman" w:hAnsi="Times New Roman"/>
-          <w:sz w:val="24"/>
-          <w:szCs w:val="24"/>
-          <w:rtl w:val="0"/>
-        </w:rPr>
-        <w:t xml:space="preserve">subtotal = sum(pris * antal)</w:t>
-      </w:r>
-    </w:p>
-    <w:p>
-      <w:pPr>
-        <w:rPr>
-          <w:rFonts w:ascii="Times New Roman" w:cs="Times New Roman" w:eastAsia="Times New Roman" w:hAnsi="Times New Roman"/>
-          <w:b w:val="1"/>
-          <w:bCs w:val="1"/>
+        <w:rPr>
+          <w:rFonts w:ascii="Times New Roman" w:eastAsia="Times New Roman" w:hAnsi="Times New Roman" w:cs="Times New Roman"/>
+          <w:sz w:val="24"/>
+          <w:szCs w:val="24"/>
+        </w:rPr>
+      </w:pPr>
+      <w:r>
+        <w:rPr>
+          <w:rFonts w:ascii="Times New Roman" w:eastAsia="Times New Roman" w:hAnsi="Times New Roman" w:cs="Times New Roman"/>
+          <w:sz w:val="24"/>
+          <w:szCs w:val="24"/>
+        </w:rPr>
+        <w:t>CartProvider til kurvtilstand i frontend</w:t>
+      </w:r>
+    </w:p>
+    <w:p>
+      <w:pPr>
+        <w:rPr>
+          <w:rFonts w:ascii="Times New Roman" w:eastAsia="Times New Roman" w:hAnsi="Times New Roman" w:cs="Times New Roman"/>
+          <w:b/>
+          <w:bCs/>
+          <w:sz w:val="24"/>
+          <w:szCs w:val="24"/>
+        </w:rPr>
+      </w:pPr>
+    </w:p>
+    <w:p>
+      <w:pPr>
+        <w:rPr>
+          <w:rFonts w:ascii="Times New Roman" w:eastAsia="Times New Roman" w:hAnsi="Times New Roman" w:cs="Times New Roman"/>
+          <w:b/>
+          <w:bCs/>
+          <w:sz w:val="24"/>
+          <w:szCs w:val="24"/>
+        </w:rPr>
+      </w:pPr>
+      <w:r>
+        <w:rPr>
+          <w:rFonts w:ascii="Times New Roman" w:eastAsia="Times New Roman" w:hAnsi="Times New Roman" w:cs="Times New Roman"/>
+          <w:b/>
+          <w:bCs/>
+          <w:sz w:val="24"/>
+          <w:szCs w:val="24"/>
+        </w:rPr>
+        <w:t>Controller-lignende ansvar</w:t>
+      </w:r>
+    </w:p>
+    <w:p>
+      <w:pPr>
+        <w:rPr>
+          <w:rFonts w:ascii="Times New Roman" w:eastAsia="Times New Roman" w:hAnsi="Times New Roman" w:cs="Times New Roman"/>
+          <w:sz w:val="24"/>
+          <w:szCs w:val="24"/>
+        </w:rPr>
+      </w:pPr>
+      <w:r>
+        <w:rPr>
+          <w:rFonts w:ascii="Times New Roman" w:eastAsia="Times New Roman" w:hAnsi="Times New Roman" w:cs="Times New Roman"/>
+          <w:sz w:val="24"/>
+          <w:szCs w:val="24"/>
+        </w:rPr>
+        <w:t>I stedet for egentlige controllere ligger styringen i React-komponenterne og hooks. For eksempel håndterer checkout-siden validering, ordreoprettelse og navigation, mens services står for selve dataadgangen til Firestore.</w:t>
+      </w:r>
+    </w:p>
+    <w:p>
+      <w:pPr>
+        <w:rPr>
+          <w:rFonts w:ascii="Times New Roman" w:eastAsia="Times New Roman" w:hAnsi="Times New Roman" w:cs="Times New Roman"/>
+          <w:sz w:val="24"/>
+          <w:szCs w:val="24"/>
+        </w:rPr>
+      </w:pPr>
+    </w:p>
+    <w:p>
+      <w:pPr>
+        <w:rPr>
+          <w:rFonts w:ascii="Times New Roman" w:eastAsia="Times New Roman" w:hAnsi="Times New Roman" w:cs="Times New Roman"/>
+          <w:b/>
+          <w:bCs/>
+          <w:sz w:val="24"/>
+          <w:szCs w:val="24"/>
+        </w:rPr>
+      </w:pPr>
+      <w:r>
+        <w:rPr>
+          <w:rFonts w:ascii="Times New Roman" w:eastAsia="Times New Roman" w:hAnsi="Times New Roman" w:cs="Times New Roman"/>
+          <w:b/>
+          <w:bCs/>
+          <w:sz w:val="24"/>
+          <w:szCs w:val="24"/>
+        </w:rPr>
+        <w:t>Eksempel på algoritme for totalpris</w:t>
+      </w:r>
+    </w:p>
+    <w:p>
+      <w:pPr>
+        <w:rPr>
+          <w:rFonts w:ascii="Times New Roman" w:eastAsia="Times New Roman" w:hAnsi="Times New Roman" w:cs="Times New Roman"/>
+          <w:sz w:val="24"/>
+          <w:szCs w:val="24"/>
+        </w:rPr>
+      </w:pPr>
+      <w:r>
+        <w:rPr>
+          <w:rFonts w:ascii="Times New Roman" w:eastAsia="Times New Roman" w:hAnsi="Times New Roman" w:cs="Times New Roman"/>
+          <w:sz w:val="24"/>
+          <w:szCs w:val="24"/>
+        </w:rPr>
+        <w:t>Totalprisen beregnes som summen af hver vares pris gange antal, hvorefter eventuel fragt lægges til:</w:t>
+      </w:r>
+    </w:p>
+    <w:p>
+      <w:pPr>
+        <w:rPr>
+          <w:rFonts w:ascii="Times New Roman" w:eastAsia="Times New Roman" w:hAnsi="Times New Roman" w:cs="Times New Roman"/>
+          <w:sz w:val="24"/>
+          <w:szCs w:val="24"/>
+        </w:rPr>
+      </w:pPr>
+      <w:r>
+        <w:rPr>
+          <w:rFonts w:ascii="Times New Roman" w:eastAsia="Times New Roman" w:hAnsi="Times New Roman" w:cs="Times New Roman"/>
+          <w:sz w:val="24"/>
+          <w:szCs w:val="24"/>
+        </w:rPr>
+        <w:t>subtotal = sum(pris * antal)</w:t>
+      </w:r>
+    </w:p>
+    <w:p>
+      <w:pPr>
+        <w:rPr>
+          <w:rFonts w:ascii="Times New Roman" w:eastAsia="Times New Roman" w:hAnsi="Times New Roman" w:cs="Times New Roman"/>
+          <w:b/>
+          <w:bCs/>
           <w:sz w:val="34"/>
           <w:szCs w:val="34"/>
         </w:rPr>
       </w:pPr>
       <w:r>
         <w:rPr>
-          <w:rFonts w:ascii="Times New Roman" w:cs="Times New Roman" w:eastAsia="Times New Roman" w:hAnsi="Times New Roman"/>
-          <w:sz w:val="24"/>
-          <w:szCs w:val="24"/>
-          <w:rtl w:val="0"/>
-        </w:rPr>
-        <w:t xml:space="preserve">total = subtotal + fragt</w:t>
-      </w:r>
-      <w:r>
-        <w:rPr>
-          <w:rtl w:val="0"/>
-        </w:rPr>
+          <w:rFonts w:ascii="Times New Roman" w:eastAsia="Times New Roman" w:hAnsi="Times New Roman" w:cs="Times New Roman"/>
+          <w:sz w:val="24"/>
+          <w:szCs w:val="24"/>
+        </w:rPr>
+        <w:t>total = subtotal + fragt</w:t>
       </w:r>
     </w:p>
     <w:p>
@@ -1916,27 +1449,26 @@
         <w:pStyle w:val="Heading2"/>
         <w:keepNext w:val="0"/>
         <w:keepLines w:val="0"/>
-        <w:spacing w:after="80" w:lineRule="auto"/>
-        <w:rPr>
-          <w:rFonts w:ascii="Times New Roman" w:cs="Times New Roman" w:eastAsia="Times New Roman" w:hAnsi="Times New Roman"/>
-          <w:b w:val="1"/>
-          <w:bCs w:val="1"/>
+        <w:spacing w:after="80"/>
+        <w:rPr>
+          <w:rFonts w:ascii="Times New Roman" w:eastAsia="Times New Roman" w:hAnsi="Times New Roman" w:cs="Times New Roman"/>
+          <w:b/>
+          <w:bCs/>
           <w:sz w:val="34"/>
           <w:szCs w:val="34"/>
         </w:rPr>
       </w:pPr>
-      <w:bookmarkStart w:colFirst="0" w:colLast="0" w:name="_l9ufbfnlnlj6" w:id="15"/>
-      <w:bookmarkEnd w:id="15"/>
-      <w:r>
-        <w:rPr>
-          <w:rFonts w:ascii="Times New Roman" w:cs="Times New Roman" w:eastAsia="Times New Roman" w:hAnsi="Times New Roman"/>
-          <w:b w:val="1"/>
-          <w:bCs w:val="1"/>
+      <w:bookmarkStart w:id="10" w:name="_l9ufbfnlnlj6" w:colFirst="0" w:colLast="0"/>
+      <w:bookmarkEnd w:id="10"/>
+      <w:r>
+        <w:rPr>
+          <w:rFonts w:ascii="Times New Roman" w:eastAsia="Times New Roman" w:hAnsi="Times New Roman" w:cs="Times New Roman"/>
+          <w:b/>
+          <w:bCs/>
           <w:sz w:val="34"/>
           <w:szCs w:val="34"/>
-          <w:rtl w:val="0"/>
-        </w:rPr>
-        <w:t xml:space="preserve">6. Frontend</w:t>
+        </w:rPr>
+        <w:t>6. Frontend</w:t>
       </w:r>
     </w:p>
     <w:p>
@@ -1945,17 +1477,21 @@
           <w:ilvl w:val="0"/>
           <w:numId w:val="7"/>
         </w:numPr>
-        <w:ind w:left="720" w:hanging="360"/>
-        <w:rPr>
-          <w:rFonts w:ascii="Times New Roman" w:cs="Times New Roman" w:eastAsia="Times New Roman" w:hAnsi="Times New Roman"/>
-        </w:rPr>
-      </w:pPr>
-      <w:r>
-        <w:rPr>
-          <w:rFonts w:ascii="Times New Roman" w:cs="Times New Roman" w:eastAsia="Times New Roman" w:hAnsi="Times New Roman"/>
-          <w:rtl w:val="0"/>
-        </w:rPr>
-        <w:t xml:space="preserve">Pizzatema (brugervenlige varme)</w:t>
+        <w:rPr>
+          <w:rFonts w:ascii="Times New Roman" w:eastAsia="Times New Roman" w:hAnsi="Times New Roman" w:cs="Times New Roman"/>
+        </w:rPr>
+      </w:pPr>
+      <w:r>
+        <w:rPr>
+          <w:rFonts w:ascii="Times New Roman" w:eastAsia="Times New Roman" w:hAnsi="Times New Roman" w:cs="Times New Roman"/>
+        </w:rPr>
+        <w:t xml:space="preserve">”Earthy” tema med </w:t>
+      </w:r>
+      <w:r>
+        <w:rPr>
+          <w:rFonts w:ascii="Times New Roman" w:eastAsia="Times New Roman" w:hAnsi="Times New Roman" w:cs="Times New Roman"/>
+        </w:rPr>
+        <w:t xml:space="preserve">skovgrøn og beige/off-white some primær og sekundær farve </w:t>
       </w:r>
     </w:p>
     <w:p>
@@ -1964,17 +1500,15 @@
           <w:ilvl w:val="0"/>
           <w:numId w:val="7"/>
         </w:numPr>
-        <w:ind w:left="720" w:hanging="360"/>
-        <w:rPr>
-          <w:rFonts w:ascii="Times New Roman" w:cs="Times New Roman" w:eastAsia="Times New Roman" w:hAnsi="Times New Roman"/>
-        </w:rPr>
-      </w:pPr>
-      <w:r>
-        <w:rPr>
-          <w:rFonts w:ascii="Times New Roman" w:cs="Times New Roman" w:eastAsia="Times New Roman" w:hAnsi="Times New Roman"/>
-          <w:rtl w:val="0"/>
-        </w:rPr>
-        <w:t xml:space="preserve">Simpel navigation</w:t>
+        <w:rPr>
+          <w:rFonts w:ascii="Times New Roman" w:eastAsia="Times New Roman" w:hAnsi="Times New Roman" w:cs="Times New Roman"/>
+        </w:rPr>
+      </w:pPr>
+      <w:r>
+        <w:rPr>
+          <w:rFonts w:ascii="Times New Roman" w:eastAsia="Times New Roman" w:hAnsi="Times New Roman" w:cs="Times New Roman"/>
+        </w:rPr>
+        <w:t>Simpel navigation</w:t>
       </w:r>
     </w:p>
     <w:p>
@@ -1983,17 +1517,15 @@
           <w:ilvl w:val="0"/>
           <w:numId w:val="7"/>
         </w:numPr>
-        <w:ind w:left="720" w:hanging="360"/>
-        <w:rPr>
-          <w:rFonts w:ascii="Times New Roman" w:cs="Times New Roman" w:eastAsia="Times New Roman" w:hAnsi="Times New Roman"/>
-        </w:rPr>
-      </w:pPr>
-      <w:r>
-        <w:rPr>
-          <w:rFonts w:ascii="Times New Roman" w:cs="Times New Roman" w:eastAsia="Times New Roman" w:hAnsi="Times New Roman"/>
-          <w:rtl w:val="0"/>
-        </w:rPr>
-        <w:t xml:space="preserve">Responsivt design</w:t>
+        <w:rPr>
+          <w:rFonts w:ascii="Times New Roman" w:eastAsia="Times New Roman" w:hAnsi="Times New Roman" w:cs="Times New Roman"/>
+        </w:rPr>
+      </w:pPr>
+      <w:r>
+        <w:rPr>
+          <w:rFonts w:ascii="Times New Roman" w:eastAsia="Times New Roman" w:hAnsi="Times New Roman" w:cs="Times New Roman"/>
+        </w:rPr>
+        <w:t>Responsivt design</w:t>
       </w:r>
     </w:p>
     <w:p>
@@ -2001,27 +1533,26 @@
         <w:pStyle w:val="Heading2"/>
         <w:keepNext w:val="0"/>
         <w:keepLines w:val="0"/>
-        <w:spacing w:after="80" w:lineRule="auto"/>
-        <w:rPr>
-          <w:rFonts w:ascii="Times New Roman" w:cs="Times New Roman" w:eastAsia="Times New Roman" w:hAnsi="Times New Roman"/>
-          <w:b w:val="1"/>
-          <w:bCs w:val="1"/>
+        <w:spacing w:after="80"/>
+        <w:rPr>
+          <w:rFonts w:ascii="Times New Roman" w:eastAsia="Times New Roman" w:hAnsi="Times New Roman" w:cs="Times New Roman"/>
+          <w:b/>
+          <w:bCs/>
           <w:sz w:val="34"/>
           <w:szCs w:val="34"/>
         </w:rPr>
       </w:pPr>
-      <w:bookmarkStart w:colFirst="0" w:colLast="0" w:name="_34p2aqhf54od" w:id="16"/>
-      <w:bookmarkEnd w:id="16"/>
-      <w:r>
-        <w:rPr>
-          <w:rFonts w:ascii="Times New Roman" w:cs="Times New Roman" w:eastAsia="Times New Roman" w:hAnsi="Times New Roman"/>
-          <w:b w:val="1"/>
-          <w:bCs w:val="1"/>
+      <w:bookmarkStart w:id="11" w:name="_34p2aqhf54od" w:colFirst="0" w:colLast="0"/>
+      <w:bookmarkEnd w:id="11"/>
+      <w:r>
+        <w:rPr>
+          <w:rFonts w:ascii="Times New Roman" w:eastAsia="Times New Roman" w:hAnsi="Times New Roman" w:cs="Times New Roman"/>
+          <w:b/>
+          <w:bCs/>
           <w:sz w:val="34"/>
           <w:szCs w:val="34"/>
-          <w:rtl w:val="0"/>
-        </w:rPr>
-        <w:t xml:space="preserve">7. Fravalgte funktionelle krav</w:t>
+        </w:rPr>
+        <w:t>7. Fravalgte funktionelle krav</w:t>
       </w:r>
     </w:p>
     <w:p>
@@ -2030,17 +1561,15 @@
           <w:ilvl w:val="0"/>
           <w:numId w:val="2"/>
         </w:numPr>
-        <w:ind w:left="720" w:hanging="360"/>
-        <w:rPr>
-          <w:rFonts w:ascii="Times New Roman" w:cs="Times New Roman" w:eastAsia="Times New Roman" w:hAnsi="Times New Roman"/>
-        </w:rPr>
-      </w:pPr>
-      <w:r>
-        <w:rPr>
-          <w:rFonts w:ascii="Times New Roman" w:cs="Times New Roman" w:eastAsia="Times New Roman" w:hAnsi="Times New Roman"/>
-          <w:rtl w:val="0"/>
-        </w:rPr>
-        <w:t xml:space="preserve">Performance</w:t>
+        <w:rPr>
+          <w:rFonts w:ascii="Times New Roman" w:eastAsia="Times New Roman" w:hAnsi="Times New Roman" w:cs="Times New Roman"/>
+        </w:rPr>
+      </w:pPr>
+      <w:r>
+        <w:rPr>
+          <w:rFonts w:ascii="Times New Roman" w:eastAsia="Times New Roman" w:hAnsi="Times New Roman" w:cs="Times New Roman"/>
+        </w:rPr>
+        <w:t>Performance</w:t>
       </w:r>
     </w:p>
     <w:p>
@@ -2049,17 +1578,15 @@
           <w:ilvl w:val="0"/>
           <w:numId w:val="2"/>
         </w:numPr>
-        <w:ind w:left="720" w:hanging="360"/>
-        <w:rPr>
-          <w:rFonts w:ascii="Times New Roman" w:cs="Times New Roman" w:eastAsia="Times New Roman" w:hAnsi="Times New Roman"/>
-        </w:rPr>
-      </w:pPr>
-      <w:r>
-        <w:rPr>
-          <w:rFonts w:ascii="Times New Roman" w:cs="Times New Roman" w:eastAsia="Times New Roman" w:hAnsi="Times New Roman"/>
-          <w:rtl w:val="0"/>
-        </w:rPr>
-        <w:t xml:space="preserve">Sikkerhed</w:t>
+        <w:rPr>
+          <w:rFonts w:ascii="Times New Roman" w:eastAsia="Times New Roman" w:hAnsi="Times New Roman" w:cs="Times New Roman"/>
+        </w:rPr>
+      </w:pPr>
+      <w:r>
+        <w:rPr>
+          <w:rFonts w:ascii="Times New Roman" w:eastAsia="Times New Roman" w:hAnsi="Times New Roman" w:cs="Times New Roman"/>
+        </w:rPr>
+        <w:t>Sikkerhed</w:t>
       </w:r>
     </w:p>
     <w:p>
@@ -2068,55 +1595,60 @@
           <w:ilvl w:val="0"/>
           <w:numId w:val="2"/>
         </w:numPr>
-        <w:ind w:left="720" w:hanging="360"/>
-        <w:rPr>
-          <w:rFonts w:ascii="Times New Roman" w:cs="Times New Roman" w:eastAsia="Times New Roman" w:hAnsi="Times New Roman"/>
-        </w:rPr>
-      </w:pPr>
-      <w:r>
-        <w:rPr>
-          <w:rFonts w:ascii="Times New Roman" w:cs="Times New Roman" w:eastAsia="Times New Roman" w:hAnsi="Times New Roman"/>
-          <w:rtl w:val="0"/>
-        </w:rPr>
-        <w:t xml:space="preserve">Skalerbarhed</w:t>
-      </w:r>
-    </w:p>
-    <w:p>
-      <w:pPr>
-        <w:rPr>
-          <w:rFonts w:ascii="Times New Roman" w:cs="Times New Roman" w:eastAsia="Times New Roman" w:hAnsi="Times New Roman"/>
-        </w:rPr>
-      </w:pPr>
-      <w:r>
-        <w:rPr>
-          <w:rtl w:val="0"/>
-        </w:rPr>
-      </w:r>
-    </w:p>
-    <w:p>
-      <w:pPr>
-        <w:rPr>
-          <w:rFonts w:ascii="Times New Roman" w:cs="Times New Roman" w:eastAsia="Times New Roman" w:hAnsi="Times New Roman"/>
-        </w:rPr>
-      </w:pPr>
-      <w:r>
-        <w:rPr>
-          <w:rtl w:val="0"/>
-        </w:rPr>
-      </w:r>
+        <w:rPr>
+          <w:rFonts w:ascii="Times New Roman" w:eastAsia="Times New Roman" w:hAnsi="Times New Roman" w:cs="Times New Roman"/>
+        </w:rPr>
+      </w:pPr>
+      <w:r>
+        <w:rPr>
+          <w:rFonts w:ascii="Times New Roman" w:eastAsia="Times New Roman" w:hAnsi="Times New Roman" w:cs="Times New Roman"/>
+        </w:rPr>
+        <w:t>Skalerbarhed</w:t>
+      </w:r>
+    </w:p>
+    <w:p>
+      <w:pPr>
+        <w:rPr>
+          <w:rFonts w:ascii="Times New Roman" w:eastAsia="Times New Roman" w:hAnsi="Times New Roman" w:cs="Times New Roman"/>
+        </w:rPr>
+      </w:pPr>
+      <w:r>
+        <w:rPr>
+          <w:rFonts w:ascii="Times New Roman" w:eastAsia="Times New Roman" w:hAnsi="Times New Roman" w:cs="Times New Roman"/>
+        </w:rPr>
+        <w:t xml:space="preserve">Årsagen er scope for projekt. </w:t>
+      </w:r>
+    </w:p>
+    <w:p>
+      <w:pPr>
+        <w:rPr>
+          <w:rFonts w:ascii="Times New Roman" w:eastAsia="Times New Roman" w:hAnsi="Times New Roman" w:cs="Times New Roman"/>
+        </w:rPr>
+      </w:pPr>
+    </w:p>
+    <w:p>
+      <w:pPr>
+        <w:rPr>
+          <w:rFonts w:ascii="Times New Roman" w:eastAsia="Times New Roman" w:hAnsi="Times New Roman" w:cs="Times New Roman"/>
+        </w:rPr>
+      </w:pPr>
     </w:p>
     <w:sectPr>
-      <w:pgSz w:h="16834" w:w="11909" w:orient="portrait"/>
-      <w:pgMar w:bottom="1440" w:top="1440" w:left="1440" w:right="1440" w:header="720" w:footer="720"/>
+      <w:pgSz w:w="11909" w:h="16834"/>
+      <w:pgMar w:top="1440" w:right="1440" w:bottom="1440" w:left="1440" w:header="720" w:footer="720" w:gutter="0"/>
       <w:pgNumType w:start="1"/>
+      <w:cols w:space="720"/>
     </w:sectPr>
   </w:body>
 </w:document>
 </file>
 
 <file path=word/numbering.xml><?xml version="1.0" encoding="utf-8"?>
-<w:numbering xmlns:mc="http://schemas.openxmlformats.org/markup-compatibility/2006" xmlns:o="urn:schemas-microsoft-com:office:office" xmlns:r="http://schemas.openxmlformats.org/officeDocument/2006/relationships" xmlns:m="http://schemas.openxmlformats.org/officeDocument/2006/math" xmlns:v="urn:schemas-microsoft-com:vml" xmlns:wp="http://schemas.openxmlformats.org/drawingml/2006/wordprocessingDrawing" xmlns:w10="urn:schemas-microsoft-com:office:word" xmlns:w="http://schemas.openxmlformats.org/wordprocessingml/2006/main" xmlns:wne="http://schemas.microsoft.com/office/word/2006/wordml" xmlns:sl="http://schemas.openxmlformats.org/schemaLibrary/2006/main" xmlns:a="http://schemas.openxmlformats.org/drawingml/2006/main" xmlns:pic="http://schemas.openxmlformats.org/drawingml/2006/picture" xmlns:c="http://schemas.openxmlformats.org/drawingml/2006/chart" xmlns:lc="http://schemas.openxmlformats.org/drawingml/2006/lockedCanvas" xmlns:dgm="http://schemas.openxmlformats.org/drawingml/2006/diagram" xmlns:wps="http://schemas.microsoft.com/office/word/2010/wordprocessingShape" xmlns:wpg="http://schemas.microsoft.com/office/word/2010/wordprocessingGroup" xmlns:w14="http://schemas.microsoft.com/office/word/2010/wordml" xmlns:w15="http://schemas.microsoft.com/office/word/2012/wordml" xmlns:w16="http://schemas.microsoft.com/office/word/2018/wordml" xmlns:w16cex="http://schemas.microsoft.com/office/word/2018/wordml/cex" xmlns:w16cid="http://schemas.microsoft.com/office/word/2016/wordml/cid" xmlns="http://schemas.microsoft.com/office/tasks/2019/documenttasks" xmlns:cr="http://schemas.microsoft.com/office/comments/2020/reactions">
-  <w:abstractNum w:abstractNumId="1">
+<w:numbering xmlns:wpc="http://schemas.microsoft.com/office/word/2010/wordprocessingCanvas" xmlns:cx="http://schemas.microsoft.com/office/drawing/2014/chartex" xmlns:cx1="http://schemas.microsoft.com/office/drawing/2015/9/8/chartex" xmlns:cx2="http://schemas.microsoft.com/office/drawing/2015/10/21/chartex" xmlns:cx3="http://schemas.microsoft.com/office/drawing/2016/5/9/chartex" xmlns:cx4="http://schemas.microsoft.com/office/drawing/2016/5/10/chartex" xmlns:cx5="http://schemas.microsoft.com/office/drawing/2016/5/11/chartex" xmlns:cx6="http://schemas.microsoft.com/office/drawing/2016/5/12/chartex" xmlns:cx7="http://schemas.microsoft.com/office/drawing/2016/5/13/chartex" xmlns:cx8="http://schemas.microsoft.com/office/drawing/2016/5/14/chartex" xmlns:mc="http://schemas.openxmlformats.org/markup-compatibility/2006" xmlns:aink="http://schemas.microsoft.com/office/drawing/2016/ink" xmlns:am3d="http://schemas.microsoft.com/office/drawing/2017/model3d" xmlns:o="urn:schemas-microsoft-com:office:office" xmlns:oel="http://schemas.microsoft.com/office/2019/extlst" xmlns:r="http://schemas.openxmlformats.org/officeDocument/2006/relationships" xmlns:m="http://schemas.openxmlformats.org/officeDocument/2006/math" xmlns:v="urn:schemas-microsoft-com:vml" xmlns:wp14="http://schemas.microsoft.com/office/word/2010/wordprocessingDrawing" xmlns:wp="http://schemas.openxmlformats.org/drawingml/2006/wordprocessingDrawing" xmlns:w10="urn:schemas-microsoft-com:office:word" xmlns:w="http://schemas.openxmlformats.org/wordprocessingml/2006/main" xmlns:w14="http://schemas.microsoft.com/office/word/2010/wordml" xmlns:w15="http://schemas.microsoft.com/office/word/2012/wordml" xmlns:w16cex="http://schemas.microsoft.com/office/word/2018/wordml/cex" xmlns:w16cid="http://schemas.microsoft.com/office/word/2016/wordml/cid" xmlns:w16="http://schemas.microsoft.com/office/word/2018/wordml" xmlns:w16du="http://schemas.microsoft.com/office/word/2023/wordml/word16du" xmlns:w16sdtdh="http://schemas.microsoft.com/office/word/2020/wordml/sdtdatahash" xmlns:w16sdtfl="http://schemas.microsoft.com/office/word/2024/wordml/sdtformatlock" xmlns:w16se="http://schemas.microsoft.com/office/word/2015/wordml/symex" xmlns:wpg="http://schemas.microsoft.com/office/word/2010/wordprocessingGroup" xmlns:wpi="http://schemas.microsoft.com/office/word/2010/wordprocessingInk" xmlns:wne="http://schemas.microsoft.com/office/word/2006/wordml" xmlns:wps="http://schemas.microsoft.com/office/word/2010/wordprocessingShape" mc:Ignorable="w14 w15 w16se w16cid w16 w16cex w16sdtdh w16sdtfl w16du wp14">
+  <w:abstractNum w:abstractNumId="0" w15:restartNumberingAfterBreak="0">
+    <w:nsid w:val="07BB3AB1"/>
+    <w:multiLevelType w:val="multilevel"/>
+    <w:tmpl w:val="A53EE184"/>
     <w:lvl w:ilvl="0">
       <w:start w:val="1"/>
       <w:numFmt w:val="bullet"/>
@@ -2226,7 +1758,10 @@
       </w:rPr>
     </w:lvl>
   </w:abstractNum>
-  <w:abstractNum w:abstractNumId="2">
+  <w:abstractNum w:abstractNumId="1" w15:restartNumberingAfterBreak="0">
+    <w:nsid w:val="0FE87BB5"/>
+    <w:multiLevelType w:val="multilevel"/>
+    <w:tmpl w:val="22B256F4"/>
     <w:lvl w:ilvl="0">
       <w:start w:val="1"/>
       <w:numFmt w:val="bullet"/>
@@ -2336,7 +1871,10 @@
       </w:rPr>
     </w:lvl>
   </w:abstractNum>
-  <w:abstractNum w:abstractNumId="3">
+  <w:abstractNum w:abstractNumId="2" w15:restartNumberingAfterBreak="0">
+    <w:nsid w:val="10C345AE"/>
+    <w:multiLevelType w:val="multilevel"/>
+    <w:tmpl w:val="F1E446C6"/>
     <w:lvl w:ilvl="0">
       <w:start w:val="1"/>
       <w:numFmt w:val="bullet"/>
@@ -2446,7 +1984,10 @@
       </w:rPr>
     </w:lvl>
   </w:abstractNum>
-  <w:abstractNum w:abstractNumId="4">
+  <w:abstractNum w:abstractNumId="3" w15:restartNumberingAfterBreak="0">
+    <w:nsid w:val="248961EA"/>
+    <w:multiLevelType w:val="multilevel"/>
+    <w:tmpl w:val="4FC6C380"/>
     <w:lvl w:ilvl="0">
       <w:start w:val="1"/>
       <w:numFmt w:val="bullet"/>
@@ -2556,7 +2097,10 @@
       </w:rPr>
     </w:lvl>
   </w:abstractNum>
-  <w:abstractNum w:abstractNumId="5">
+  <w:abstractNum w:abstractNumId="4" w15:restartNumberingAfterBreak="0">
+    <w:nsid w:val="34486002"/>
+    <w:multiLevelType w:val="multilevel"/>
+    <w:tmpl w:val="F086DE42"/>
     <w:lvl w:ilvl="0">
       <w:start w:val="1"/>
       <w:numFmt w:val="bullet"/>
@@ -2666,7 +2210,10 @@
       </w:rPr>
     </w:lvl>
   </w:abstractNum>
-  <w:abstractNum w:abstractNumId="6">
+  <w:abstractNum w:abstractNumId="5" w15:restartNumberingAfterBreak="0">
+    <w:nsid w:val="422A7C26"/>
+    <w:multiLevelType w:val="multilevel"/>
+    <w:tmpl w:val="1FF8D9F4"/>
     <w:lvl w:ilvl="0">
       <w:start w:val="1"/>
       <w:numFmt w:val="bullet"/>
@@ -2776,7 +2323,10 @@
       </w:rPr>
     </w:lvl>
   </w:abstractNum>
-  <w:abstractNum w:abstractNumId="7">
+  <w:abstractNum w:abstractNumId="6" w15:restartNumberingAfterBreak="0">
+    <w:nsid w:val="57511808"/>
+    <w:multiLevelType w:val="multilevel"/>
+    <w:tmpl w:val="F4B68E60"/>
     <w:lvl w:ilvl="0">
       <w:start w:val="1"/>
       <w:numFmt w:val="bullet"/>
@@ -2886,7 +2436,10 @@
       </w:rPr>
     </w:lvl>
   </w:abstractNum>
-  <w:abstractNum w:abstractNumId="8">
+  <w:abstractNum w:abstractNumId="7" w15:restartNumberingAfterBreak="0">
+    <w:nsid w:val="62CE3B0A"/>
+    <w:multiLevelType w:val="multilevel"/>
+    <w:tmpl w:val="6DFCC64C"/>
     <w:lvl w:ilvl="0">
       <w:start w:val="1"/>
       <w:numFmt w:val="bullet"/>
@@ -2996,7 +2549,10 @@
       </w:rPr>
     </w:lvl>
   </w:abstractNum>
-  <w:abstractNum w:abstractNumId="9">
+  <w:abstractNum w:abstractNumId="8" w15:restartNumberingAfterBreak="0">
+    <w:nsid w:val="6E1F70C1"/>
+    <w:multiLevelType w:val="multilevel"/>
+    <w:tmpl w:val="F9641072"/>
     <w:lvl w:ilvl="0">
       <w:start w:val="1"/>
       <w:numFmt w:val="bullet"/>
@@ -3106,7 +2662,123 @@
       </w:rPr>
     </w:lvl>
   </w:abstractNum>
-  <w:abstractNum w:abstractNumId="10">
+  <w:abstractNum w:abstractNumId="9" w15:restartNumberingAfterBreak="0">
+    <w:nsid w:val="6F6A0904"/>
+    <w:multiLevelType w:val="hybridMultilevel"/>
+    <w:tmpl w:val="4096381E"/>
+    <w:lvl w:ilvl="0" w:tplc="0C000001">
+      <w:start w:val="1"/>
+      <w:numFmt w:val="bullet"/>
+      <w:lvlText w:val=""/>
+      <w:lvlJc w:val="left"/>
+      <w:pPr>
+        <w:ind w:left="720" w:hanging="360"/>
+      </w:pPr>
+      <w:rPr>
+        <w:rFonts w:ascii="Symbol" w:hAnsi="Symbol" w:hint="default"/>
+      </w:rPr>
+    </w:lvl>
+    <w:lvl w:ilvl="1" w:tplc="0C000003" w:tentative="1">
+      <w:start w:val="1"/>
+      <w:numFmt w:val="bullet"/>
+      <w:lvlText w:val="o"/>
+      <w:lvlJc w:val="left"/>
+      <w:pPr>
+        <w:ind w:left="1440" w:hanging="360"/>
+      </w:pPr>
+      <w:rPr>
+        <w:rFonts w:ascii="Courier New" w:hAnsi="Courier New" w:cs="Courier New" w:hint="default"/>
+      </w:rPr>
+    </w:lvl>
+    <w:lvl w:ilvl="2" w:tplc="0C000005" w:tentative="1">
+      <w:start w:val="1"/>
+      <w:numFmt w:val="bullet"/>
+      <w:lvlText w:val=""/>
+      <w:lvlJc w:val="left"/>
+      <w:pPr>
+        <w:ind w:left="2160" w:hanging="360"/>
+      </w:pPr>
+      <w:rPr>
+        <w:rFonts w:ascii="Wingdings" w:hAnsi="Wingdings" w:hint="default"/>
+      </w:rPr>
+    </w:lvl>
+    <w:lvl w:ilvl="3" w:tplc="0C000001" w:tentative="1">
+      <w:start w:val="1"/>
+      <w:numFmt w:val="bullet"/>
+      <w:lvlText w:val=""/>
+      <w:lvlJc w:val="left"/>
+      <w:pPr>
+        <w:ind w:left="2880" w:hanging="360"/>
+      </w:pPr>
+      <w:rPr>
+        <w:rFonts w:ascii="Symbol" w:hAnsi="Symbol" w:hint="default"/>
+      </w:rPr>
+    </w:lvl>
+    <w:lvl w:ilvl="4" w:tplc="0C000003" w:tentative="1">
+      <w:start w:val="1"/>
+      <w:numFmt w:val="bullet"/>
+      <w:lvlText w:val="o"/>
+      <w:lvlJc w:val="left"/>
+      <w:pPr>
+        <w:ind w:left="3600" w:hanging="360"/>
+      </w:pPr>
+      <w:rPr>
+        <w:rFonts w:ascii="Courier New" w:hAnsi="Courier New" w:cs="Courier New" w:hint="default"/>
+      </w:rPr>
+    </w:lvl>
+    <w:lvl w:ilvl="5" w:tplc="0C000005" w:tentative="1">
+      <w:start w:val="1"/>
+      <w:numFmt w:val="bullet"/>
+      <w:lvlText w:val=""/>
+      <w:lvlJc w:val="left"/>
+      <w:pPr>
+        <w:ind w:left="4320" w:hanging="360"/>
+      </w:pPr>
+      <w:rPr>
+        <w:rFonts w:ascii="Wingdings" w:hAnsi="Wingdings" w:hint="default"/>
+      </w:rPr>
+    </w:lvl>
+    <w:lvl w:ilvl="6" w:tplc="0C000001" w:tentative="1">
+      <w:start w:val="1"/>
+      <w:numFmt w:val="bullet"/>
+      <w:lvlText w:val=""/>
+      <w:lvlJc w:val="left"/>
+      <w:pPr>
+        <w:ind w:left="5040" w:hanging="360"/>
+      </w:pPr>
+      <w:rPr>
+        <w:rFonts w:ascii="Symbol" w:hAnsi="Symbol" w:hint="default"/>
+      </w:rPr>
+    </w:lvl>
+    <w:lvl w:ilvl="7" w:tplc="0C000003" w:tentative="1">
+      <w:start w:val="1"/>
+      <w:numFmt w:val="bullet"/>
+      <w:lvlText w:val="o"/>
+      <w:lvlJc w:val="left"/>
+      <w:pPr>
+        <w:ind w:left="5760" w:hanging="360"/>
+      </w:pPr>
+      <w:rPr>
+        <w:rFonts w:ascii="Courier New" w:hAnsi="Courier New" w:cs="Courier New" w:hint="default"/>
+      </w:rPr>
+    </w:lvl>
+    <w:lvl w:ilvl="8" w:tplc="0C000005" w:tentative="1">
+      <w:start w:val="1"/>
+      <w:numFmt w:val="bullet"/>
+      <w:lvlText w:val=""/>
+      <w:lvlJc w:val="left"/>
+      <w:pPr>
+        <w:ind w:left="6480" w:hanging="360"/>
+      </w:pPr>
+      <w:rPr>
+        <w:rFonts w:ascii="Wingdings" w:hAnsi="Wingdings" w:hint="default"/>
+      </w:rPr>
+    </w:lvl>
+  </w:abstractNum>
+  <w:abstractNum w:abstractNumId="10" w15:restartNumberingAfterBreak="0">
+    <w:nsid w:val="76EC1896"/>
+    <w:multiLevelType w:val="multilevel"/>
+    <w:tmpl w:val="E9447C10"/>
     <w:lvl w:ilvl="0">
       <w:start w:val="1"/>
       <w:numFmt w:val="bullet"/>
@@ -3216,7 +2888,10 @@
       </w:rPr>
     </w:lvl>
   </w:abstractNum>
-  <w:abstractNum w:abstractNumId="11">
+  <w:abstractNum w:abstractNumId="11" w15:restartNumberingAfterBreak="0">
+    <w:nsid w:val="793D7D25"/>
+    <w:multiLevelType w:val="multilevel"/>
+    <w:tmpl w:val="6F186EB8"/>
     <w:lvl w:ilvl="0">
       <w:start w:val="1"/>
       <w:numFmt w:val="bullet"/>
@@ -3326,51 +3001,54 @@
       </w:rPr>
     </w:lvl>
   </w:abstractNum>
-  <w:num w:numId="1">
+  <w:num w:numId="1" w16cid:durableId="892039154">
+    <w:abstractNumId w:val="6"/>
+  </w:num>
+  <w:num w:numId="2" w16cid:durableId="778642663">
+    <w:abstractNumId w:val="2"/>
+  </w:num>
+  <w:num w:numId="3" w16cid:durableId="580915836">
+    <w:abstractNumId w:val="0"/>
+  </w:num>
+  <w:num w:numId="4" w16cid:durableId="176506713">
+    <w:abstractNumId w:val="8"/>
+  </w:num>
+  <w:num w:numId="5" w16cid:durableId="1826160783">
+    <w:abstractNumId w:val="11"/>
+  </w:num>
+  <w:num w:numId="6" w16cid:durableId="1736515636">
+    <w:abstractNumId w:val="5"/>
+  </w:num>
+  <w:num w:numId="7" w16cid:durableId="879325136">
+    <w:abstractNumId w:val="7"/>
+  </w:num>
+  <w:num w:numId="8" w16cid:durableId="1292202125">
+    <w:abstractNumId w:val="3"/>
+  </w:num>
+  <w:num w:numId="9" w16cid:durableId="1863282505">
     <w:abstractNumId w:val="1"/>
   </w:num>
-  <w:num w:numId="2">
-    <w:abstractNumId w:val="2"/>
-  </w:num>
-  <w:num w:numId="3">
-    <w:abstractNumId w:val="3"/>
-  </w:num>
-  <w:num w:numId="4">
+  <w:num w:numId="10" w16cid:durableId="96563964">
     <w:abstractNumId w:val="4"/>
   </w:num>
-  <w:num w:numId="5">
-    <w:abstractNumId w:val="5"/>
-  </w:num>
-  <w:num w:numId="6">
-    <w:abstractNumId w:val="6"/>
-  </w:num>
-  <w:num w:numId="7">
-    <w:abstractNumId w:val="7"/>
-  </w:num>
-  <w:num w:numId="8">
-    <w:abstractNumId w:val="8"/>
-  </w:num>
-  <w:num w:numId="9">
-    <w:abstractNumId w:val="9"/>
-  </w:num>
-  <w:num w:numId="10">
+  <w:num w:numId="11" w16cid:durableId="844368479">
     <w:abstractNumId w:val="10"/>
   </w:num>
-  <w:num w:numId="11">
-    <w:abstractNumId w:val="11"/>
+  <w:num w:numId="12" w16cid:durableId="164905947">
+    <w:abstractNumId w:val="9"/>
   </w:num>
 </w:numbering>
 </file>
 
 <file path=word/styles.xml><?xml version="1.0" encoding="utf-8"?>
-<w:styles xmlns:mc="http://schemas.openxmlformats.org/markup-compatibility/2006" xmlns:o="urn:schemas-microsoft-com:office:office" xmlns:r="http://schemas.openxmlformats.org/officeDocument/2006/relationships" xmlns:m="http://schemas.openxmlformats.org/officeDocument/2006/math" xmlns:v="urn:schemas-microsoft-com:vml" xmlns:wp="http://schemas.openxmlformats.org/drawingml/2006/wordprocessingDrawing" xmlns:w10="urn:schemas-microsoft-com:office:word" xmlns:w="http://schemas.openxmlformats.org/wordprocessingml/2006/main" xmlns:wne="http://schemas.microsoft.com/office/word/2006/wordml" xmlns:sl="http://schemas.openxmlformats.org/schemaLibrary/2006/main" xmlns:a="http://schemas.openxmlformats.org/drawingml/2006/main" xmlns:pic="http://schemas.openxmlformats.org/drawingml/2006/picture" xmlns:c="http://schemas.openxmlformats.org/drawingml/2006/chart" xmlns:lc="http://schemas.openxmlformats.org/drawingml/2006/lockedCanvas" xmlns:dgm="http://schemas.openxmlformats.org/drawingml/2006/diagram" xmlns:wps="http://schemas.microsoft.com/office/word/2010/wordprocessingShape" xmlns:wpg="http://schemas.microsoft.com/office/word/2010/wordprocessingGroup" xmlns:w14="http://schemas.microsoft.com/office/word/2010/wordml" xmlns:w15="http://schemas.microsoft.com/office/word/2012/wordml" xmlns:w16="http://schemas.microsoft.com/office/word/2018/wordml" xmlns:w16cex="http://schemas.microsoft.com/office/word/2018/wordml/cex" xmlns:w16cid="http://schemas.microsoft.com/office/word/2016/wordml/cid" xmlns="http://schemas.microsoft.com/office/tasks/2019/documenttasks" xmlns:cr="http://schemas.microsoft.com/office/comments/2020/reactions">
+<w:styles xmlns:mc="http://schemas.openxmlformats.org/markup-compatibility/2006" xmlns:r="http://schemas.openxmlformats.org/officeDocument/2006/relationships" xmlns:w="http://schemas.openxmlformats.org/wordprocessingml/2006/main" xmlns:w14="http://schemas.microsoft.com/office/word/2010/wordml" xmlns:w15="http://schemas.microsoft.com/office/word/2012/wordml" xmlns:w16cex="http://schemas.microsoft.com/office/word/2018/wordml/cex" xmlns:w16cid="http://schemas.microsoft.com/office/word/2016/wordml/cid" xmlns:w16="http://schemas.microsoft.com/office/word/2018/wordml" xmlns:w16du="http://schemas.microsoft.com/office/word/2023/wordml/word16du" xmlns:w16sdtdh="http://schemas.microsoft.com/office/word/2020/wordml/sdtdatahash" xmlns:w16sdtfl="http://schemas.microsoft.com/office/word/2024/wordml/sdtformatlock" xmlns:w16se="http://schemas.microsoft.com/office/word/2015/wordml/symex" mc:Ignorable="w14 w15 w16se w16cid w16 w16cex w16sdtdh w16sdtfl w16du">
   <w:docDefaults>
     <w:rPrDefault>
       <w:rPr>
-        <w:rFonts w:ascii="Arial" w:cs="Arial" w:eastAsia="Arial" w:hAnsi="Arial"/>
+        <w:rFonts w:ascii="Arial" w:eastAsia="Arial" w:hAnsi="Arial" w:cs="Arial"/>
         <w:sz w:val="22"/>
         <w:szCs w:val="22"/>
-        <w:lang w:val="da"/>
+        <w:lang w:val="da" w:eastAsia="en-DK" w:bidi="ar-SA"/>
       </w:rPr>
     </w:rPrDefault>
     <w:pPrDefault>
@@ -3379,29 +3057,402 @@
       </w:pPr>
     </w:pPrDefault>
   </w:docDefaults>
-  <w:style w:type="table" w:styleId="TableNormal" w:default="1">
-    <w:name w:val="TableNormal"/>
-    <w:tblPr>
-      <w:tblCellMar>
-        <w:top w:w="100.0" w:type="dxa"/>
-        <w:left w:w="100.0" w:type="dxa"/>
-        <w:bottom w:w="100.0" w:type="dxa"/>
-        <w:right w:w="100.0" w:type="dxa"/>
-      </w:tblCellMar>
-    </w:tblPr>
-  </w:style>
-  <w:style w:type="paragraph" w:styleId="Normal" w:default="1">
-    <w:name w:val="normal"/>
+  <w:latentStyles w:defLockedState="0" w:defUIPriority="99" w:defSemiHidden="0" w:defUnhideWhenUsed="0" w:defQFormat="0" w:count="376">
+    <w:lsdException w:name="Normal" w:uiPriority="0" w:qFormat="1"/>
+    <w:lsdException w:name="heading 1" w:uiPriority="9" w:qFormat="1"/>
+    <w:lsdException w:name="heading 2" w:semiHidden="1" w:uiPriority="9" w:unhideWhenUsed="1" w:qFormat="1"/>
+    <w:lsdException w:name="heading 3" w:semiHidden="1" w:uiPriority="9" w:unhideWhenUsed="1" w:qFormat="1"/>
+    <w:lsdException w:name="heading 4" w:semiHidden="1" w:uiPriority="9" w:unhideWhenUsed="1" w:qFormat="1"/>
+    <w:lsdException w:name="heading 5" w:semiHidden="1" w:uiPriority="9" w:unhideWhenUsed="1" w:qFormat="1"/>
+    <w:lsdException w:name="heading 6" w:semiHidden="1" w:uiPriority="9" w:unhideWhenUsed="1" w:qFormat="1"/>
+    <w:lsdException w:name="heading 7" w:semiHidden="1" w:uiPriority="9" w:unhideWhenUsed="1" w:qFormat="1"/>
+    <w:lsdException w:name="heading 8" w:semiHidden="1" w:uiPriority="9" w:unhideWhenUsed="1" w:qFormat="1"/>
+    <w:lsdException w:name="heading 9" w:semiHidden="1" w:uiPriority="9" w:unhideWhenUsed="1" w:qFormat="1"/>
+    <w:lsdException w:name="index 1" w:semiHidden="1" w:unhideWhenUsed="1"/>
+    <w:lsdException w:name="index 2" w:semiHidden="1" w:unhideWhenUsed="1"/>
+    <w:lsdException w:name="index 3" w:semiHidden="1" w:unhideWhenUsed="1"/>
+    <w:lsdException w:name="index 4" w:semiHidden="1" w:unhideWhenUsed="1"/>
+    <w:lsdException w:name="index 5" w:semiHidden="1" w:unhideWhenUsed="1"/>
+    <w:lsdException w:name="index 6" w:semiHidden="1" w:unhideWhenUsed="1"/>
+    <w:lsdException w:name="index 7" w:semiHidden="1" w:unhideWhenUsed="1"/>
+    <w:lsdException w:name="index 8" w:semiHidden="1" w:unhideWhenUsed="1"/>
+    <w:lsdException w:name="index 9" w:semiHidden="1" w:unhideWhenUsed="1"/>
+    <w:lsdException w:name="toc 1" w:semiHidden="1" w:uiPriority="39" w:unhideWhenUsed="1"/>
+    <w:lsdException w:name="toc 2" w:semiHidden="1" w:uiPriority="39" w:unhideWhenUsed="1"/>
+    <w:lsdException w:name="toc 3" w:semiHidden="1" w:uiPriority="39" w:unhideWhenUsed="1"/>
+    <w:lsdException w:name="toc 4" w:semiHidden="1" w:uiPriority="39" w:unhideWhenUsed="1"/>
+    <w:lsdException w:name="toc 5" w:semiHidden="1" w:uiPriority="39" w:unhideWhenUsed="1"/>
+    <w:lsdException w:name="toc 6" w:semiHidden="1" w:uiPriority="39" w:unhideWhenUsed="1"/>
+    <w:lsdException w:name="toc 7" w:semiHidden="1" w:uiPriority="39" w:unhideWhenUsed="1"/>
+    <w:lsdException w:name="toc 8" w:semiHidden="1" w:uiPriority="39" w:unhideWhenUsed="1"/>
+    <w:lsdException w:name="toc 9" w:semiHidden="1" w:uiPriority="39" w:unhideWhenUsed="1"/>
+    <w:lsdException w:name="Normal Indent" w:semiHidden="1" w:unhideWhenUsed="1"/>
+    <w:lsdException w:name="footnote text" w:semiHidden="1" w:unhideWhenUsed="1"/>
+    <w:lsdException w:name="annotation text" w:semiHidden="1" w:unhideWhenUsed="1"/>
+    <w:lsdException w:name="header" w:semiHidden="1" w:unhideWhenUsed="1"/>
+    <w:lsdException w:name="footer" w:semiHidden="1" w:unhideWhenUsed="1"/>
+    <w:lsdException w:name="index heading" w:semiHidden="1" w:unhideWhenUsed="1"/>
+    <w:lsdException w:name="caption" w:semiHidden="1" w:uiPriority="35" w:unhideWhenUsed="1" w:qFormat="1"/>
+    <w:lsdException w:name="table of figures" w:semiHidden="1" w:unhideWhenUsed="1"/>
+    <w:lsdException w:name="envelope address" w:semiHidden="1" w:unhideWhenUsed="1"/>
+    <w:lsdException w:name="envelope return" w:semiHidden="1" w:unhideWhenUsed="1"/>
+    <w:lsdException w:name="footnote reference" w:semiHidden="1" w:unhideWhenUsed="1"/>
+    <w:lsdException w:name="annotation reference" w:semiHidden="1" w:unhideWhenUsed="1"/>
+    <w:lsdException w:name="line number" w:semiHidden="1" w:unhideWhenUsed="1"/>
+    <w:lsdException w:name="page number" w:semiHidden="1" w:unhideWhenUsed="1"/>
+    <w:lsdException w:name="endnote reference" w:semiHidden="1" w:unhideWhenUsed="1"/>
+    <w:lsdException w:name="endnote text" w:semiHidden="1" w:unhideWhenUsed="1"/>
+    <w:lsdException w:name="table of authorities" w:semiHidden="1" w:unhideWhenUsed="1"/>
+    <w:lsdException w:name="macro" w:semiHidden="1" w:unhideWhenUsed="1"/>
+    <w:lsdException w:name="toa heading" w:semiHidden="1" w:unhideWhenUsed="1"/>
+    <w:lsdException w:name="List" w:semiHidden="1" w:unhideWhenUsed="1"/>
+    <w:lsdException w:name="List Bullet" w:semiHidden="1" w:unhideWhenUsed="1"/>
+    <w:lsdException w:name="List Number" w:semiHidden="1" w:unhideWhenUsed="1"/>
+    <w:lsdException w:name="List 2" w:semiHidden="1" w:unhideWhenUsed="1"/>
+    <w:lsdException w:name="List 3" w:semiHidden="1" w:unhideWhenUsed="1"/>
+    <w:lsdException w:name="List 4" w:semiHidden="1" w:unhideWhenUsed="1"/>
+    <w:lsdException w:name="List 5" w:semiHidden="1" w:unhideWhenUsed="1"/>
+    <w:lsdException w:name="List Bullet 2" w:semiHidden="1" w:unhideWhenUsed="1"/>
+    <w:lsdException w:name="List Bullet 3" w:semiHidden="1" w:unhideWhenUsed="1"/>
+    <w:lsdException w:name="List Bullet 4" w:semiHidden="1" w:unhideWhenUsed="1"/>
+    <w:lsdException w:name="List Bullet 5" w:semiHidden="1" w:unhideWhenUsed="1"/>
+    <w:lsdException w:name="List Number 2" w:semiHidden="1" w:unhideWhenUsed="1"/>
+    <w:lsdException w:name="List Number 3" w:semiHidden="1" w:unhideWhenUsed="1"/>
+    <w:lsdException w:name="List Number 4" w:semiHidden="1" w:unhideWhenUsed="1"/>
+    <w:lsdException w:name="List Number 5" w:semiHidden="1" w:unhideWhenUsed="1"/>
+    <w:lsdException w:name="Title" w:uiPriority="10" w:qFormat="1"/>
+    <w:lsdException w:name="Closing" w:semiHidden="1" w:unhideWhenUsed="1"/>
+    <w:lsdException w:name="Signature" w:semiHidden="1" w:unhideWhenUsed="1"/>
+    <w:lsdException w:name="Default Paragraph Font" w:semiHidden="1" w:uiPriority="1" w:unhideWhenUsed="1"/>
+    <w:lsdException w:name="Body Text" w:semiHidden="1" w:unhideWhenUsed="1"/>
+    <w:lsdException w:name="Body Text Indent" w:semiHidden="1" w:unhideWhenUsed="1"/>
+    <w:lsdException w:name="List Continue" w:semiHidden="1" w:unhideWhenUsed="1"/>
+    <w:lsdException w:name="List Continue 2" w:semiHidden="1" w:unhideWhenUsed="1"/>
+    <w:lsdException w:name="List Continue 3" w:semiHidden="1" w:unhideWhenUsed="1"/>
+    <w:lsdException w:name="List Continue 4" w:semiHidden="1" w:unhideWhenUsed="1"/>
+    <w:lsdException w:name="List Continue 5" w:semiHidden="1" w:unhideWhenUsed="1"/>
+    <w:lsdException w:name="Message Header" w:semiHidden="1" w:unhideWhenUsed="1"/>
+    <w:lsdException w:name="Subtitle" w:uiPriority="11" w:qFormat="1"/>
+    <w:lsdException w:name="Salutation" w:semiHidden="1" w:unhideWhenUsed="1"/>
+    <w:lsdException w:name="Date" w:semiHidden="1" w:unhideWhenUsed="1"/>
+    <w:lsdException w:name="Body Text First Indent" w:semiHidden="1" w:unhideWhenUsed="1"/>
+    <w:lsdException w:name="Body Text First Indent 2" w:semiHidden="1" w:unhideWhenUsed="1"/>
+    <w:lsdException w:name="Note Heading" w:semiHidden="1" w:unhideWhenUsed="1"/>
+    <w:lsdException w:name="Body Text 2" w:semiHidden="1" w:unhideWhenUsed="1"/>
+    <w:lsdException w:name="Body Text 3" w:semiHidden="1" w:unhideWhenUsed="1"/>
+    <w:lsdException w:name="Body Text Indent 2" w:semiHidden="1" w:unhideWhenUsed="1"/>
+    <w:lsdException w:name="Body Text Indent 3" w:semiHidden="1" w:unhideWhenUsed="1"/>
+    <w:lsdException w:name="Block Text" w:semiHidden="1" w:unhideWhenUsed="1"/>
+    <w:lsdException w:name="Hyperlink" w:semiHidden="1" w:unhideWhenUsed="1"/>
+    <w:lsdException w:name="FollowedHyperlink" w:semiHidden="1" w:unhideWhenUsed="1"/>
+    <w:lsdException w:name="Strong" w:uiPriority="22" w:qFormat="1"/>
+    <w:lsdException w:name="Emphasis" w:uiPriority="20" w:qFormat="1"/>
+    <w:lsdException w:name="Document Map" w:semiHidden="1" w:unhideWhenUsed="1"/>
+    <w:lsdException w:name="Plain Text" w:semiHidden="1" w:unhideWhenUsed="1"/>
+    <w:lsdException w:name="E-mail Signature" w:semiHidden="1" w:unhideWhenUsed="1"/>
+    <w:lsdException w:name="HTML Top of Form" w:semiHidden="1" w:unhideWhenUsed="1"/>
+    <w:lsdException w:name="HTML Bottom of Form" w:semiHidden="1" w:unhideWhenUsed="1"/>
+    <w:lsdException w:name="Normal (Web)" w:semiHidden="1" w:unhideWhenUsed="1"/>
+    <w:lsdException w:name="HTML Acronym" w:semiHidden="1" w:unhideWhenUsed="1"/>
+    <w:lsdException w:name="HTML Address" w:semiHidden="1" w:unhideWhenUsed="1"/>
+    <w:lsdException w:name="HTML Cite" w:semiHidden="1" w:unhideWhenUsed="1"/>
+    <w:lsdException w:name="HTML Code" w:semiHidden="1" w:unhideWhenUsed="1"/>
+    <w:lsdException w:name="HTML Definition" w:semiHidden="1" w:unhideWhenUsed="1"/>
+    <w:lsdException w:name="HTML Keyboard" w:semiHidden="1" w:unhideWhenUsed="1"/>
+    <w:lsdException w:name="HTML Preformatted" w:semiHidden="1" w:unhideWhenUsed="1"/>
+    <w:lsdException w:name="HTML Sample" w:semiHidden="1" w:unhideWhenUsed="1"/>
+    <w:lsdException w:name="HTML Typewriter" w:semiHidden="1" w:unhideWhenUsed="1"/>
+    <w:lsdException w:name="HTML Variable" w:semiHidden="1" w:unhideWhenUsed="1"/>
+    <w:lsdException w:name="Normal Table" w:semiHidden="1" w:unhideWhenUsed="1"/>
+    <w:lsdException w:name="annotation subject" w:semiHidden="1" w:unhideWhenUsed="1"/>
+    <w:lsdException w:name="No List" w:semiHidden="1" w:unhideWhenUsed="1"/>
+    <w:lsdException w:name="Outline List 1" w:semiHidden="1" w:unhideWhenUsed="1"/>
+    <w:lsdException w:name="Outline List 2" w:semiHidden="1" w:unhideWhenUsed="1"/>
+    <w:lsdException w:name="Outline List 3" w:semiHidden="1" w:unhideWhenUsed="1"/>
+    <w:lsdException w:name="Table Simple 1" w:semiHidden="1" w:unhideWhenUsed="1"/>
+    <w:lsdException w:name="Table Simple 2" w:semiHidden="1" w:unhideWhenUsed="1"/>
+    <w:lsdException w:name="Table Simple 3" w:semiHidden="1" w:unhideWhenUsed="1"/>
+    <w:lsdException w:name="Table Classic 1" w:semiHidden="1" w:unhideWhenUsed="1"/>
+    <w:lsdException w:name="Table Classic 2" w:semiHidden="1" w:unhideWhenUsed="1"/>
+    <w:lsdException w:name="Table Classic 3" w:semiHidden="1" w:unhideWhenUsed="1"/>
+    <w:lsdException w:name="Table Classic 4" w:semiHidden="1" w:unhideWhenUsed="1"/>
+    <w:lsdException w:name="Table Colorful 1" w:semiHidden="1" w:unhideWhenUsed="1"/>
+    <w:lsdException w:name="Table Colorful 2" w:semiHidden="1" w:unhideWhenUsed="1"/>
+    <w:lsdException w:name="Table Colorful 3" w:semiHidden="1" w:unhideWhenUsed="1"/>
+    <w:lsdException w:name="Table Columns 1" w:semiHidden="1" w:unhideWhenUsed="1"/>
+    <w:lsdException w:name="Table Columns 2" w:semiHidden="1" w:unhideWhenUsed="1"/>
+    <w:lsdException w:name="Table Columns 3" w:semiHidden="1" w:unhideWhenUsed="1"/>
+    <w:lsdException w:name="Table Columns 4" w:semiHidden="1" w:unhideWhenUsed="1"/>
+    <w:lsdException w:name="Table Columns 5" w:semiHidden="1" w:unhideWhenUsed="1"/>
+    <w:lsdException w:name="Table Grid 1" w:semiHidden="1" w:unhideWhenUsed="1"/>
+    <w:lsdException w:name="Table Grid 2" w:semiHidden="1" w:unhideWhenUsed="1"/>
+    <w:lsdException w:name="Table Grid 3" w:semiHidden="1" w:unhideWhenUsed="1"/>
+    <w:lsdException w:name="Table Grid 4" w:semiHidden="1" w:unhideWhenUsed="1"/>
+    <w:lsdException w:name="Table Grid 5" w:semiHidden="1" w:unhideWhenUsed="1"/>
+    <w:lsdException w:name="Table Grid 6" w:semiHidden="1" w:unhideWhenUsed="1"/>
+    <w:lsdException w:name="Table Grid 7" w:semiHidden="1" w:unhideWhenUsed="1"/>
+    <w:lsdException w:name="Table Grid 8" w:semiHidden="1" w:unhideWhenUsed="1"/>
+    <w:lsdException w:name="Table List 1" w:semiHidden="1" w:unhideWhenUsed="1"/>
+    <w:lsdException w:name="Table List 2" w:semiHidden="1" w:unhideWhenUsed="1"/>
+    <w:lsdException w:name="Table List 3" w:semiHidden="1" w:unhideWhenUsed="1"/>
+    <w:lsdException w:name="Table List 4" w:semiHidden="1" w:unhideWhenUsed="1"/>
+    <w:lsdException w:name="Table List 5" w:semiHidden="1" w:unhideWhenUsed="1"/>
+    <w:lsdException w:name="Table List 6" w:semiHidden="1" w:unhideWhenUsed="1"/>
+    <w:lsdException w:name="Table List 7" w:semiHidden="1" w:unhideWhenUsed="1"/>
+    <w:lsdException w:name="Table List 8" w:semiHidden="1" w:unhideWhenUsed="1"/>
+    <w:lsdException w:name="Table 3D effects 1" w:semiHidden="1" w:unhideWhenUsed="1"/>
+    <w:lsdException w:name="Table 3D effects 2" w:semiHidden="1" w:unhideWhenUsed="1"/>
+    <w:lsdException w:name="Table 3D effects 3" w:semiHidden="1" w:unhideWhenUsed="1"/>
+    <w:lsdException w:name="Table Contemporary" w:semiHidden="1" w:unhideWhenUsed="1"/>
+    <w:lsdException w:name="Table Elegant" w:semiHidden="1" w:unhideWhenUsed="1"/>
+    <w:lsdException w:name="Table Professional" w:semiHidden="1" w:unhideWhenUsed="1"/>
+    <w:lsdException w:name="Table Subtle 1" w:semiHidden="1" w:unhideWhenUsed="1"/>
+    <w:lsdException w:name="Table Subtle 2" w:semiHidden="1" w:unhideWhenUsed="1"/>
+    <w:lsdException w:name="Table Web 1" w:semiHidden="1" w:unhideWhenUsed="1"/>
+    <w:lsdException w:name="Table Web 2" w:semiHidden="1" w:unhideWhenUsed="1"/>
+    <w:lsdException w:name="Table Web 3" w:semiHidden="1" w:unhideWhenUsed="1"/>
+    <w:lsdException w:name="Balloon Text" w:semiHidden="1" w:unhideWhenUsed="1"/>
+    <w:lsdException w:name="Table Grid" w:uiPriority="39"/>
+    <w:lsdException w:name="Table Theme" w:semiHidden="1" w:unhideWhenUsed="1"/>
+    <w:lsdException w:name="Placeholder Text" w:semiHidden="1"/>
+    <w:lsdException w:name="No Spacing" w:uiPriority="1" w:qFormat="1"/>
+    <w:lsdException w:name="Light Shading" w:uiPriority="60"/>
+    <w:lsdException w:name="Light List" w:uiPriority="61"/>
+    <w:lsdException w:name="Light Grid" w:uiPriority="62"/>
+    <w:lsdException w:name="Medium Shading 1" w:uiPriority="63"/>
+    <w:lsdException w:name="Medium Shading 2" w:uiPriority="64"/>
+    <w:lsdException w:name="Medium List 1" w:uiPriority="65"/>
+    <w:lsdException w:name="Medium List 2" w:uiPriority="66"/>
+    <w:lsdException w:name="Medium Grid 1" w:uiPriority="67"/>
+    <w:lsdException w:name="Medium Grid 2" w:uiPriority="68"/>
+    <w:lsdException w:name="Medium Grid 3" w:uiPriority="69"/>
+    <w:lsdException w:name="Dark List" w:uiPriority="70"/>
+    <w:lsdException w:name="Colorful Shading" w:uiPriority="71"/>
+    <w:lsdException w:name="Colorful List" w:uiPriority="72"/>
+    <w:lsdException w:name="Colorful Grid" w:uiPriority="73"/>
+    <w:lsdException w:name="Light Shading Accent 1" w:uiPriority="60"/>
+    <w:lsdException w:name="Light List Accent 1" w:uiPriority="61"/>
+    <w:lsdException w:name="Light Grid Accent 1" w:uiPriority="62"/>
+    <w:lsdException w:name="Medium Shading 1 Accent 1" w:uiPriority="63"/>
+    <w:lsdException w:name="Medium Shading 2 Accent 1" w:uiPriority="64"/>
+    <w:lsdException w:name="Medium List 1 Accent 1" w:uiPriority="65"/>
+    <w:lsdException w:name="Revision" w:semiHidden="1"/>
+    <w:lsdException w:name="List Paragraph" w:uiPriority="34" w:qFormat="1"/>
+    <w:lsdException w:name="Quote" w:uiPriority="29" w:qFormat="1"/>
+    <w:lsdException w:name="Intense Quote" w:uiPriority="30" w:qFormat="1"/>
+    <w:lsdException w:name="Medium List 2 Accent 1" w:uiPriority="66"/>
+    <w:lsdException w:name="Medium Grid 1 Accent 1" w:uiPriority="67"/>
+    <w:lsdException w:name="Medium Grid 2 Accent 1" w:uiPriority="68"/>
+    <w:lsdException w:name="Medium Grid 3 Accent 1" w:uiPriority="69"/>
+    <w:lsdException w:name="Dark List Accent 1" w:uiPriority="70"/>
+    <w:lsdException w:name="Colorful Shading Accent 1" w:uiPriority="71"/>
+    <w:lsdException w:name="Colorful List Accent 1" w:uiPriority="72"/>
+    <w:lsdException w:name="Colorful Grid Accent 1" w:uiPriority="73"/>
+    <w:lsdException w:name="Light Shading Accent 2" w:uiPriority="60"/>
+    <w:lsdException w:name="Light List Accent 2" w:uiPriority="61"/>
+    <w:lsdException w:name="Light Grid Accent 2" w:uiPriority="62"/>
+    <w:lsdException w:name="Medium Shading 1 Accent 2" w:uiPriority="63"/>
+    <w:lsdException w:name="Medium Shading 2 Accent 2" w:uiPriority="64"/>
+    <w:lsdException w:name="Medium List 1 Accent 2" w:uiPriority="65"/>
+    <w:lsdException w:name="Medium List 2 Accent 2" w:uiPriority="66"/>
+    <w:lsdException w:name="Medium Grid 1 Accent 2" w:uiPriority="67"/>
+    <w:lsdException w:name="Medium Grid 2 Accent 2" w:uiPriority="68"/>
+    <w:lsdException w:name="Medium Grid 3 Accent 2" w:uiPriority="69"/>
+    <w:lsdException w:name="Dark List Accent 2" w:uiPriority="70"/>
+    <w:lsdException w:name="Colorful Shading Accent 2" w:uiPriority="71"/>
+    <w:lsdException w:name="Colorful List Accent 2" w:uiPriority="72"/>
+    <w:lsdException w:name="Colorful Grid Accent 2" w:uiPriority="73"/>
+    <w:lsdException w:name="Light Shading Accent 3" w:uiPriority="60"/>
+    <w:lsdException w:name="Light List Accent 3" w:uiPriority="61"/>
+    <w:lsdException w:name="Light Grid Accent 3" w:uiPriority="62"/>
+    <w:lsdException w:name="Medium Shading 1 Accent 3" w:uiPriority="63"/>
+    <w:lsdException w:name="Medium Shading 2 Accent 3" w:uiPriority="64"/>
+    <w:lsdException w:name="Medium List 1 Accent 3" w:uiPriority="65"/>
+    <w:lsdException w:name="Medium List 2 Accent 3" w:uiPriority="66"/>
+    <w:lsdException w:name="Medium Grid 1 Accent 3" w:uiPriority="67"/>
+    <w:lsdException w:name="Medium Grid 2 Accent 3" w:uiPriority="68"/>
+    <w:lsdException w:name="Medium Grid 3 Accent 3" w:uiPriority="69"/>
+    <w:lsdException w:name="Dark List Accent 3" w:uiPriority="70"/>
+    <w:lsdException w:name="Colorful Shading Accent 3" w:uiPriority="71"/>
+    <w:lsdException w:name="Colorful List Accent 3" w:uiPriority="72"/>
+    <w:lsdException w:name="Colorful Grid Accent 3" w:uiPriority="73"/>
+    <w:lsdException w:name="Light Shading Accent 4" w:uiPriority="60"/>
+    <w:lsdException w:name="Light List Accent 4" w:uiPriority="61"/>
+    <w:lsdException w:name="Light Grid Accent 4" w:uiPriority="62"/>
+    <w:lsdException w:name="Medium Shading 1 Accent 4" w:uiPriority="63"/>
+    <w:lsdException w:name="Medium Shading 2 Accent 4" w:uiPriority="64"/>
+    <w:lsdException w:name="Medium List 1 Accent 4" w:uiPriority="65"/>
+    <w:lsdException w:name="Medium List 2 Accent 4" w:uiPriority="66"/>
+    <w:lsdException w:name="Medium Grid 1 Accent 4" w:uiPriority="67"/>
+    <w:lsdException w:name="Medium Grid 2 Accent 4" w:uiPriority="68"/>
+    <w:lsdException w:name="Medium Grid 3 Accent 4" w:uiPriority="69"/>
+    <w:lsdException w:name="Dark List Accent 4" w:uiPriority="70"/>
+    <w:lsdException w:name="Colorful Shading Accent 4" w:uiPriority="71"/>
+    <w:lsdException w:name="Colorful List Accent 4" w:uiPriority="72"/>
+    <w:lsdException w:name="Colorful Grid Accent 4" w:uiPriority="73"/>
+    <w:lsdException w:name="Light Shading Accent 5" w:uiPriority="60"/>
+    <w:lsdException w:name="Light List Accent 5" w:uiPriority="61"/>
+    <w:lsdException w:name="Light Grid Accent 5" w:uiPriority="62"/>
+    <w:lsdException w:name="Medium Shading 1 Accent 5" w:uiPriority="63"/>
+    <w:lsdException w:name="Medium Shading 2 Accent 5" w:uiPriority="64"/>
+    <w:lsdException w:name="Medium List 1 Accent 5" w:uiPriority="65"/>
+    <w:lsdException w:name="Medium List 2 Accent 5" w:uiPriority="66"/>
+    <w:lsdException w:name="Medium Grid 1 Accent 5" w:uiPriority="67"/>
+    <w:lsdException w:name="Medium Grid 2 Accent 5" w:uiPriority="68"/>
+    <w:lsdException w:name="Medium Grid 3 Accent 5" w:uiPriority="69"/>
+    <w:lsdException w:name="Dark List Accent 5" w:uiPriority="70"/>
+    <w:lsdException w:name="Colorful Shading Accent 5" w:uiPriority="71"/>
+    <w:lsdException w:name="Colorful List Accent 5" w:uiPriority="72"/>
+    <w:lsdException w:name="Colorful Grid Accent 5" w:uiPriority="73"/>
+    <w:lsdException w:name="Light Shading Accent 6" w:uiPriority="60"/>
+    <w:lsdException w:name="Light List Accent 6" w:uiPriority="61"/>
+    <w:lsdException w:name="Light Grid Accent 6" w:uiPriority="62"/>
+    <w:lsdException w:name="Medium Shading 1 Accent 6" w:uiPriority="63"/>
+    <w:lsdException w:name="Medium Shading 2 Accent 6" w:uiPriority="64"/>
+    <w:lsdException w:name="Medium List 1 Accent 6" w:uiPriority="65"/>
+    <w:lsdException w:name="Medium List 2 Accent 6" w:uiPriority="66"/>
+    <w:lsdException w:name="Medium Grid 1 Accent 6" w:uiPriority="67"/>
+    <w:lsdException w:name="Medium Grid 2 Accent 6" w:uiPriority="68"/>
+    <w:lsdException w:name="Medium Grid 3 Accent 6" w:uiPriority="69"/>
+    <w:lsdException w:name="Dark List Accent 6" w:uiPriority="70"/>
+    <w:lsdException w:name="Colorful Shading Accent 6" w:uiPriority="71"/>
+    <w:lsdException w:name="Colorful List Accent 6" w:uiPriority="72"/>
+    <w:lsdException w:name="Colorful Grid Accent 6" w:uiPriority="73"/>
+    <w:lsdException w:name="Subtle Emphasis" w:uiPriority="19" w:qFormat="1"/>
+    <w:lsdException w:name="Intense Emphasis" w:uiPriority="21" w:qFormat="1"/>
+    <w:lsdException w:name="Subtle Reference" w:uiPriority="31" w:qFormat="1"/>
+    <w:lsdException w:name="Intense Reference" w:uiPriority="32" w:qFormat="1"/>
+    <w:lsdException w:name="Book Title" w:uiPriority="33" w:qFormat="1"/>
+    <w:lsdException w:name="Bibliography" w:semiHidden="1" w:uiPriority="37" w:unhideWhenUsed="1"/>
+    <w:lsdException w:name="TOC Heading" w:semiHidden="1" w:uiPriority="39" w:unhideWhenUsed="1" w:qFormat="1"/>
+    <w:lsdException w:name="Plain Table 1" w:uiPriority="41"/>
+    <w:lsdException w:name="Plain Table 2" w:uiPriority="42"/>
+    <w:lsdException w:name="Plain Table 3" w:uiPriority="43"/>
+    <w:lsdException w:name="Plain Table 4" w:uiPriority="44"/>
+    <w:lsdException w:name="Plain Table 5" w:uiPriority="45"/>
+    <w:lsdException w:name="Grid Table Light" w:uiPriority="40"/>
+    <w:lsdException w:name="Grid Table 1 Light" w:uiPriority="46"/>
+    <w:lsdException w:name="Grid Table 2" w:uiPriority="47"/>
+    <w:lsdException w:name="Grid Table 3" w:uiPriority="48"/>
+    <w:lsdException w:name="Grid Table 4" w:uiPriority="49"/>
+    <w:lsdException w:name="Grid Table 5 Dark" w:uiPriority="50"/>
+    <w:lsdException w:name="Grid Table 6 Colorful" w:uiPriority="51"/>
+    <w:lsdException w:name="Grid Table 7 Colorful" w:uiPriority="52"/>
+    <w:lsdException w:name="Grid Table 1 Light Accent 1" w:uiPriority="46"/>
+    <w:lsdException w:name="Grid Table 2 Accent 1" w:uiPriority="47"/>
+    <w:lsdException w:name="Grid Table 3 Accent 1" w:uiPriority="48"/>
+    <w:lsdException w:name="Grid Table 4 Accent 1" w:uiPriority="49"/>
+    <w:lsdException w:name="Grid Table 5 Dark Accent 1" w:uiPriority="50"/>
+    <w:lsdException w:name="Grid Table 6 Colorful Accent 1" w:uiPriority="51"/>
+    <w:lsdException w:name="Grid Table 7 Colorful Accent 1" w:uiPriority="52"/>
+    <w:lsdException w:name="Grid Table 1 Light Accent 2" w:uiPriority="46"/>
+    <w:lsdException w:name="Grid Table 2 Accent 2" w:uiPriority="47"/>
+    <w:lsdException w:name="Grid Table 3 Accent 2" w:uiPriority="48"/>
+    <w:lsdException w:name="Grid Table 4 Accent 2" w:uiPriority="49"/>
+    <w:lsdException w:name="Grid Table 5 Dark Accent 2" w:uiPriority="50"/>
+    <w:lsdException w:name="Grid Table 6 Colorful Accent 2" w:uiPriority="51"/>
+    <w:lsdException w:name="Grid Table 7 Colorful Accent 2" w:uiPriority="52"/>
+    <w:lsdException w:name="Grid Table 1 Light Accent 3" w:uiPriority="46"/>
+    <w:lsdException w:name="Grid Table 2 Accent 3" w:uiPriority="47"/>
+    <w:lsdException w:name="Grid Table 3 Accent 3" w:uiPriority="48"/>
+    <w:lsdException w:name="Grid Table 4 Accent 3" w:uiPriority="49"/>
+    <w:lsdException w:name="Grid Table 5 Dark Accent 3" w:uiPriority="50"/>
+    <w:lsdException w:name="Grid Table 6 Colorful Accent 3" w:uiPriority="51"/>
+    <w:lsdException w:name="Grid Table 7 Colorful Accent 3" w:uiPriority="52"/>
+    <w:lsdException w:name="Grid Table 1 Light Accent 4" w:uiPriority="46"/>
+    <w:lsdException w:name="Grid Table 2 Accent 4" w:uiPriority="47"/>
+    <w:lsdException w:name="Grid Table 3 Accent 4" w:uiPriority="48"/>
+    <w:lsdException w:name="Grid Table 4 Accent 4" w:uiPriority="49"/>
+    <w:lsdException w:name="Grid Table 5 Dark Accent 4" w:uiPriority="50"/>
+    <w:lsdException w:name="Grid Table 6 Colorful Accent 4" w:uiPriority="51"/>
+    <w:lsdException w:name="Grid Table 7 Colorful Accent 4" w:uiPriority="52"/>
+    <w:lsdException w:name="Grid Table 1 Light Accent 5" w:uiPriority="46"/>
+    <w:lsdException w:name="Grid Table 2 Accent 5" w:uiPriority="47"/>
+    <w:lsdException w:name="Grid Table 3 Accent 5" w:uiPriority="48"/>
+    <w:lsdException w:name="Grid Table 4 Accent 5" w:uiPriority="49"/>
+    <w:lsdException w:name="Grid Table 5 Dark Accent 5" w:uiPriority="50"/>
+    <w:lsdException w:name="Grid Table 6 Colorful Accent 5" w:uiPriority="51"/>
+    <w:lsdException w:name="Grid Table 7 Colorful Accent 5" w:uiPriority="52"/>
+    <w:lsdException w:name="Grid Table 1 Light Accent 6" w:uiPriority="46"/>
+    <w:lsdException w:name="Grid Table 2 Accent 6" w:uiPriority="47"/>
+    <w:lsdException w:name="Grid Table 3 Accent 6" w:uiPriority="48"/>
+    <w:lsdException w:name="Grid Table 4 Accent 6" w:uiPriority="49"/>
+    <w:lsdException w:name="Grid Table 5 Dark Accent 6" w:uiPriority="50"/>
+    <w:lsdException w:name="Grid Table 6 Colorful Accent 6" w:uiPriority="51"/>
+    <w:lsdException w:name="Grid Table 7 Colorful Accent 6" w:uiPriority="52"/>
+    <w:lsdException w:name="List Table 1 Light" w:uiPriority="46"/>
+    <w:lsdException w:name="List Table 2" w:uiPriority="47"/>
+    <w:lsdException w:name="List Table 3" w:uiPriority="48"/>
+    <w:lsdException w:name="List Table 4" w:uiPriority="49"/>
+    <w:lsdException w:name="List Table 5 Dark" w:uiPriority="50"/>
+    <w:lsdException w:name="List Table 6 Colorful" w:uiPriority="51"/>
+    <w:lsdException w:name="List Table 7 Colorful" w:uiPriority="52"/>
+    <w:lsdException w:name="List Table 1 Light Accent 1" w:uiPriority="46"/>
+    <w:lsdException w:name="List Table 2 Accent 1" w:uiPriority="47"/>
+    <w:lsdException w:name="List Table 3 Accent 1" w:uiPriority="48"/>
+    <w:lsdException w:name="List Table 4 Accent 1" w:uiPriority="49"/>
+    <w:lsdException w:name="List Table 5 Dark Accent 1" w:uiPriority="50"/>
+    <w:lsdException w:name="List Table 6 Colorful Accent 1" w:uiPriority="51"/>
+    <w:lsdException w:name="List Table 7 Colorful Accent 1" w:uiPriority="52"/>
+    <w:lsdException w:name="List Table 1 Light Accent 2" w:uiPriority="46"/>
+    <w:lsdException w:name="List Table 2 Accent 2" w:uiPriority="47"/>
+    <w:lsdException w:name="List Table 3 Accent 2" w:uiPriority="48"/>
+    <w:lsdException w:name="List Table 4 Accent 2" w:uiPriority="49"/>
+    <w:lsdException w:name="List Table 5 Dark Accent 2" w:uiPriority="50"/>
+    <w:lsdException w:name="List Table 6 Colorful Accent 2" w:uiPriority="51"/>
+    <w:lsdException w:name="List Table 7 Colorful Accent 2" w:uiPriority="52"/>
+    <w:lsdException w:name="List Table 1 Light Accent 3" w:uiPriority="46"/>
+    <w:lsdException w:name="List Table 2 Accent 3" w:uiPriority="47"/>
+    <w:lsdException w:name="List Table 3 Accent 3" w:uiPriority="48"/>
+    <w:lsdException w:name="List Table 4 Accent 3" w:uiPriority="49"/>
+    <w:lsdException w:name="List Table 5 Dark Accent 3" w:uiPriority="50"/>
+    <w:lsdException w:name="List Table 6 Colorful Accent 3" w:uiPriority="51"/>
+    <w:lsdException w:name="List Table 7 Colorful Accent 3" w:uiPriority="52"/>
+    <w:lsdException w:name="List Table 1 Light Accent 4" w:uiPriority="46"/>
+    <w:lsdException w:name="List Table 2 Accent 4" w:uiPriority="47"/>
+    <w:lsdException w:name="List Table 3 Accent 4" w:uiPriority="48"/>
+    <w:lsdException w:name="List Table 4 Accent 4" w:uiPriority="49"/>
+    <w:lsdException w:name="List Table 5 Dark Accent 4" w:uiPriority="50"/>
+    <w:lsdException w:name="List Table 6 Colorful Accent 4" w:uiPriority="51"/>
+    <w:lsdException w:name="List Table 7 Colorful Accent 4" w:uiPriority="52"/>
+    <w:lsdException w:name="List Table 1 Light Accent 5" w:uiPriority="46"/>
+    <w:lsdException w:name="List Table 2 Accent 5" w:uiPriority="47"/>
+    <w:lsdException w:name="List Table 3 Accent 5" w:uiPriority="48"/>
+    <w:lsdException w:name="List Table 4 Accent 5" w:uiPriority="49"/>
+    <w:lsdException w:name="List Table 5 Dark Accent 5" w:uiPriority="50"/>
+    <w:lsdException w:name="List Table 6 Colorful Accent 5" w:uiPriority="51"/>
+    <w:lsdException w:name="List Table 7 Colorful Accent 5" w:uiPriority="52"/>
+    <w:lsdException w:name="List Table 1 Light Accent 6" w:uiPriority="46"/>
+    <w:lsdException w:name="List Table 2 Accent 6" w:uiPriority="47"/>
+    <w:lsdException w:name="List Table 3 Accent 6" w:uiPriority="48"/>
+    <w:lsdException w:name="List Table 4 Accent 6" w:uiPriority="49"/>
+    <w:lsdException w:name="List Table 5 Dark Accent 6" w:uiPriority="50"/>
+    <w:lsdException w:name="List Table 6 Colorful Accent 6" w:uiPriority="51"/>
+    <w:lsdException w:name="List Table 7 Colorful Accent 6" w:uiPriority="52"/>
+    <w:lsdException w:name="Mention" w:semiHidden="1" w:unhideWhenUsed="1"/>
+    <w:lsdException w:name="Smart Hyperlink" w:semiHidden="1" w:unhideWhenUsed="1"/>
+    <w:lsdException w:name="Hashtag" w:semiHidden="1" w:unhideWhenUsed="1"/>
+    <w:lsdException w:name="Unresolved Mention" w:semiHidden="1" w:unhideWhenUsed="1"/>
+    <w:lsdException w:name="Smart Link" w:semiHidden="1" w:unhideWhenUsed="1"/>
+  </w:latentStyles>
+  <w:style w:type="paragraph" w:default="1" w:styleId="Normal">
+    <w:name w:val="Normal"/>
+    <w:qFormat/>
+    <w:rPr>
+      <w:lang w:val="da-DK"/>
+    </w:rPr>
   </w:style>
   <w:style w:type="paragraph" w:styleId="Heading1">
     <w:name w:val="heading 1"/>
     <w:basedOn w:val="Normal"/>
     <w:next w:val="Normal"/>
+    <w:uiPriority w:val="9"/>
+    <w:qFormat/>
     <w:pPr>
-      <w:keepNext w:val="1"/>
-      <w:keepLines w:val="1"/>
-      <w:pageBreakBefore w:val="0"/>
-      <w:spacing w:after="120" w:before="400" w:lineRule="auto"/>
+      <w:keepNext/>
+      <w:keepLines/>
+      <w:spacing w:before="400" w:after="120"/>
+      <w:outlineLvl w:val="0"/>
     </w:pPr>
     <w:rPr>
       <w:sz w:val="40"/>
@@ -3412,15 +3463,16 @@
     <w:name w:val="heading 2"/>
     <w:basedOn w:val="Normal"/>
     <w:next w:val="Normal"/>
+    <w:uiPriority w:val="9"/>
+    <w:unhideWhenUsed/>
+    <w:qFormat/>
     <w:pPr>
-      <w:keepNext w:val="1"/>
-      <w:keepLines w:val="1"/>
-      <w:pageBreakBefore w:val="0"/>
-      <w:spacing w:after="120" w:before="360" w:lineRule="auto"/>
+      <w:keepNext/>
+      <w:keepLines/>
+      <w:spacing w:before="360" w:after="120"/>
+      <w:outlineLvl w:val="1"/>
     </w:pPr>
     <w:rPr>
-      <w:b w:val="0"/>
-      <w:bCs w:val="0"/>
       <w:sz w:val="32"/>
       <w:szCs w:val="32"/>
     </w:rPr>
@@ -3429,15 +3481,16 @@
     <w:name w:val="heading 3"/>
     <w:basedOn w:val="Normal"/>
     <w:next w:val="Normal"/>
+    <w:uiPriority w:val="9"/>
+    <w:unhideWhenUsed/>
+    <w:qFormat/>
     <w:pPr>
-      <w:keepNext w:val="1"/>
-      <w:keepLines w:val="1"/>
-      <w:pageBreakBefore w:val="0"/>
-      <w:spacing w:after="80" w:before="320" w:lineRule="auto"/>
+      <w:keepNext/>
+      <w:keepLines/>
+      <w:spacing w:before="320" w:after="80"/>
+      <w:outlineLvl w:val="2"/>
     </w:pPr>
     <w:rPr>
-      <w:b w:val="0"/>
-      <w:bCs w:val="0"/>
       <w:color w:val="434343"/>
       <w:sz w:val="28"/>
       <w:szCs w:val="28"/>
@@ -3447,11 +3500,15 @@
     <w:name w:val="heading 4"/>
     <w:basedOn w:val="Normal"/>
     <w:next w:val="Normal"/>
+    <w:uiPriority w:val="9"/>
+    <w:semiHidden/>
+    <w:unhideWhenUsed/>
+    <w:qFormat/>
     <w:pPr>
-      <w:keepNext w:val="1"/>
-      <w:keepLines w:val="1"/>
-      <w:pageBreakBefore w:val="0"/>
-      <w:spacing w:after="80" w:before="280" w:lineRule="auto"/>
+      <w:keepNext/>
+      <w:keepLines/>
+      <w:spacing w:before="280" w:after="80"/>
+      <w:outlineLvl w:val="3"/>
     </w:pPr>
     <w:rPr>
       <w:color w:val="666666"/>
@@ -3463,45 +3520,87 @@
     <w:name w:val="heading 5"/>
     <w:basedOn w:val="Normal"/>
     <w:next w:val="Normal"/>
+    <w:uiPriority w:val="9"/>
+    <w:semiHidden/>
+    <w:unhideWhenUsed/>
+    <w:qFormat/>
     <w:pPr>
-      <w:keepNext w:val="1"/>
-      <w:keepLines w:val="1"/>
-      <w:pageBreakBefore w:val="0"/>
-      <w:spacing w:after="80" w:before="240" w:lineRule="auto"/>
+      <w:keepNext/>
+      <w:keepLines/>
+      <w:spacing w:before="240" w:after="80"/>
+      <w:outlineLvl w:val="4"/>
     </w:pPr>
     <w:rPr>
       <w:color w:val="666666"/>
-      <w:sz w:val="22"/>
-      <w:szCs w:val="22"/>
     </w:rPr>
   </w:style>
   <w:style w:type="paragraph" w:styleId="Heading6">
     <w:name w:val="heading 6"/>
     <w:basedOn w:val="Normal"/>
     <w:next w:val="Normal"/>
+    <w:uiPriority w:val="9"/>
+    <w:semiHidden/>
+    <w:unhideWhenUsed/>
+    <w:qFormat/>
     <w:pPr>
-      <w:keepNext w:val="1"/>
-      <w:keepLines w:val="1"/>
-      <w:pageBreakBefore w:val="0"/>
-      <w:spacing w:after="80" w:before="240" w:lineRule="auto"/>
+      <w:keepNext/>
+      <w:keepLines/>
+      <w:spacing w:before="240" w:after="80"/>
+      <w:outlineLvl w:val="5"/>
     </w:pPr>
     <w:rPr>
-      <w:i w:val="1"/>
-      <w:iCs w:val="1"/>
+      <w:i/>
+      <w:iCs/>
       <w:color w:val="666666"/>
-      <w:sz w:val="22"/>
-      <w:szCs w:val="22"/>
     </w:rPr>
+  </w:style>
+  <w:style w:type="character" w:default="1" w:styleId="DefaultParagraphFont">
+    <w:name w:val="Default Paragraph Font"/>
+    <w:uiPriority w:val="1"/>
+    <w:unhideWhenUsed/>
+  </w:style>
+  <w:style w:type="table" w:default="1" w:styleId="TableNormal">
+    <w:name w:val="Normal Table"/>
+    <w:uiPriority w:val="99"/>
+    <w:semiHidden/>
+    <w:unhideWhenUsed/>
+    <w:tblPr>
+      <w:tblInd w:w="0" w:type="dxa"/>
+      <w:tblCellMar>
+        <w:top w:w="0" w:type="dxa"/>
+        <w:left w:w="108" w:type="dxa"/>
+        <w:bottom w:w="0" w:type="dxa"/>
+        <w:right w:w="108" w:type="dxa"/>
+      </w:tblCellMar>
+    </w:tblPr>
+  </w:style>
+  <w:style w:type="numbering" w:default="1" w:styleId="NoList">
+    <w:name w:val="No List"/>
+    <w:uiPriority w:val="99"/>
+    <w:semiHidden/>
+    <w:unhideWhenUsed/>
+  </w:style>
+  <w:style w:type="table" w:customStyle="1" w:styleId="TableNormal0">
+    <w:name w:val="TableNormal"/>
+    <w:tblPr>
+      <w:tblCellMar>
+        <w:top w:w="100" w:type="dxa"/>
+        <w:left w:w="100" w:type="dxa"/>
+        <w:bottom w:w="100" w:type="dxa"/>
+        <w:right w:w="100" w:type="dxa"/>
+      </w:tblCellMar>
+    </w:tblPr>
   </w:style>
   <w:style w:type="paragraph" w:styleId="Title">
     <w:name w:val="Title"/>
     <w:basedOn w:val="Normal"/>
     <w:next w:val="Normal"/>
+    <w:uiPriority w:val="10"/>
+    <w:qFormat/>
     <w:pPr>
-      <w:keepNext w:val="1"/>
-      <w:keepLines w:val="1"/>
-      <w:pageBreakBefore w:val="0"/>
-      <w:spacing w:after="60" w:before="0" w:lineRule="auto"/>
+      <w:keepNext/>
+      <w:keepLines/>
+      <w:spacing w:after="60"/>
     </w:pPr>
     <w:rPr>
       <w:sz w:val="52"/>
@@ -3512,20 +3611,29 @@
     <w:name w:val="Subtitle"/>
     <w:basedOn w:val="Normal"/>
     <w:next w:val="Normal"/>
+    <w:uiPriority w:val="11"/>
+    <w:qFormat/>
     <w:pPr>
-      <w:keepNext w:val="1"/>
-      <w:keepLines w:val="1"/>
-      <w:pageBreakBefore w:val="0"/>
-      <w:spacing w:after="320" w:before="0" w:lineRule="auto"/>
+      <w:keepNext/>
+      <w:keepLines/>
+      <w:spacing w:after="320"/>
     </w:pPr>
     <w:rPr>
-      <w:rFonts w:ascii="Arial" w:cs="Arial" w:eastAsia="Arial" w:hAnsi="Arial"/>
-      <w:i w:val="0"/>
-      <w:iCs w:val="0"/>
       <w:color w:val="666666"/>
       <w:sz w:val="30"/>
       <w:szCs w:val="30"/>
     </w:rPr>
+  </w:style>
+  <w:style w:type="paragraph" w:styleId="ListParagraph">
+    <w:name w:val="List Paragraph"/>
+    <w:basedOn w:val="Normal"/>
+    <w:uiPriority w:val="34"/>
+    <w:qFormat/>
+    <w:rsid w:val="00AB374C"/>
+    <w:pPr>
+      <w:ind w:left="720"/>
+      <w:contextualSpacing/>
+    </w:pPr>
   </w:style>
 </w:styles>
 </file>

--- a/docs/Design dokument.docx
+++ b/docs/Design dokument.docx
@@ -52,6 +52,7 @@
           <w:rFonts w:ascii="Times New Roman" w:eastAsia="Times New Roman" w:hAnsi="Times New Roman" w:cs="Times New Roman"/>
           <w:b/>
           <w:bCs/>
+          <w:noProof/>
           <w:sz w:val="24"/>
           <w:szCs w:val="24"/>
         </w:rPr>
@@ -502,9 +503,79 @@
           <w:ilvl w:val="0"/>
           <w:numId w:val="12"/>
         </w:numPr>
-      </w:pPr>
-      <w:r>
-        <w:t>Produkt: id, name, slug, price, description, shortDescription, image, imageUrl, category, subcategory, brand, unit, inStock, stockQuantity, featured</w:t>
+        <w:rPr>
+          <w:lang w:val="en-US"/>
+        </w:rPr>
+      </w:pPr>
+      <w:proofErr w:type="spellStart"/>
+      <w:r>
+        <w:rPr>
+          <w:lang w:val="en-US"/>
+        </w:rPr>
+        <w:t>Produkt</w:t>
+      </w:r>
+      <w:proofErr w:type="spellEnd"/>
+      <w:r>
+        <w:rPr>
+          <w:lang w:val="en-US"/>
+        </w:rPr>
+        <w:t xml:space="preserve">: id, name, slug, price, description, </w:t>
+      </w:r>
+      <w:proofErr w:type="spellStart"/>
+      <w:r>
+        <w:rPr>
+          <w:lang w:val="en-US"/>
+        </w:rPr>
+        <w:t>shortDescription</w:t>
+      </w:r>
+      <w:proofErr w:type="spellEnd"/>
+      <w:r>
+        <w:rPr>
+          <w:lang w:val="en-US"/>
+        </w:rPr>
+        <w:t xml:space="preserve">, image, </w:t>
+      </w:r>
+      <w:proofErr w:type="spellStart"/>
+      <w:r>
+        <w:rPr>
+          <w:lang w:val="en-US"/>
+        </w:rPr>
+        <w:t>imageUrl</w:t>
+      </w:r>
+      <w:proofErr w:type="spellEnd"/>
+      <w:r>
+        <w:rPr>
+          <w:lang w:val="en-US"/>
+        </w:rPr>
+        <w:t xml:space="preserve">, category, subcategory, brand, unit, </w:t>
+      </w:r>
+      <w:proofErr w:type="spellStart"/>
+      <w:r>
+        <w:rPr>
+          <w:lang w:val="en-US"/>
+        </w:rPr>
+        <w:t>inStock</w:t>
+      </w:r>
+      <w:proofErr w:type="spellEnd"/>
+      <w:r>
+        <w:rPr>
+          <w:lang w:val="en-US"/>
+        </w:rPr>
+        <w:t xml:space="preserve">, </w:t>
+      </w:r>
+      <w:proofErr w:type="spellStart"/>
+      <w:r>
+        <w:rPr>
+          <w:lang w:val="en-US"/>
+        </w:rPr>
+        <w:t>stockQuantity</w:t>
+      </w:r>
+      <w:proofErr w:type="spellEnd"/>
+      <w:r>
+        <w:rPr>
+          <w:lang w:val="en-US"/>
+        </w:rPr>
+        <w:t>, featured</w:t>
       </w:r>
     </w:p>
     <w:p>
@@ -514,10 +585,52 @@
           <w:ilvl w:val="0"/>
           <w:numId w:val="12"/>
         </w:numPr>
-      </w:pPr>
-      <w:r>
-        <w:t>Kunde (Customer): firstName, lastName, email, phone, address, city, postalCode</w:t>
-      </w:r>
+        <w:rPr>
+          <w:lang w:val="en-US"/>
+        </w:rPr>
+      </w:pPr>
+      <w:r>
+        <w:rPr>
+          <w:lang w:val="en-US"/>
+        </w:rPr>
+        <w:t xml:space="preserve">Kunde (Customer): </w:t>
+      </w:r>
+      <w:proofErr w:type="spellStart"/>
+      <w:r>
+        <w:rPr>
+          <w:lang w:val="en-US"/>
+        </w:rPr>
+        <w:t>firstName</w:t>
+      </w:r>
+      <w:proofErr w:type="spellEnd"/>
+      <w:r>
+        <w:rPr>
+          <w:lang w:val="en-US"/>
+        </w:rPr>
+        <w:t xml:space="preserve">, </w:t>
+      </w:r>
+      <w:proofErr w:type="spellStart"/>
+      <w:r>
+        <w:rPr>
+          <w:lang w:val="en-US"/>
+        </w:rPr>
+        <w:t>lastName</w:t>
+      </w:r>
+      <w:proofErr w:type="spellEnd"/>
+      <w:r>
+        <w:rPr>
+          <w:lang w:val="en-US"/>
+        </w:rPr>
+        <w:t xml:space="preserve">, email, phone, address, city, </w:t>
+      </w:r>
+      <w:proofErr w:type="spellStart"/>
+      <w:r>
+        <w:rPr>
+          <w:lang w:val="en-US"/>
+        </w:rPr>
+        <w:t>postalCode</w:t>
+      </w:r>
+      <w:proofErr w:type="spellEnd"/>
     </w:p>
     <w:p>
       <w:pPr>
@@ -526,10 +639,80 @@
           <w:ilvl w:val="0"/>
           <w:numId w:val="12"/>
         </w:numPr>
-      </w:pPr>
-      <w:r>
-        <w:t>Ordre (Order): id, customer (indlejret Customer), items (liste af OrderItem), total, createdAt</w:t>
-      </w:r>
+        <w:rPr>
+          <w:lang w:val="en-US"/>
+        </w:rPr>
+      </w:pPr>
+      <w:r>
+        <w:rPr>
+          <w:lang w:val="en-US"/>
+        </w:rPr>
+        <w:t>Ordre (Order): id, customer (</w:t>
+      </w:r>
+      <w:proofErr w:type="spellStart"/>
+      <w:r>
+        <w:rPr>
+          <w:lang w:val="en-US"/>
+        </w:rPr>
+        <w:t>indlejret</w:t>
+      </w:r>
+      <w:proofErr w:type="spellEnd"/>
+      <w:r>
+        <w:rPr>
+          <w:lang w:val="en-US"/>
+        </w:rPr>
+        <w:t xml:space="preserve"> Customer), items (</w:t>
+      </w:r>
+      <w:proofErr w:type="spellStart"/>
+      <w:r>
+        <w:rPr>
+          <w:lang w:val="en-US"/>
+        </w:rPr>
+        <w:t>liste</w:t>
+      </w:r>
+      <w:proofErr w:type="spellEnd"/>
+      <w:r>
+        <w:rPr>
+          <w:lang w:val="en-US"/>
+        </w:rPr>
+        <w:t xml:space="preserve"> </w:t>
+      </w:r>
+      <w:proofErr w:type="spellStart"/>
+      <w:r>
+        <w:rPr>
+          <w:lang w:val="en-US"/>
+        </w:rPr>
+        <w:t>af</w:t>
+      </w:r>
+      <w:proofErr w:type="spellEnd"/>
+      <w:r>
+        <w:rPr>
+          <w:lang w:val="en-US"/>
+        </w:rPr>
+        <w:t xml:space="preserve"> </w:t>
+      </w:r>
+      <w:proofErr w:type="spellStart"/>
+      <w:r>
+        <w:rPr>
+          <w:lang w:val="en-US"/>
+        </w:rPr>
+        <w:t>OrderItem</w:t>
+      </w:r>
+      <w:proofErr w:type="spellEnd"/>
+      <w:r>
+        <w:rPr>
+          <w:lang w:val="en-US"/>
+        </w:rPr>
+        <w:t xml:space="preserve">), total, </w:t>
+      </w:r>
+      <w:proofErr w:type="spellStart"/>
+      <w:r>
+        <w:rPr>
+          <w:lang w:val="en-US"/>
+        </w:rPr>
+        <w:t>createdAt</w:t>
+      </w:r>
+      <w:proofErr w:type="spellEnd"/>
     </w:p>
     <w:p>
       <w:pPr>
@@ -550,9 +733,51 @@
           <w:ilvl w:val="0"/>
           <w:numId w:val="12"/>
         </w:numPr>
-      </w:pPr>
-      <w:r>
-        <w:t>Opskrift (Recipe): id, title, slug, description, ingredients, instructions, prepTimeMinutes, bakeTimeMinutes, servings</w:t>
+        <w:rPr>
+          <w:lang w:val="en-US"/>
+        </w:rPr>
+      </w:pPr>
+      <w:proofErr w:type="spellStart"/>
+      <w:r>
+        <w:rPr>
+          <w:lang w:val="en-US"/>
+        </w:rPr>
+        <w:t>Opskrift</w:t>
+      </w:r>
+      <w:proofErr w:type="spellEnd"/>
+      <w:r>
+        <w:rPr>
+          <w:lang w:val="en-US"/>
+        </w:rPr>
+        <w:t xml:space="preserve"> (Recipe): id, title, slug, description, ingredients, instructions, </w:t>
+      </w:r>
+      <w:proofErr w:type="spellStart"/>
+      <w:r>
+        <w:rPr>
+          <w:lang w:val="en-US"/>
+        </w:rPr>
+        <w:t>prepTimeMinutes</w:t>
+      </w:r>
+      <w:proofErr w:type="spellEnd"/>
+      <w:r>
+        <w:rPr>
+          <w:lang w:val="en-US"/>
+        </w:rPr>
+        <w:t xml:space="preserve">, </w:t>
+      </w:r>
+      <w:proofErr w:type="spellStart"/>
+      <w:r>
+        <w:rPr>
+          <w:lang w:val="en-US"/>
+        </w:rPr>
+        <w:t>bakeTimeMinutes</w:t>
+      </w:r>
+      <w:proofErr w:type="spellEnd"/>
+      <w:r>
+        <w:rPr>
+          <w:lang w:val="en-US"/>
+        </w:rPr>
+        <w:t>, servings</w:t>
       </w:r>
     </w:p>
     <w:p>
@@ -862,13 +1087,15 @@
           <w:rFonts w:ascii="Times New Roman" w:eastAsia="Times New Roman" w:hAnsi="Times New Roman" w:cs="Times New Roman"/>
           <w:sz w:val="24"/>
           <w:szCs w:val="24"/>
-        </w:rPr>
-      </w:pPr>
-      <w:r>
-        <w:rPr>
-          <w:rFonts w:ascii="Times New Roman" w:eastAsia="Times New Roman" w:hAnsi="Times New Roman" w:cs="Times New Roman"/>
-          <w:sz w:val="24"/>
-          <w:szCs w:val="24"/>
+          <w:lang w:val="en-US"/>
+        </w:rPr>
+      </w:pPr>
+      <w:r>
+        <w:rPr>
+          <w:rFonts w:ascii="Times New Roman" w:eastAsia="Times New Roman" w:hAnsi="Times New Roman" w:cs="Times New Roman"/>
+          <w:sz w:val="24"/>
+          <w:szCs w:val="24"/>
+          <w:lang w:val="en-US"/>
         </w:rPr>
         <w:t>image: /assets/Images/tipo-00-mel.jpg</w:t>
       </w:r>
@@ -1616,7 +1843,19 @@
         <w:rPr>
           <w:rFonts w:ascii="Times New Roman" w:eastAsia="Times New Roman" w:hAnsi="Times New Roman" w:cs="Times New Roman"/>
         </w:rPr>
-        <w:t xml:space="preserve">Årsagen er scope for projekt. </w:t>
+        <w:t>Årsagen</w:t>
+      </w:r>
+      <w:r>
+        <w:rPr>
+          <w:rFonts w:ascii="Times New Roman" w:eastAsia="Times New Roman" w:hAnsi="Times New Roman" w:cs="Times New Roman"/>
+        </w:rPr>
+        <w:t xml:space="preserve"> til disse</w:t>
+      </w:r>
+      <w:r>
+        <w:rPr>
+          <w:rFonts w:ascii="Times New Roman" w:eastAsia="Times New Roman" w:hAnsi="Times New Roman" w:cs="Times New Roman"/>
+        </w:rPr>
+        <w:t xml:space="preserve"> er scope for projekt. </w:t>
       </w:r>
     </w:p>
     <w:p>
@@ -3557,6 +3796,7 @@
   <w:style w:type="character" w:default="1" w:styleId="DefaultParagraphFont">
     <w:name w:val="Default Paragraph Font"/>
     <w:uiPriority w:val="1"/>
+    <w:semiHidden/>
     <w:unhideWhenUsed/>
   </w:style>
   <w:style w:type="table" w:default="1" w:styleId="TableNormal">
